--- a/10. Worksheet_PABW_Pertemuan10 - ID (revisi sinkron v2).docx/Worksheet/10. Worksheet_PABW_Pertemuan10 - ID (revisi sinkron v2).docx
+++ b/10. Worksheet_PABW_Pertemuan10 - ID (revisi sinkron v2).docx/Worksheet/10. Worksheet_PABW_Pertemuan10 - ID (revisi sinkron v2).docx
@@ -109,51 +109,7 @@
           <w:sz w:val="18"/>
           <w:szCs w:val="18"/>
         </w:rPr>
-        <w:t xml:space="preserve"> </w:t>
-      </w:r>
-      <w:proofErr w:type="gramStart"/>
-      <w:r>
-        <w:rPr>
-          <w:i/>
-          <w:iCs/>
-          <w:color w:val="5A6080"/>
-          <w:sz w:val="18"/>
-          <w:szCs w:val="18"/>
-        </w:rPr>
-        <w:t>Web  ·</w:t>
-      </w:r>
-      <w:proofErr w:type="gramEnd"/>
-      <w:r>
-        <w:rPr>
-          <w:i/>
-          <w:iCs/>
-          <w:color w:val="5A6080"/>
-          <w:sz w:val="18"/>
-          <w:szCs w:val="18"/>
-        </w:rPr>
-        <w:t xml:space="preserve">  SIF</w:t>
-      </w:r>
-      <w:proofErr w:type="gramStart"/>
-      <w:r>
-        <w:rPr>
-          <w:i/>
-          <w:iCs/>
-          <w:color w:val="5A6080"/>
-          <w:sz w:val="18"/>
-          <w:szCs w:val="18"/>
-        </w:rPr>
-        <w:t>302  ·</w:t>
-      </w:r>
-      <w:proofErr w:type="gramEnd"/>
-      <w:r>
-        <w:rPr>
-          <w:i/>
-          <w:iCs/>
-          <w:color w:val="5A6080"/>
-          <w:sz w:val="18"/>
-          <w:szCs w:val="18"/>
-        </w:rPr>
-        <w:t xml:space="preserve">  Semester </w:t>
+        <w:t xml:space="preserve"> Web  ·  SIF302  ·  Semester </w:t>
       </w:r>
       <w:proofErr w:type="spellStart"/>
       <w:r>
@@ -453,29 +409,7 @@
                 <w:sz w:val="17"/>
                 <w:szCs w:val="17"/>
               </w:rPr>
-              <w:t xml:space="preserve"> </w:t>
-            </w:r>
-            <w:proofErr w:type="gramStart"/>
-            <w:r>
-              <w:rPr>
-                <w:b/>
-                <w:bCs/>
-                <w:color w:val="003796"/>
-                <w:sz w:val="17"/>
-                <w:szCs w:val="17"/>
-              </w:rPr>
-              <w:t>10  ·</w:t>
-            </w:r>
-            <w:proofErr w:type="gramEnd"/>
-            <w:r>
-              <w:rPr>
-                <w:b/>
-                <w:bCs/>
-                <w:color w:val="003796"/>
-                <w:sz w:val="17"/>
-                <w:szCs w:val="17"/>
-              </w:rPr>
-              <w:t xml:space="preserve">  JavaScript </w:t>
+              <w:t xml:space="preserve"> 10  ·  JavaScript </w:t>
             </w:r>
             <w:proofErr w:type="spellStart"/>
             <w:r>
@@ -541,7 +475,6 @@
             <w:pPr>
               <w:spacing w:after="0"/>
             </w:pPr>
-            <w:proofErr w:type="gramStart"/>
             <w:r>
               <w:rPr>
                 <w:b/>
@@ -562,7 +495,6 @@
               <w:t>Dikerjakan</w:t>
             </w:r>
             <w:proofErr w:type="spellEnd"/>
-            <w:proofErr w:type="gramEnd"/>
             <w:r>
               <w:rPr>
                 <w:color w:val="1A1A2E"/>
@@ -1747,7 +1679,6 @@
               <w:t xml:space="preserve">2. </w:t>
             </w:r>
             <w:proofErr w:type="spellStart"/>
-            <w:proofErr w:type="gramStart"/>
             <w:r>
               <w:rPr>
                 <w:color w:val="1A1A2E"/>
@@ -1757,7 +1688,6 @@
               <w:t>respons.ok</w:t>
             </w:r>
             <w:proofErr w:type="spellEnd"/>
-            <w:proofErr w:type="gramEnd"/>
             <w:r>
               <w:rPr>
                 <w:color w:val="1A1A2E"/>
@@ -3811,25 +3741,7 @@
                 <w:sz w:val="18"/>
                 <w:szCs w:val="18"/>
               </w:rPr>
-              <w:t xml:space="preserve"> </w:t>
-            </w:r>
-            <w:proofErr w:type="gramStart"/>
-            <w:r>
-              <w:rPr>
-                <w:color w:val="1A1A2E"/>
-                <w:sz w:val="18"/>
-                <w:szCs w:val="18"/>
-              </w:rPr>
-              <w:t>render(</w:t>
-            </w:r>
-            <w:proofErr w:type="gramEnd"/>
-            <w:r>
-              <w:rPr>
-                <w:color w:val="1A1A2E"/>
-                <w:sz w:val="18"/>
-                <w:szCs w:val="18"/>
-              </w:rPr>
-              <w:t>).</w:t>
+              <w:t xml:space="preserve"> render().</w:t>
             </w:r>
           </w:p>
         </w:tc>
@@ -5131,7 +5043,6 @@
               <w:t xml:space="preserve"> </w:t>
             </w:r>
             <w:proofErr w:type="spellStart"/>
-            <w:proofErr w:type="gramStart"/>
             <w:r>
               <w:rPr>
                 <w:color w:val="1A1A2E"/>
@@ -5141,7 +5052,6 @@
               <w:t>respons.ok</w:t>
             </w:r>
             <w:proofErr w:type="spellEnd"/>
-            <w:proofErr w:type="gramEnd"/>
           </w:p>
         </w:tc>
         <w:tc>
@@ -5527,7 +5437,6 @@
               <w:t xml:space="preserve"> </w:t>
             </w:r>
             <w:proofErr w:type="spellStart"/>
-            <w:proofErr w:type="gramStart"/>
             <w:r>
               <w:rPr>
                 <w:color w:val="1A1A2E"/>
@@ -5543,16 +5452,7 @@
                 <w:sz w:val="18"/>
                 <w:szCs w:val="18"/>
               </w:rPr>
-              <w:t>(</w:t>
-            </w:r>
-            <w:proofErr w:type="gramEnd"/>
-            <w:r>
-              <w:rPr>
-                <w:color w:val="1A1A2E"/>
-                <w:sz w:val="18"/>
-                <w:szCs w:val="18"/>
-              </w:rPr>
-              <w:t xml:space="preserve">), </w:t>
+              <w:t xml:space="preserve">(), </w:t>
             </w:r>
             <w:proofErr w:type="spellStart"/>
             <w:r>
@@ -7144,36 +7044,24 @@
             <w:pPr>
               <w:spacing w:after="0"/>
             </w:pPr>
-            <w:proofErr w:type="gramStart"/>
             <w:r>
               <w:rPr>
                 <w:color w:val="FFFFFF"/>
                 <w:sz w:val="17"/>
                 <w:szCs w:val="17"/>
               </w:rPr>
-              <w:t>▌  fetch</w:t>
-            </w:r>
-            <w:proofErr w:type="gramEnd"/>
+              <w:t xml:space="preserve">▌  fetch TIDAK MELEMPAR GALAT PADA STATUS 404, PERIKSA </w:t>
+            </w:r>
+            <w:proofErr w:type="spellStart"/>
             <w:r>
               <w:rPr>
                 <w:color w:val="FFFFFF"/>
                 <w:sz w:val="17"/>
                 <w:szCs w:val="17"/>
               </w:rPr>
-              <w:t xml:space="preserve"> TIDAK MELEMPAR GALAT PADA STATUS 404, PERIKSA </w:t>
-            </w:r>
-            <w:proofErr w:type="spellStart"/>
-            <w:proofErr w:type="gramStart"/>
-            <w:r>
-              <w:rPr>
-                <w:color w:val="FFFFFF"/>
-                <w:sz w:val="17"/>
-                <w:szCs w:val="17"/>
-              </w:rPr>
               <w:t>respons.ok</w:t>
             </w:r>
             <w:proofErr w:type="spellEnd"/>
-            <w:proofErr w:type="gramEnd"/>
           </w:p>
           <w:p>
             <w:pPr>
@@ -7606,7 +7494,6 @@
       <w:pPr>
         <w:spacing w:before="280" w:after="80"/>
       </w:pPr>
-      <w:proofErr w:type="gramStart"/>
       <w:r>
         <w:rPr>
           <w:b/>
@@ -7629,7 +7516,6 @@
         <w:t>Berkas</w:t>
       </w:r>
       <w:proofErr w:type="spellEnd"/>
-      <w:proofErr w:type="gramEnd"/>
       <w:r>
         <w:rPr>
           <w:b/>
@@ -8560,7 +8446,6 @@
       <w:pPr>
         <w:spacing w:before="280" w:after="80"/>
       </w:pPr>
-      <w:proofErr w:type="gramStart"/>
       <w:r>
         <w:rPr>
           <w:b/>
@@ -8583,7 +8468,6 @@
         <w:t>Siapkan</w:t>
       </w:r>
       <w:proofErr w:type="spellEnd"/>
-      <w:proofErr w:type="gramEnd"/>
       <w:r>
         <w:rPr>
           <w:b/>
@@ -9193,7 +9077,6 @@
             <w:pPr>
               <w:spacing w:after="0"/>
             </w:pPr>
-            <w:proofErr w:type="gramStart"/>
             <w:r>
               <w:rPr>
                 <w:rFonts w:ascii="Verdana" w:eastAsia="Verdana" w:hAnsi="Verdana" w:cs="Verdana"/>
@@ -9201,9 +9084,9 @@
                 <w:sz w:val="17"/>
                 <w:szCs w:val="17"/>
               </w:rPr>
-              <w:t>&lt;!--</w:t>
-            </w:r>
-            <w:proofErr w:type="gramEnd"/>
+              <w:t xml:space="preserve">&lt;!-- </w:t>
+            </w:r>
+            <w:proofErr w:type="spellStart"/>
             <w:r>
               <w:rPr>
                 <w:rFonts w:ascii="Verdana" w:eastAsia="Verdana" w:hAnsi="Verdana" w:cs="Verdana"/>
@@ -9211,9 +9094,9 @@
                 <w:sz w:val="17"/>
                 <w:szCs w:val="17"/>
               </w:rPr>
-              <w:t xml:space="preserve"> </w:t>
-            </w:r>
-            <w:proofErr w:type="spellStart"/>
+              <w:t>dari</w:t>
+            </w:r>
+            <w:proofErr w:type="spellEnd"/>
             <w:r>
               <w:rPr>
                 <w:rFonts w:ascii="Verdana" w:eastAsia="Verdana" w:hAnsi="Verdana" w:cs="Verdana"/>
@@ -9221,9 +9104,9 @@
                 <w:sz w:val="17"/>
                 <w:szCs w:val="17"/>
               </w:rPr>
-              <w:t>dari</w:t>
-            </w:r>
-            <w:proofErr w:type="spellEnd"/>
+              <w:t xml:space="preserve"> </w:t>
+            </w:r>
+            <w:proofErr w:type="spellStart"/>
             <w:r>
               <w:rPr>
                 <w:rFonts w:ascii="Verdana" w:eastAsia="Verdana" w:hAnsi="Verdana" w:cs="Verdana"/>
@@ -9231,9 +9114,9 @@
                 <w:sz w:val="17"/>
                 <w:szCs w:val="17"/>
               </w:rPr>
-              <w:t xml:space="preserve"> </w:t>
-            </w:r>
-            <w:proofErr w:type="spellStart"/>
+              <w:t>Pertemuan</w:t>
+            </w:r>
+            <w:proofErr w:type="spellEnd"/>
             <w:r>
               <w:rPr>
                 <w:rFonts w:ascii="Verdana" w:eastAsia="Verdana" w:hAnsi="Verdana" w:cs="Verdana"/>
@@ -9241,9 +9124,9 @@
                 <w:sz w:val="17"/>
                 <w:szCs w:val="17"/>
               </w:rPr>
-              <w:t>Pertemuan</w:t>
-            </w:r>
-            <w:proofErr w:type="spellEnd"/>
+              <w:t xml:space="preserve"> 9: </w:t>
+            </w:r>
+            <w:proofErr w:type="spellStart"/>
             <w:r>
               <w:rPr>
                 <w:rFonts w:ascii="Verdana" w:eastAsia="Verdana" w:hAnsi="Verdana" w:cs="Verdana"/>
@@ -9251,9 +9134,9 @@
                 <w:sz w:val="17"/>
                 <w:szCs w:val="17"/>
               </w:rPr>
-              <w:t xml:space="preserve"> 9: </w:t>
-            </w:r>
-            <w:proofErr w:type="spellStart"/>
+              <w:t>cukup</w:t>
+            </w:r>
+            <w:proofErr w:type="spellEnd"/>
             <w:r>
               <w:rPr>
                 <w:rFonts w:ascii="Verdana" w:eastAsia="Verdana" w:hAnsi="Verdana" w:cs="Verdana"/>
@@ -9261,9 +9144,9 @@
                 <w:sz w:val="17"/>
                 <w:szCs w:val="17"/>
               </w:rPr>
-              <w:t>cukup</w:t>
-            </w:r>
-            <w:proofErr w:type="spellEnd"/>
+              <w:t xml:space="preserve"> </w:t>
+            </w:r>
+            <w:proofErr w:type="spellStart"/>
             <w:r>
               <w:rPr>
                 <w:rFonts w:ascii="Verdana" w:eastAsia="Verdana" w:hAnsi="Verdana" w:cs="Verdana"/>
@@ -9271,9 +9154,9 @@
                 <w:sz w:val="17"/>
                 <w:szCs w:val="17"/>
               </w:rPr>
-              <w:t xml:space="preserve"> </w:t>
-            </w:r>
-            <w:proofErr w:type="spellStart"/>
+              <w:t>dicek</w:t>
+            </w:r>
+            <w:proofErr w:type="spellEnd"/>
             <w:r>
               <w:rPr>
                 <w:rFonts w:ascii="Verdana" w:eastAsia="Verdana" w:hAnsi="Verdana" w:cs="Verdana"/>
@@ -9281,9 +9164,9 @@
                 <w:sz w:val="17"/>
                 <w:szCs w:val="17"/>
               </w:rPr>
-              <w:t>dicek</w:t>
-            </w:r>
-            <w:proofErr w:type="spellEnd"/>
+              <w:t xml:space="preserve"> </w:t>
+            </w:r>
+            <w:proofErr w:type="spellStart"/>
             <w:r>
               <w:rPr>
                 <w:rFonts w:ascii="Verdana" w:eastAsia="Verdana" w:hAnsi="Verdana" w:cs="Verdana"/>
@@ -9291,9 +9174,9 @@
                 <w:sz w:val="17"/>
                 <w:szCs w:val="17"/>
               </w:rPr>
-              <w:t xml:space="preserve"> </w:t>
-            </w:r>
-            <w:proofErr w:type="spellStart"/>
+              <w:t>masih</w:t>
+            </w:r>
+            <w:proofErr w:type="spellEnd"/>
             <w:r>
               <w:rPr>
                 <w:rFonts w:ascii="Verdana" w:eastAsia="Verdana" w:hAnsi="Verdana" w:cs="Verdana"/>
@@ -9301,9 +9184,9 @@
                 <w:sz w:val="17"/>
                 <w:szCs w:val="17"/>
               </w:rPr>
-              <w:t>masih</w:t>
-            </w:r>
-            <w:proofErr w:type="spellEnd"/>
+              <w:t xml:space="preserve"> </w:t>
+            </w:r>
+            <w:proofErr w:type="spellStart"/>
             <w:r>
               <w:rPr>
                 <w:rFonts w:ascii="Verdana" w:eastAsia="Verdana" w:hAnsi="Verdana" w:cs="Verdana"/>
@@ -9311,9 +9194,9 @@
                 <w:sz w:val="17"/>
                 <w:szCs w:val="17"/>
               </w:rPr>
-              <w:t xml:space="preserve"> </w:t>
-            </w:r>
-            <w:proofErr w:type="spellStart"/>
+              <w:t>ada</w:t>
+            </w:r>
+            <w:proofErr w:type="spellEnd"/>
             <w:r>
               <w:rPr>
                 <w:rFonts w:ascii="Verdana" w:eastAsia="Verdana" w:hAnsi="Verdana" w:cs="Verdana"/>
@@ -9321,9 +9204,13 @@
                 <w:sz w:val="17"/>
                 <w:szCs w:val="17"/>
               </w:rPr>
-              <w:t>ada</w:t>
-            </w:r>
-            <w:proofErr w:type="spellEnd"/>
+              <w:t xml:space="preserve"> --&gt;</w:t>
+            </w:r>
+          </w:p>
+          <w:p>
+            <w:pPr>
+              <w:spacing w:after="0"/>
+            </w:pPr>
             <w:r>
               <w:rPr>
                 <w:rFonts w:ascii="Verdana" w:eastAsia="Verdana" w:hAnsi="Verdana" w:cs="Verdana"/>
@@ -9331,13 +9218,9 @@
                 <w:sz w:val="17"/>
                 <w:szCs w:val="17"/>
               </w:rPr>
-              <w:t xml:space="preserve"> --&gt;</w:t>
-            </w:r>
-          </w:p>
-          <w:p>
-            <w:pPr>
-              <w:spacing w:after="0"/>
-            </w:pPr>
+              <w:t xml:space="preserve">&lt;ul id="daftar"&gt;&lt;/ul&gt;                  &lt;!-- </w:t>
+            </w:r>
+            <w:proofErr w:type="spellStart"/>
             <w:r>
               <w:rPr>
                 <w:rFonts w:ascii="Verdana" w:eastAsia="Verdana" w:hAnsi="Verdana" w:cs="Verdana"/>
@@ -9345,9 +9228,9 @@
                 <w:sz w:val="17"/>
                 <w:szCs w:val="17"/>
               </w:rPr>
-              <w:t xml:space="preserve">&lt;ul id="daftar"&gt;&lt;/ul&gt;                  </w:t>
-            </w:r>
-            <w:proofErr w:type="gramStart"/>
+              <w:t>wadah</w:t>
+            </w:r>
+            <w:proofErr w:type="spellEnd"/>
             <w:r>
               <w:rPr>
                 <w:rFonts w:ascii="Verdana" w:eastAsia="Verdana" w:hAnsi="Verdana" w:cs="Verdana"/>
@@ -9355,9 +9238,9 @@
                 <w:sz w:val="17"/>
                 <w:szCs w:val="17"/>
               </w:rPr>
-              <w:t>&lt;!--</w:t>
-            </w:r>
-            <w:proofErr w:type="gramEnd"/>
+              <w:t xml:space="preserve"> </w:t>
+            </w:r>
+            <w:proofErr w:type="spellStart"/>
             <w:r>
               <w:rPr>
                 <w:rFonts w:ascii="Verdana" w:eastAsia="Verdana" w:hAnsi="Verdana" w:cs="Verdana"/>
@@ -9365,9 +9248,9 @@
                 <w:sz w:val="17"/>
                 <w:szCs w:val="17"/>
               </w:rPr>
-              <w:t xml:space="preserve"> </w:t>
-            </w:r>
-            <w:proofErr w:type="spellStart"/>
+              <w:t>kartu</w:t>
+            </w:r>
+            <w:proofErr w:type="spellEnd"/>
             <w:r>
               <w:rPr>
                 <w:rFonts w:ascii="Verdana" w:eastAsia="Verdana" w:hAnsi="Verdana" w:cs="Verdana"/>
@@ -9375,9 +9258,13 @@
                 <w:sz w:val="17"/>
                 <w:szCs w:val="17"/>
               </w:rPr>
-              <w:t>wadah</w:t>
-            </w:r>
-            <w:proofErr w:type="spellEnd"/>
+              <w:t xml:space="preserve"> &lt;li&gt; --&gt;</w:t>
+            </w:r>
+          </w:p>
+          <w:p>
+            <w:pPr>
+              <w:spacing w:after="0"/>
+            </w:pPr>
             <w:r>
               <w:rPr>
                 <w:rFonts w:ascii="Verdana" w:eastAsia="Verdana" w:hAnsi="Verdana" w:cs="Verdana"/>
@@ -9385,7 +9272,7 @@
                 <w:sz w:val="17"/>
                 <w:szCs w:val="17"/>
               </w:rPr>
-              <w:t xml:space="preserve"> </w:t>
+              <w:t>&lt;p id="</w:t>
             </w:r>
             <w:proofErr w:type="spellStart"/>
             <w:r>
@@ -9395,7 +9282,7 @@
                 <w:sz w:val="17"/>
                 <w:szCs w:val="17"/>
               </w:rPr>
-              <w:t>kartu</w:t>
+              <w:t>kosong</w:t>
             </w:r>
             <w:proofErr w:type="spellEnd"/>
             <w:r>
@@ -9405,13 +9292,9 @@
                 <w:sz w:val="17"/>
                 <w:szCs w:val="17"/>
               </w:rPr>
-              <w:t xml:space="preserve"> &lt;li&gt; --&gt;</w:t>
-            </w:r>
-          </w:p>
-          <w:p>
-            <w:pPr>
-              <w:spacing w:after="0"/>
-            </w:pPr>
+              <w:t xml:space="preserve">" hidden&gt;Belum </w:t>
+            </w:r>
+            <w:proofErr w:type="spellStart"/>
             <w:r>
               <w:rPr>
                 <w:rFonts w:ascii="Verdana" w:eastAsia="Verdana" w:hAnsi="Verdana" w:cs="Verdana"/>
@@ -9419,9 +9302,9 @@
                 <w:sz w:val="17"/>
                 <w:szCs w:val="17"/>
               </w:rPr>
-              <w:t>&lt;p id="</w:t>
-            </w:r>
-            <w:proofErr w:type="spellStart"/>
+              <w:t>ada</w:t>
+            </w:r>
+            <w:proofErr w:type="spellEnd"/>
             <w:r>
               <w:rPr>
                 <w:rFonts w:ascii="Verdana" w:eastAsia="Verdana" w:hAnsi="Verdana" w:cs="Verdana"/>
@@ -9429,9 +9312,13 @@
                 <w:sz w:val="17"/>
                 <w:szCs w:val="17"/>
               </w:rPr>
-              <w:t>kosong</w:t>
-            </w:r>
-            <w:proofErr w:type="spellEnd"/>
+              <w:t xml:space="preserve"> data.&lt;/p&gt;</w:t>
+            </w:r>
+          </w:p>
+          <w:p>
+            <w:pPr>
+              <w:spacing w:after="0"/>
+            </w:pPr>
             <w:r>
               <w:rPr>
                 <w:rFonts w:ascii="Verdana" w:eastAsia="Verdana" w:hAnsi="Verdana" w:cs="Verdana"/>
@@ -9439,72 +9326,7 @@
                 <w:sz w:val="17"/>
                 <w:szCs w:val="17"/>
               </w:rPr>
-              <w:t xml:space="preserve">" hidden&gt;Belum </w:t>
-            </w:r>
-            <w:proofErr w:type="spellStart"/>
-            <w:r>
-              <w:rPr>
-                <w:rFonts w:ascii="Verdana" w:eastAsia="Verdana" w:hAnsi="Verdana" w:cs="Verdana"/>
-                <w:color w:val="1F2A44"/>
-                <w:sz w:val="17"/>
-                <w:szCs w:val="17"/>
-              </w:rPr>
-              <w:t>ada</w:t>
-            </w:r>
-            <w:proofErr w:type="spellEnd"/>
-            <w:r>
-              <w:rPr>
-                <w:rFonts w:ascii="Verdana" w:eastAsia="Verdana" w:hAnsi="Verdana" w:cs="Verdana"/>
-                <w:color w:val="1F2A44"/>
-                <w:sz w:val="17"/>
-                <w:szCs w:val="17"/>
-              </w:rPr>
-              <w:t xml:space="preserve"> </w:t>
-            </w:r>
-            <w:proofErr w:type="gramStart"/>
-            <w:r>
-              <w:rPr>
-                <w:rFonts w:ascii="Verdana" w:eastAsia="Verdana" w:hAnsi="Verdana" w:cs="Verdana"/>
-                <w:color w:val="1F2A44"/>
-                <w:sz w:val="17"/>
-                <w:szCs w:val="17"/>
-              </w:rPr>
-              <w:t>data.&lt;</w:t>
-            </w:r>
-            <w:proofErr w:type="gramEnd"/>
-            <w:r>
-              <w:rPr>
-                <w:rFonts w:ascii="Verdana" w:eastAsia="Verdana" w:hAnsi="Verdana" w:cs="Verdana"/>
-                <w:color w:val="1F2A44"/>
-                <w:sz w:val="17"/>
-                <w:szCs w:val="17"/>
-              </w:rPr>
-              <w:t>/p&gt;</w:t>
-            </w:r>
-          </w:p>
-          <w:p>
-            <w:pPr>
-              <w:spacing w:after="0"/>
-            </w:pPr>
-            <w:proofErr w:type="gramStart"/>
-            <w:r>
-              <w:rPr>
-                <w:rFonts w:ascii="Verdana" w:eastAsia="Verdana" w:hAnsi="Verdana" w:cs="Verdana"/>
-                <w:color w:val="1F2A44"/>
-                <w:sz w:val="17"/>
-                <w:szCs w:val="17"/>
-              </w:rPr>
-              <w:t>&lt;!--</w:t>
-            </w:r>
-            <w:proofErr w:type="gramEnd"/>
-            <w:r>
-              <w:rPr>
-                <w:rFonts w:ascii="Verdana" w:eastAsia="Verdana" w:hAnsi="Verdana" w:cs="Verdana"/>
-                <w:color w:val="1F2A44"/>
-                <w:sz w:val="17"/>
-                <w:szCs w:val="17"/>
-              </w:rPr>
-              <w:t xml:space="preserve"> </w:t>
+              <w:t xml:space="preserve">&lt;!-- </w:t>
             </w:r>
             <w:proofErr w:type="spellStart"/>
             <w:r>
@@ -10027,7 +9849,6 @@
       <w:pPr>
         <w:spacing w:before="280" w:after="80"/>
       </w:pPr>
-      <w:proofErr w:type="gramStart"/>
       <w:r>
         <w:rPr>
           <w:b/>
@@ -10050,7 +9871,6 @@
         <w:t>Pindahkan</w:t>
       </w:r>
       <w:proofErr w:type="spellEnd"/>
-      <w:proofErr w:type="gramEnd"/>
       <w:r>
         <w:rPr>
           <w:b/>
@@ -10829,9 +10649,9 @@
                 <w:sz w:val="17"/>
                 <w:szCs w:val="17"/>
               </w:rPr>
-              <w:t xml:space="preserve">// </w:t>
-            </w:r>
-            <w:proofErr w:type="gramStart"/>
+              <w:t>// data/</w:t>
+            </w:r>
+            <w:proofErr w:type="spellStart"/>
             <w:r>
               <w:rPr>
                 <w:rFonts w:ascii="Verdana" w:eastAsia="Verdana" w:hAnsi="Verdana" w:cs="Verdana"/>
@@ -10839,9 +10659,9 @@
                 <w:sz w:val="17"/>
                 <w:szCs w:val="17"/>
               </w:rPr>
-              <w:t>data/</w:t>
-            </w:r>
-            <w:proofErr w:type="spellStart"/>
+              <w:t>proyek.json</w:t>
+            </w:r>
+            <w:proofErr w:type="spellEnd"/>
             <w:r>
               <w:rPr>
                 <w:rFonts w:ascii="Verdana" w:eastAsia="Verdana" w:hAnsi="Verdana" w:cs="Verdana"/>
@@ -10849,9 +10669,9 @@
                 <w:sz w:val="17"/>
                 <w:szCs w:val="17"/>
               </w:rPr>
-              <w:t>proyek.json</w:t>
-            </w:r>
-            <w:proofErr w:type="spellEnd"/>
+              <w:t xml:space="preserve">  (</w:t>
+            </w:r>
+            <w:proofErr w:type="spellStart"/>
             <w:r>
               <w:rPr>
                 <w:rFonts w:ascii="Verdana" w:eastAsia="Verdana" w:hAnsi="Verdana" w:cs="Verdana"/>
@@ -10859,10 +10679,9 @@
                 <w:sz w:val="17"/>
                 <w:szCs w:val="17"/>
               </w:rPr>
-              <w:t xml:space="preserve">  (</w:t>
-            </w:r>
-            <w:proofErr w:type="spellStart"/>
-            <w:proofErr w:type="gramEnd"/>
+              <w:t>pakai</w:t>
+            </w:r>
+            <w:proofErr w:type="spellEnd"/>
             <w:r>
               <w:rPr>
                 <w:rFonts w:ascii="Verdana" w:eastAsia="Verdana" w:hAnsi="Verdana" w:cs="Verdana"/>
@@ -10870,9 +10689,9 @@
                 <w:sz w:val="17"/>
                 <w:szCs w:val="17"/>
               </w:rPr>
-              <w:t>pakai</w:t>
-            </w:r>
-            <w:proofErr w:type="spellEnd"/>
+              <w:t xml:space="preserve"> </w:t>
+            </w:r>
+            <w:proofErr w:type="spellStart"/>
             <w:r>
               <w:rPr>
                 <w:rFonts w:ascii="Verdana" w:eastAsia="Verdana" w:hAnsi="Verdana" w:cs="Verdana"/>
@@ -10880,9 +10699,9 @@
                 <w:sz w:val="17"/>
                 <w:szCs w:val="17"/>
               </w:rPr>
-              <w:t xml:space="preserve"> </w:t>
-            </w:r>
-            <w:proofErr w:type="spellStart"/>
+              <w:t>kunci</w:t>
+            </w:r>
+            <w:proofErr w:type="spellEnd"/>
             <w:r>
               <w:rPr>
                 <w:rFonts w:ascii="Verdana" w:eastAsia="Verdana" w:hAnsi="Verdana" w:cs="Verdana"/>
@@ -10890,9 +10709,9 @@
                 <w:sz w:val="17"/>
                 <w:szCs w:val="17"/>
               </w:rPr>
-              <w:t>kunci</w:t>
-            </w:r>
-            <w:proofErr w:type="spellEnd"/>
+              <w:t xml:space="preserve"> data Anda </w:t>
+            </w:r>
+            <w:proofErr w:type="spellStart"/>
             <w:r>
               <w:rPr>
                 <w:rFonts w:ascii="Verdana" w:eastAsia="Verdana" w:hAnsi="Verdana" w:cs="Verdana"/>
@@ -10900,9 +10719,9 @@
                 <w:sz w:val="17"/>
                 <w:szCs w:val="17"/>
               </w:rPr>
-              <w:t xml:space="preserve"> data Anda </w:t>
-            </w:r>
-            <w:proofErr w:type="spellStart"/>
+              <w:t>sendiri</w:t>
+            </w:r>
+            <w:proofErr w:type="spellEnd"/>
             <w:r>
               <w:rPr>
                 <w:rFonts w:ascii="Verdana" w:eastAsia="Verdana" w:hAnsi="Verdana" w:cs="Verdana"/>
@@ -10910,9 +10729,13 @@
                 <w:sz w:val="17"/>
                 <w:szCs w:val="17"/>
               </w:rPr>
-              <w:t>sendiri</w:t>
-            </w:r>
-            <w:proofErr w:type="spellEnd"/>
+              <w:t>)</w:t>
+            </w:r>
+          </w:p>
+          <w:p>
+            <w:pPr>
+              <w:spacing w:after="0"/>
+            </w:pPr>
             <w:r>
               <w:rPr>
                 <w:rFonts w:ascii="Verdana" w:eastAsia="Verdana" w:hAnsi="Verdana" w:cs="Verdana"/>
@@ -10920,7 +10743,7 @@
                 <w:sz w:val="17"/>
                 <w:szCs w:val="17"/>
               </w:rPr>
-              <w:t>)</w:t>
+              <w:t>[</w:t>
             </w:r>
           </w:p>
           <w:p>
@@ -10934,13 +10757,9 @@
                 <w:sz w:val="17"/>
                 <w:szCs w:val="17"/>
               </w:rPr>
-              <w:t>[</w:t>
-            </w:r>
-          </w:p>
-          <w:p>
-            <w:pPr>
-              <w:spacing w:after="0"/>
-            </w:pPr>
+              <w:t xml:space="preserve">  { "id": 1, "</w:t>
+            </w:r>
+            <w:proofErr w:type="spellStart"/>
             <w:r>
               <w:rPr>
                 <w:rFonts w:ascii="Verdana" w:eastAsia="Verdana" w:hAnsi="Verdana" w:cs="Verdana"/>
@@ -10948,9 +10767,9 @@
                 <w:sz w:val="17"/>
                 <w:szCs w:val="17"/>
               </w:rPr>
-              <w:t xml:space="preserve">  </w:t>
-            </w:r>
-            <w:proofErr w:type="gramStart"/>
+              <w:t>judul</w:t>
+            </w:r>
+            <w:proofErr w:type="spellEnd"/>
             <w:r>
               <w:rPr>
                 <w:rFonts w:ascii="Verdana" w:eastAsia="Verdana" w:hAnsi="Verdana" w:cs="Verdana"/>
@@ -10958,9 +10777,9 @@
                 <w:sz w:val="17"/>
                 <w:szCs w:val="17"/>
               </w:rPr>
-              <w:t>{ "</w:t>
-            </w:r>
-            <w:proofErr w:type="gramEnd"/>
+              <w:t xml:space="preserve">": "Halaman </w:t>
+            </w:r>
+            <w:proofErr w:type="spellStart"/>
             <w:r>
               <w:rPr>
                 <w:rFonts w:ascii="Verdana" w:eastAsia="Verdana" w:hAnsi="Verdana" w:cs="Verdana"/>
@@ -10968,9 +10787,9 @@
                 <w:sz w:val="17"/>
                 <w:szCs w:val="17"/>
               </w:rPr>
-              <w:t>id": 1, "</w:t>
-            </w:r>
-            <w:proofErr w:type="spellStart"/>
+              <w:t>Profil</w:t>
+            </w:r>
+            <w:proofErr w:type="spellEnd"/>
             <w:r>
               <w:rPr>
                 <w:rFonts w:ascii="Verdana" w:eastAsia="Verdana" w:hAnsi="Verdana" w:cs="Verdana"/>
@@ -10978,9 +10797,9 @@
                 <w:sz w:val="17"/>
                 <w:szCs w:val="17"/>
               </w:rPr>
-              <w:t>judul</w:t>
-            </w:r>
-            <w:proofErr w:type="spellEnd"/>
+              <w:t>", "</w:t>
+            </w:r>
+            <w:proofErr w:type="spellStart"/>
             <w:r>
               <w:rPr>
                 <w:rFonts w:ascii="Verdana" w:eastAsia="Verdana" w:hAnsi="Verdana" w:cs="Verdana"/>
@@ -10988,9 +10807,9 @@
                 <w:sz w:val="17"/>
                 <w:szCs w:val="17"/>
               </w:rPr>
-              <w:t xml:space="preserve">": "Halaman </w:t>
-            </w:r>
-            <w:proofErr w:type="spellStart"/>
+              <w:t>tahun</w:t>
+            </w:r>
+            <w:proofErr w:type="spellEnd"/>
             <w:r>
               <w:rPr>
                 <w:rFonts w:ascii="Verdana" w:eastAsia="Verdana" w:hAnsi="Verdana" w:cs="Verdana"/>
@@ -10998,9 +10817,9 @@
                 <w:sz w:val="17"/>
                 <w:szCs w:val="17"/>
               </w:rPr>
-              <w:t>Profil</w:t>
-            </w:r>
-            <w:proofErr w:type="spellEnd"/>
+              <w:t>": 2026, "</w:t>
+            </w:r>
+            <w:proofErr w:type="spellStart"/>
             <w:r>
               <w:rPr>
                 <w:rFonts w:ascii="Verdana" w:eastAsia="Verdana" w:hAnsi="Verdana" w:cs="Verdana"/>
@@ -11008,9 +10827,9 @@
                 <w:sz w:val="17"/>
                 <w:szCs w:val="17"/>
               </w:rPr>
-              <w:t>", "</w:t>
-            </w:r>
-            <w:proofErr w:type="spellStart"/>
+              <w:t>kategori</w:t>
+            </w:r>
+            <w:proofErr w:type="spellEnd"/>
             <w:r>
               <w:rPr>
                 <w:rFonts w:ascii="Verdana" w:eastAsia="Verdana" w:hAnsi="Verdana" w:cs="Verdana"/>
@@ -11018,9 +10837,13 @@
                 <w:sz w:val="17"/>
                 <w:szCs w:val="17"/>
               </w:rPr>
-              <w:t>tahun</w:t>
-            </w:r>
-            <w:proofErr w:type="spellEnd"/>
+              <w:t>": "web" },</w:t>
+            </w:r>
+          </w:p>
+          <w:p>
+            <w:pPr>
+              <w:spacing w:after="0"/>
+            </w:pPr>
             <w:r>
               <w:rPr>
                 <w:rFonts w:ascii="Verdana" w:eastAsia="Verdana" w:hAnsi="Verdana" w:cs="Verdana"/>
@@ -11028,7 +10851,7 @@
                 <w:sz w:val="17"/>
                 <w:szCs w:val="17"/>
               </w:rPr>
-              <w:t>": 2026, "</w:t>
+              <w:t xml:space="preserve">  { "id": 2, "</w:t>
             </w:r>
             <w:proofErr w:type="spellStart"/>
             <w:r>
@@ -11038,7 +10861,7 @@
                 <w:sz w:val="17"/>
                 <w:szCs w:val="17"/>
               </w:rPr>
-              <w:t>kategori</w:t>
+              <w:t>judul</w:t>
             </w:r>
             <w:proofErr w:type="spellEnd"/>
             <w:r>
@@ -11048,9 +10871,9 @@
                 <w:sz w:val="17"/>
                 <w:szCs w:val="17"/>
               </w:rPr>
-              <w:t>": "web</w:t>
-            </w:r>
-            <w:proofErr w:type="gramStart"/>
+              <w:t>": "</w:t>
+            </w:r>
+            <w:proofErr w:type="spellStart"/>
             <w:r>
               <w:rPr>
                 <w:rFonts w:ascii="Verdana" w:eastAsia="Verdana" w:hAnsi="Verdana" w:cs="Verdana"/>
@@ -11058,9 +10881,9 @@
                 <w:sz w:val="17"/>
                 <w:szCs w:val="17"/>
               </w:rPr>
-              <w:t>" }</w:t>
-            </w:r>
-            <w:proofErr w:type="gramEnd"/>
+              <w:t>Katalog</w:t>
+            </w:r>
+            <w:proofErr w:type="spellEnd"/>
             <w:r>
               <w:rPr>
                 <w:rFonts w:ascii="Verdana" w:eastAsia="Verdana" w:hAnsi="Verdana" w:cs="Verdana"/>
@@ -11068,13 +10891,9 @@
                 <w:sz w:val="17"/>
                 <w:szCs w:val="17"/>
               </w:rPr>
-              <w:t>,</w:t>
-            </w:r>
-          </w:p>
-          <w:p>
-            <w:pPr>
-              <w:spacing w:after="0"/>
-            </w:pPr>
+              <w:t xml:space="preserve"> </w:t>
+            </w:r>
+            <w:proofErr w:type="spellStart"/>
             <w:r>
               <w:rPr>
                 <w:rFonts w:ascii="Verdana" w:eastAsia="Verdana" w:hAnsi="Verdana" w:cs="Verdana"/>
@@ -11082,9 +10901,9 @@
                 <w:sz w:val="17"/>
                 <w:szCs w:val="17"/>
               </w:rPr>
-              <w:t xml:space="preserve">  </w:t>
-            </w:r>
-            <w:proofErr w:type="gramStart"/>
+              <w:t>Produk</w:t>
+            </w:r>
+            <w:proofErr w:type="spellEnd"/>
             <w:r>
               <w:rPr>
                 <w:rFonts w:ascii="Verdana" w:eastAsia="Verdana" w:hAnsi="Verdana" w:cs="Verdana"/>
@@ -11092,9 +10911,9 @@
                 <w:sz w:val="17"/>
                 <w:szCs w:val="17"/>
               </w:rPr>
-              <w:t>{ "</w:t>
-            </w:r>
-            <w:proofErr w:type="gramEnd"/>
+              <w:t>", "</w:t>
+            </w:r>
+            <w:proofErr w:type="spellStart"/>
             <w:r>
               <w:rPr>
                 <w:rFonts w:ascii="Verdana" w:eastAsia="Verdana" w:hAnsi="Verdana" w:cs="Verdana"/>
@@ -11102,9 +10921,9 @@
                 <w:sz w:val="17"/>
                 <w:szCs w:val="17"/>
               </w:rPr>
-              <w:t>id": 2, "</w:t>
-            </w:r>
-            <w:proofErr w:type="spellStart"/>
+              <w:t>tahun</w:t>
+            </w:r>
+            <w:proofErr w:type="spellEnd"/>
             <w:r>
               <w:rPr>
                 <w:rFonts w:ascii="Verdana" w:eastAsia="Verdana" w:hAnsi="Verdana" w:cs="Verdana"/>
@@ -11112,9 +10931,9 @@
                 <w:sz w:val="17"/>
                 <w:szCs w:val="17"/>
               </w:rPr>
-              <w:t>judul</w:t>
-            </w:r>
-            <w:proofErr w:type="spellEnd"/>
+              <w:t>": 2026, "</w:t>
+            </w:r>
+            <w:proofErr w:type="spellStart"/>
             <w:r>
               <w:rPr>
                 <w:rFonts w:ascii="Verdana" w:eastAsia="Verdana" w:hAnsi="Verdana" w:cs="Verdana"/>
@@ -11122,9 +10941,9 @@
                 <w:sz w:val="17"/>
                 <w:szCs w:val="17"/>
               </w:rPr>
-              <w:t>": "</w:t>
-            </w:r>
-            <w:proofErr w:type="spellStart"/>
+              <w:t>kategori</w:t>
+            </w:r>
+            <w:proofErr w:type="spellEnd"/>
             <w:r>
               <w:rPr>
                 <w:rFonts w:ascii="Verdana" w:eastAsia="Verdana" w:hAnsi="Verdana" w:cs="Verdana"/>
@@ -11132,9 +10951,13 @@
                 <w:sz w:val="17"/>
                 <w:szCs w:val="17"/>
               </w:rPr>
-              <w:t>Katalog</w:t>
-            </w:r>
-            <w:proofErr w:type="spellEnd"/>
+              <w:t>": "web" }</w:t>
+            </w:r>
+          </w:p>
+          <w:p>
+            <w:pPr>
+              <w:spacing w:after="0"/>
+            </w:pPr>
             <w:r>
               <w:rPr>
                 <w:rFonts w:ascii="Verdana" w:eastAsia="Verdana" w:hAnsi="Verdana" w:cs="Verdana"/>
@@ -11142,9 +10965,13 @@
                 <w:sz w:val="17"/>
                 <w:szCs w:val="17"/>
               </w:rPr>
-              <w:t xml:space="preserve"> </w:t>
-            </w:r>
-            <w:proofErr w:type="spellStart"/>
+              <w:t>]</w:t>
+            </w:r>
+          </w:p>
+          <w:p>
+            <w:pPr>
+              <w:spacing w:after="0"/>
+            </w:pPr>
             <w:r>
               <w:rPr>
                 <w:rFonts w:ascii="Verdana" w:eastAsia="Verdana" w:hAnsi="Verdana" w:cs="Verdana"/>
@@ -11152,9 +10979,13 @@
                 <w:sz w:val="17"/>
                 <w:szCs w:val="17"/>
               </w:rPr>
-              <w:t>Produk</w:t>
-            </w:r>
-            <w:proofErr w:type="spellEnd"/>
+              <w:t xml:space="preserve"> </w:t>
+            </w:r>
+          </w:p>
+          <w:p>
+            <w:pPr>
+              <w:spacing w:after="0"/>
+            </w:pPr>
             <w:r>
               <w:rPr>
                 <w:rFonts w:ascii="Verdana" w:eastAsia="Verdana" w:hAnsi="Verdana" w:cs="Verdana"/>
@@ -11162,7 +10993,7 @@
                 <w:sz w:val="17"/>
                 <w:szCs w:val="17"/>
               </w:rPr>
-              <w:t>", "</w:t>
+              <w:t xml:space="preserve">// </w:t>
             </w:r>
             <w:proofErr w:type="spellStart"/>
             <w:r>
@@ -11172,7 +11003,7 @@
                 <w:sz w:val="17"/>
                 <w:szCs w:val="17"/>
               </w:rPr>
-              <w:t>tahun</w:t>
+              <w:t>js</w:t>
             </w:r>
             <w:proofErr w:type="spellEnd"/>
             <w:r>
@@ -11182,7 +11013,7 @@
                 <w:sz w:val="17"/>
                 <w:szCs w:val="17"/>
               </w:rPr>
-              <w:t>": 2026, "</w:t>
+              <w:t xml:space="preserve">/api.js, </w:t>
             </w:r>
             <w:proofErr w:type="spellStart"/>
             <w:r>
@@ -11192,7 +11023,7 @@
                 <w:sz w:val="17"/>
                 <w:szCs w:val="17"/>
               </w:rPr>
-              <w:t>kategori</w:t>
+              <w:t>bagian</w:t>
             </w:r>
             <w:proofErr w:type="spellEnd"/>
             <w:r>
@@ -11202,9 +11033,9 @@
                 <w:sz w:val="17"/>
                 <w:szCs w:val="17"/>
               </w:rPr>
-              <w:t>": "web</w:t>
-            </w:r>
-            <w:proofErr w:type="gramStart"/>
+              <w:t xml:space="preserve"> </w:t>
+            </w:r>
+            <w:proofErr w:type="spellStart"/>
             <w:r>
               <w:rPr>
                 <w:rFonts w:ascii="Verdana" w:eastAsia="Verdana" w:hAnsi="Verdana" w:cs="Verdana"/>
@@ -11212,14 +11043,9 @@
                 <w:sz w:val="17"/>
                 <w:szCs w:val="17"/>
               </w:rPr>
-              <w:t>" }</w:t>
-            </w:r>
-            <w:proofErr w:type="gramEnd"/>
-          </w:p>
-          <w:p>
-            <w:pPr>
-              <w:spacing w:after="0"/>
-            </w:pPr>
+              <w:t>atas</w:t>
+            </w:r>
+            <w:proofErr w:type="spellEnd"/>
             <w:r>
               <w:rPr>
                 <w:rFonts w:ascii="Verdana" w:eastAsia="Verdana" w:hAnsi="Verdana" w:cs="Verdana"/>
@@ -11227,7 +11053,7 @@
                 <w:sz w:val="17"/>
                 <w:szCs w:val="17"/>
               </w:rPr>
-              <w:t>]</w:t>
+              <w:t xml:space="preserve"> file</w:t>
             </w:r>
           </w:p>
           <w:p>
@@ -11241,13 +11067,9 @@
                 <w:sz w:val="17"/>
                 <w:szCs w:val="17"/>
               </w:rPr>
-              <w:t xml:space="preserve"> </w:t>
-            </w:r>
-          </w:p>
-          <w:p>
-            <w:pPr>
-              <w:spacing w:after="0"/>
-            </w:pPr>
+              <w:t>const ALAMAT = 'data/</w:t>
+            </w:r>
+            <w:proofErr w:type="spellStart"/>
             <w:r>
               <w:rPr>
                 <w:rFonts w:ascii="Verdana" w:eastAsia="Verdana" w:hAnsi="Verdana" w:cs="Verdana"/>
@@ -11255,9 +11077,9 @@
                 <w:sz w:val="17"/>
                 <w:szCs w:val="17"/>
               </w:rPr>
-              <w:t xml:space="preserve">// </w:t>
-            </w:r>
-            <w:proofErr w:type="spellStart"/>
+              <w:t>proyek.json</w:t>
+            </w:r>
+            <w:proofErr w:type="spellEnd"/>
             <w:r>
               <w:rPr>
                 <w:rFonts w:ascii="Verdana" w:eastAsia="Verdana" w:hAnsi="Verdana" w:cs="Verdana"/>
@@ -11265,102 +11087,7 @@
                 <w:sz w:val="17"/>
                 <w:szCs w:val="17"/>
               </w:rPr>
-              <w:t>js</w:t>
-            </w:r>
-            <w:proofErr w:type="spellEnd"/>
-            <w:r>
-              <w:rPr>
-                <w:rFonts w:ascii="Verdana" w:eastAsia="Verdana" w:hAnsi="Verdana" w:cs="Verdana"/>
-                <w:color w:val="1F2A44"/>
-                <w:sz w:val="17"/>
-                <w:szCs w:val="17"/>
-              </w:rPr>
-              <w:t xml:space="preserve">/api.js, </w:t>
-            </w:r>
-            <w:proofErr w:type="spellStart"/>
-            <w:r>
-              <w:rPr>
-                <w:rFonts w:ascii="Verdana" w:eastAsia="Verdana" w:hAnsi="Verdana" w:cs="Verdana"/>
-                <w:color w:val="1F2A44"/>
-                <w:sz w:val="17"/>
-                <w:szCs w:val="17"/>
-              </w:rPr>
-              <w:t>bagian</w:t>
-            </w:r>
-            <w:proofErr w:type="spellEnd"/>
-            <w:r>
-              <w:rPr>
-                <w:rFonts w:ascii="Verdana" w:eastAsia="Verdana" w:hAnsi="Verdana" w:cs="Verdana"/>
-                <w:color w:val="1F2A44"/>
-                <w:sz w:val="17"/>
-                <w:szCs w:val="17"/>
-              </w:rPr>
-              <w:t xml:space="preserve"> </w:t>
-            </w:r>
-            <w:proofErr w:type="spellStart"/>
-            <w:r>
-              <w:rPr>
-                <w:rFonts w:ascii="Verdana" w:eastAsia="Verdana" w:hAnsi="Verdana" w:cs="Verdana"/>
-                <w:color w:val="1F2A44"/>
-                <w:sz w:val="17"/>
-                <w:szCs w:val="17"/>
-              </w:rPr>
-              <w:t>atas</w:t>
-            </w:r>
-            <w:proofErr w:type="spellEnd"/>
-            <w:r>
-              <w:rPr>
-                <w:rFonts w:ascii="Verdana" w:eastAsia="Verdana" w:hAnsi="Verdana" w:cs="Verdana"/>
-                <w:color w:val="1F2A44"/>
-                <w:sz w:val="17"/>
-                <w:szCs w:val="17"/>
-              </w:rPr>
-              <w:t xml:space="preserve"> file</w:t>
-            </w:r>
-          </w:p>
-          <w:p>
-            <w:pPr>
-              <w:spacing w:after="0"/>
-            </w:pPr>
-            <w:r>
-              <w:rPr>
-                <w:rFonts w:ascii="Verdana" w:eastAsia="Verdana" w:hAnsi="Verdana" w:cs="Verdana"/>
-                <w:color w:val="1F2A44"/>
-                <w:sz w:val="17"/>
-                <w:szCs w:val="17"/>
-              </w:rPr>
-              <w:t>const ALAMAT = 'data/</w:t>
-            </w:r>
-            <w:proofErr w:type="spellStart"/>
-            <w:r>
-              <w:rPr>
-                <w:rFonts w:ascii="Verdana" w:eastAsia="Verdana" w:hAnsi="Verdana" w:cs="Verdana"/>
-                <w:color w:val="1F2A44"/>
-                <w:sz w:val="17"/>
-                <w:szCs w:val="17"/>
-              </w:rPr>
-              <w:t>proyek.json</w:t>
-            </w:r>
-            <w:proofErr w:type="spellEnd"/>
-            <w:proofErr w:type="gramStart"/>
-            <w:r>
-              <w:rPr>
-                <w:rFonts w:ascii="Verdana" w:eastAsia="Verdana" w:hAnsi="Verdana" w:cs="Verdana"/>
-                <w:color w:val="1F2A44"/>
-                <w:sz w:val="17"/>
-                <w:szCs w:val="17"/>
-              </w:rPr>
-              <w:t xml:space="preserve">';   </w:t>
-            </w:r>
-            <w:proofErr w:type="gramEnd"/>
-            <w:r>
-              <w:rPr>
-                <w:rFonts w:ascii="Verdana" w:eastAsia="Verdana" w:hAnsi="Verdana" w:cs="Verdana"/>
-                <w:color w:val="1F2A44"/>
-                <w:sz w:val="17"/>
-                <w:szCs w:val="17"/>
-              </w:rPr>
-              <w:t xml:space="preserve">// </w:t>
+              <w:t xml:space="preserve">';   // </w:t>
             </w:r>
             <w:proofErr w:type="spellStart"/>
             <w:r>
@@ -12051,7 +11778,6 @@
       <w:pPr>
         <w:spacing w:before="280" w:after="80"/>
       </w:pPr>
-      <w:proofErr w:type="gramStart"/>
       <w:r>
         <w:rPr>
           <w:b/>
@@ -12074,7 +11800,6 @@
         <w:t>Panggil</w:t>
       </w:r>
       <w:proofErr w:type="spellEnd"/>
-      <w:proofErr w:type="gramEnd"/>
       <w:r>
         <w:rPr>
           <w:b/>
@@ -12199,7 +11924,6 @@
         <w:t xml:space="preserve"> </w:t>
       </w:r>
       <w:proofErr w:type="spellStart"/>
-      <w:proofErr w:type="gramStart"/>
       <w:r>
         <w:rPr>
           <w:color w:val="1A1A2E"/>
@@ -12207,7 +11931,6 @@
         <w:t>respons.ok</w:t>
       </w:r>
       <w:proofErr w:type="spellEnd"/>
-      <w:proofErr w:type="gramEnd"/>
       <w:r>
         <w:rPr>
           <w:color w:val="1A1A2E"/>
@@ -12370,7 +12093,6 @@
               <w:t xml:space="preserve">async function </w:t>
             </w:r>
             <w:proofErr w:type="spellStart"/>
-            <w:proofErr w:type="gramStart"/>
             <w:r>
               <w:rPr>
                 <w:rFonts w:ascii="Verdana" w:eastAsia="Verdana" w:hAnsi="Verdana" w:cs="Verdana"/>
@@ -12388,9 +12110,13 @@
                 <w:sz w:val="17"/>
                 <w:szCs w:val="17"/>
               </w:rPr>
-              <w:t>(</w:t>
-            </w:r>
-            <w:proofErr w:type="gramEnd"/>
+              <w:t>() {</w:t>
+            </w:r>
+          </w:p>
+          <w:p>
+            <w:pPr>
+              <w:spacing w:after="0"/>
+            </w:pPr>
             <w:r>
               <w:rPr>
                 <w:rFonts w:ascii="Verdana" w:eastAsia="Verdana" w:hAnsi="Verdana" w:cs="Verdana"/>
@@ -12398,13 +12124,9 @@
                 <w:sz w:val="17"/>
                 <w:szCs w:val="17"/>
               </w:rPr>
-              <w:t>) {</w:t>
-            </w:r>
-          </w:p>
-          <w:p>
-            <w:pPr>
-              <w:spacing w:after="0"/>
-            </w:pPr>
+              <w:t xml:space="preserve">  const </w:t>
+            </w:r>
+            <w:proofErr w:type="spellStart"/>
             <w:r>
               <w:rPr>
                 <w:rFonts w:ascii="Verdana" w:eastAsia="Verdana" w:hAnsi="Verdana" w:cs="Verdana"/>
@@ -12412,9 +12134,9 @@
                 <w:sz w:val="17"/>
                 <w:szCs w:val="17"/>
               </w:rPr>
-              <w:t xml:space="preserve">  const </w:t>
-            </w:r>
-            <w:proofErr w:type="spellStart"/>
+              <w:t>respons</w:t>
+            </w:r>
+            <w:proofErr w:type="spellEnd"/>
             <w:r>
               <w:rPr>
                 <w:rFonts w:ascii="Verdana" w:eastAsia="Verdana" w:hAnsi="Verdana" w:cs="Verdana"/>
@@ -12422,9 +12144,13 @@
                 <w:sz w:val="17"/>
                 <w:szCs w:val="17"/>
               </w:rPr>
-              <w:t>respons</w:t>
-            </w:r>
-            <w:proofErr w:type="spellEnd"/>
+              <w:t xml:space="preserve"> = await fetch(ALAMAT);</w:t>
+            </w:r>
+          </w:p>
+          <w:p>
+            <w:pPr>
+              <w:spacing w:after="0"/>
+            </w:pPr>
             <w:r>
               <w:rPr>
                 <w:rFonts w:ascii="Verdana" w:eastAsia="Verdana" w:hAnsi="Verdana" w:cs="Verdana"/>
@@ -12432,9 +12158,10 @@
                 <w:sz w:val="17"/>
                 <w:szCs w:val="17"/>
               </w:rPr>
-              <w:t xml:space="preserve"> = await </w:t>
-            </w:r>
-            <w:proofErr w:type="gramStart"/>
+              <w:lastRenderedPageBreak/>
+              <w:t xml:space="preserve">  console.log('status', </w:t>
+            </w:r>
+            <w:proofErr w:type="spellStart"/>
             <w:r>
               <w:rPr>
                 <w:rFonts w:ascii="Verdana" w:eastAsia="Verdana" w:hAnsi="Verdana" w:cs="Verdana"/>
@@ -12442,9 +12169,9 @@
                 <w:sz w:val="17"/>
                 <w:szCs w:val="17"/>
               </w:rPr>
-              <w:t>fetch(</w:t>
-            </w:r>
-            <w:proofErr w:type="gramEnd"/>
+              <w:t>respons.status</w:t>
+            </w:r>
+            <w:proofErr w:type="spellEnd"/>
             <w:r>
               <w:rPr>
                 <w:rFonts w:ascii="Verdana" w:eastAsia="Verdana" w:hAnsi="Verdana" w:cs="Verdana"/>
@@ -12452,13 +12179,9 @@
                 <w:sz w:val="17"/>
                 <w:szCs w:val="17"/>
               </w:rPr>
-              <w:t>ALAMAT);</w:t>
-            </w:r>
-          </w:p>
-          <w:p>
-            <w:pPr>
-              <w:spacing w:after="0"/>
-            </w:pPr>
+              <w:t xml:space="preserve">, 'ok', </w:t>
+            </w:r>
+            <w:proofErr w:type="spellStart"/>
             <w:r>
               <w:rPr>
                 <w:rFonts w:ascii="Verdana" w:eastAsia="Verdana" w:hAnsi="Verdana" w:cs="Verdana"/>
@@ -12466,10 +12189,9 @@
                 <w:sz w:val="17"/>
                 <w:szCs w:val="17"/>
               </w:rPr>
-              <w:lastRenderedPageBreak/>
-              <w:t xml:space="preserve">  </w:t>
-            </w:r>
-            <w:proofErr w:type="gramStart"/>
+              <w:t>respons.ok</w:t>
+            </w:r>
+            <w:proofErr w:type="spellEnd"/>
             <w:r>
               <w:rPr>
                 <w:rFonts w:ascii="Verdana" w:eastAsia="Verdana" w:hAnsi="Verdana" w:cs="Verdana"/>
@@ -12477,9 +12199,13 @@
                 <w:sz w:val="17"/>
                 <w:szCs w:val="17"/>
               </w:rPr>
-              <w:t>console.log(</w:t>
-            </w:r>
-            <w:proofErr w:type="gramEnd"/>
+              <w:t>);</w:t>
+            </w:r>
+          </w:p>
+          <w:p>
+            <w:pPr>
+              <w:spacing w:after="0"/>
+            </w:pPr>
             <w:r>
               <w:rPr>
                 <w:rFonts w:ascii="Verdana" w:eastAsia="Verdana" w:hAnsi="Verdana" w:cs="Verdana"/>
@@ -12487,10 +12213,9 @@
                 <w:sz w:val="17"/>
                 <w:szCs w:val="17"/>
               </w:rPr>
-              <w:t xml:space="preserve">'status', </w:t>
-            </w:r>
-            <w:proofErr w:type="spellStart"/>
-            <w:proofErr w:type="gramStart"/>
+              <w:t xml:space="preserve">  if (!</w:t>
+            </w:r>
+            <w:proofErr w:type="spellStart"/>
             <w:r>
               <w:rPr>
                 <w:rFonts w:ascii="Verdana" w:eastAsia="Verdana" w:hAnsi="Verdana" w:cs="Verdana"/>
@@ -12498,10 +12223,9 @@
                 <w:sz w:val="17"/>
                 <w:szCs w:val="17"/>
               </w:rPr>
-              <w:t>respons.status</w:t>
-            </w:r>
-            <w:proofErr w:type="spellEnd"/>
-            <w:proofErr w:type="gramEnd"/>
+              <w:t>respons.ok</w:t>
+            </w:r>
+            <w:proofErr w:type="spellEnd"/>
             <w:r>
               <w:rPr>
                 <w:rFonts w:ascii="Verdana" w:eastAsia="Verdana" w:hAnsi="Verdana" w:cs="Verdana"/>
@@ -12509,10 +12233,13 @@
                 <w:sz w:val="17"/>
                 <w:szCs w:val="17"/>
               </w:rPr>
-              <w:t xml:space="preserve">, 'ok', </w:t>
-            </w:r>
-            <w:proofErr w:type="spellStart"/>
-            <w:proofErr w:type="gramStart"/>
+              <w:t>) {</w:t>
+            </w:r>
+          </w:p>
+          <w:p>
+            <w:pPr>
+              <w:spacing w:after="0"/>
+            </w:pPr>
             <w:r>
               <w:rPr>
                 <w:rFonts w:ascii="Verdana" w:eastAsia="Verdana" w:hAnsi="Verdana" w:cs="Verdana"/>
@@ -12520,10 +12247,9 @@
                 <w:sz w:val="17"/>
                 <w:szCs w:val="17"/>
               </w:rPr>
-              <w:t>respons.ok</w:t>
-            </w:r>
-            <w:proofErr w:type="spellEnd"/>
-            <w:proofErr w:type="gramEnd"/>
+              <w:t xml:space="preserve">    throw new Error('status ' + </w:t>
+            </w:r>
+            <w:proofErr w:type="spellStart"/>
             <w:r>
               <w:rPr>
                 <w:rFonts w:ascii="Verdana" w:eastAsia="Verdana" w:hAnsi="Verdana" w:cs="Verdana"/>
@@ -12531,13 +12257,9 @@
                 <w:sz w:val="17"/>
                 <w:szCs w:val="17"/>
               </w:rPr>
-              <w:t>);</w:t>
-            </w:r>
-          </w:p>
-          <w:p>
-            <w:pPr>
-              <w:spacing w:after="0"/>
-            </w:pPr>
+              <w:t>respons.status</w:t>
+            </w:r>
+            <w:proofErr w:type="spellEnd"/>
             <w:r>
               <w:rPr>
                 <w:rFonts w:ascii="Verdana" w:eastAsia="Verdana" w:hAnsi="Verdana" w:cs="Verdana"/>
@@ -12545,9 +12267,13 @@
                 <w:sz w:val="17"/>
                 <w:szCs w:val="17"/>
               </w:rPr>
-              <w:t xml:space="preserve">  if </w:t>
-            </w:r>
-            <w:proofErr w:type="gramStart"/>
+              <w:t>);</w:t>
+            </w:r>
+          </w:p>
+          <w:p>
+            <w:pPr>
+              <w:spacing w:after="0"/>
+            </w:pPr>
             <w:r>
               <w:rPr>
                 <w:rFonts w:ascii="Verdana" w:eastAsia="Verdana" w:hAnsi="Verdana" w:cs="Verdana"/>
@@ -12555,9 +12281,13 @@
                 <w:sz w:val="17"/>
                 <w:szCs w:val="17"/>
               </w:rPr>
-              <w:t>(!</w:t>
-            </w:r>
-            <w:proofErr w:type="spellStart"/>
+              <w:t xml:space="preserve">  }</w:t>
+            </w:r>
+          </w:p>
+          <w:p>
+            <w:pPr>
+              <w:spacing w:after="0"/>
+            </w:pPr>
             <w:r>
               <w:rPr>
                 <w:rFonts w:ascii="Verdana" w:eastAsia="Verdana" w:hAnsi="Verdana" w:cs="Verdana"/>
@@ -12565,9 +12295,9 @@
                 <w:sz w:val="17"/>
                 <w:szCs w:val="17"/>
               </w:rPr>
-              <w:t>respons</w:t>
-            </w:r>
-            <w:proofErr w:type="gramEnd"/>
+              <w:t xml:space="preserve">  return </w:t>
+            </w:r>
+            <w:proofErr w:type="spellStart"/>
             <w:r>
               <w:rPr>
                 <w:rFonts w:ascii="Verdana" w:eastAsia="Verdana" w:hAnsi="Verdana" w:cs="Verdana"/>
@@ -12575,115 +12305,9 @@
                 <w:sz w:val="17"/>
                 <w:szCs w:val="17"/>
               </w:rPr>
-              <w:t>.ok</w:t>
-            </w:r>
-            <w:proofErr w:type="spellEnd"/>
-            <w:r>
-              <w:rPr>
-                <w:rFonts w:ascii="Verdana" w:eastAsia="Verdana" w:hAnsi="Verdana" w:cs="Verdana"/>
-                <w:color w:val="1F2A44"/>
-                <w:sz w:val="17"/>
-                <w:szCs w:val="17"/>
-              </w:rPr>
-              <w:t>) {</w:t>
-            </w:r>
-          </w:p>
-          <w:p>
-            <w:pPr>
-              <w:spacing w:after="0"/>
-            </w:pPr>
-            <w:r>
-              <w:rPr>
-                <w:rFonts w:ascii="Verdana" w:eastAsia="Verdana" w:hAnsi="Verdana" w:cs="Verdana"/>
-                <w:color w:val="1F2A44"/>
-                <w:sz w:val="17"/>
-                <w:szCs w:val="17"/>
-              </w:rPr>
-              <w:t xml:space="preserve">    throw new </w:t>
-            </w:r>
-            <w:proofErr w:type="gramStart"/>
-            <w:r>
-              <w:rPr>
-                <w:rFonts w:ascii="Verdana" w:eastAsia="Verdana" w:hAnsi="Verdana" w:cs="Verdana"/>
-                <w:color w:val="1F2A44"/>
-                <w:sz w:val="17"/>
-                <w:szCs w:val="17"/>
-              </w:rPr>
-              <w:t>Error(</w:t>
-            </w:r>
-            <w:proofErr w:type="gramEnd"/>
-            <w:r>
-              <w:rPr>
-                <w:rFonts w:ascii="Verdana" w:eastAsia="Verdana" w:hAnsi="Verdana" w:cs="Verdana"/>
-                <w:color w:val="1F2A44"/>
-                <w:sz w:val="17"/>
-                <w:szCs w:val="17"/>
-              </w:rPr>
-              <w:t xml:space="preserve">'status ' + </w:t>
-            </w:r>
-            <w:proofErr w:type="spellStart"/>
-            <w:proofErr w:type="gramStart"/>
-            <w:r>
-              <w:rPr>
-                <w:rFonts w:ascii="Verdana" w:eastAsia="Verdana" w:hAnsi="Verdana" w:cs="Verdana"/>
-                <w:color w:val="1F2A44"/>
-                <w:sz w:val="17"/>
-                <w:szCs w:val="17"/>
-              </w:rPr>
-              <w:t>respons.status</w:t>
-            </w:r>
-            <w:proofErr w:type="spellEnd"/>
-            <w:proofErr w:type="gramEnd"/>
-            <w:r>
-              <w:rPr>
-                <w:rFonts w:ascii="Verdana" w:eastAsia="Verdana" w:hAnsi="Verdana" w:cs="Verdana"/>
-                <w:color w:val="1F2A44"/>
-                <w:sz w:val="17"/>
-                <w:szCs w:val="17"/>
-              </w:rPr>
-              <w:t>);</w:t>
-            </w:r>
-          </w:p>
-          <w:p>
-            <w:pPr>
-              <w:spacing w:after="0"/>
-            </w:pPr>
-            <w:r>
-              <w:rPr>
-                <w:rFonts w:ascii="Verdana" w:eastAsia="Verdana" w:hAnsi="Verdana" w:cs="Verdana"/>
-                <w:color w:val="1F2A44"/>
-                <w:sz w:val="17"/>
-                <w:szCs w:val="17"/>
-              </w:rPr>
-              <w:t xml:space="preserve">  }</w:t>
-            </w:r>
-          </w:p>
-          <w:p>
-            <w:pPr>
-              <w:spacing w:after="0"/>
-            </w:pPr>
-            <w:r>
-              <w:rPr>
-                <w:rFonts w:ascii="Verdana" w:eastAsia="Verdana" w:hAnsi="Verdana" w:cs="Verdana"/>
-                <w:color w:val="1F2A44"/>
-                <w:sz w:val="17"/>
-                <w:szCs w:val="17"/>
-              </w:rPr>
-              <w:t xml:space="preserve">  return </w:t>
-            </w:r>
-            <w:proofErr w:type="spellStart"/>
-            <w:proofErr w:type="gramStart"/>
-            <w:r>
-              <w:rPr>
-                <w:rFonts w:ascii="Verdana" w:eastAsia="Verdana" w:hAnsi="Verdana" w:cs="Verdana"/>
-                <w:color w:val="1F2A44"/>
-                <w:sz w:val="17"/>
-                <w:szCs w:val="17"/>
-              </w:rPr>
               <w:t>respons.json</w:t>
             </w:r>
             <w:proofErr w:type="spellEnd"/>
-            <w:proofErr w:type="gramEnd"/>
             <w:r>
               <w:rPr>
                 <w:rFonts w:ascii="Verdana" w:eastAsia="Verdana" w:hAnsi="Verdana" w:cs="Verdana"/>
@@ -13017,7 +12641,6 @@
               <w:t xml:space="preserve">Nilai </w:t>
             </w:r>
             <w:proofErr w:type="spellStart"/>
-            <w:proofErr w:type="gramStart"/>
             <w:r>
               <w:rPr>
                 <w:color w:val="1A1A2E"/>
@@ -13027,7 +12650,6 @@
               <w:t>respons.ok</w:t>
             </w:r>
             <w:proofErr w:type="spellEnd"/>
-            <w:proofErr w:type="gramEnd"/>
           </w:p>
         </w:tc>
         <w:tc>
@@ -13388,7 +13010,6 @@
               <w:t xml:space="preserve"> </w:t>
             </w:r>
             <w:proofErr w:type="spellStart"/>
-            <w:proofErr w:type="gramStart"/>
             <w:r>
               <w:rPr>
                 <w:color w:val="1A1A2E"/>
@@ -13404,16 +13025,7 @@
                 <w:sz w:val="19"/>
                 <w:szCs w:val="19"/>
               </w:rPr>
-              <w:t>(</w:t>
-            </w:r>
-            <w:proofErr w:type="gramEnd"/>
-            <w:r>
-              <w:rPr>
-                <w:color w:val="1A1A2E"/>
-                <w:sz w:val="19"/>
-                <w:szCs w:val="19"/>
-              </w:rPr>
-              <w:t xml:space="preserve">), </w:t>
+              <w:t xml:space="preserve">(), </w:t>
             </w:r>
             <w:proofErr w:type="spellStart"/>
             <w:r>
@@ -13583,7 +13195,6 @@
             <w:pPr>
               <w:spacing w:after="0"/>
             </w:pPr>
-            <w:proofErr w:type="gramStart"/>
             <w:r>
               <w:rPr>
                 <w:b/>
@@ -13596,14 +13207,7 @@
               <w:rPr>
                 <w:color w:val="FFFFFF"/>
               </w:rPr>
-              <w:t>SIMPAN</w:t>
-            </w:r>
-            <w:proofErr w:type="gramEnd"/>
-            <w:r>
-              <w:rPr>
-                <w:color w:val="FFFFFF"/>
-              </w:rPr>
-              <w:t xml:space="preserve"> KE GIT - SETELAH LEMBAR A</w:t>
+              <w:t>SIMPAN KE GIT - SETELAH LEMBAR A</w:t>
             </w:r>
           </w:p>
         </w:tc>
@@ -13654,19 +13258,8 @@
                 <w:sz w:val="17"/>
                 <w:szCs w:val="17"/>
               </w:rPr>
-              <w:t xml:space="preserve">git </w:t>
-            </w:r>
-            <w:proofErr w:type="gramStart"/>
-            <w:r>
-              <w:rPr>
-                <w:rFonts w:ascii="Verdana" w:eastAsia="Verdana" w:hAnsi="Verdana" w:cs="Verdana"/>
-                <w:color w:val="1F2A44"/>
-                <w:sz w:val="17"/>
-                <w:szCs w:val="17"/>
-              </w:rPr>
-              <w:t>add .</w:t>
-            </w:r>
-            <w:proofErr w:type="gramEnd"/>
+              <w:t>git add .</w:t>
+            </w:r>
           </w:p>
           <w:p>
             <w:pPr>
@@ -14465,7 +14058,6 @@
         <w:t xml:space="preserve"> </w:t>
       </w:r>
       <w:proofErr w:type="spellStart"/>
-      <w:proofErr w:type="gramStart"/>
       <w:r>
         <w:rPr>
           <w:i/>
@@ -14485,9 +14077,9 @@
           <w:sz w:val="19"/>
           <w:szCs w:val="19"/>
         </w:rPr>
-        <w:t>(</w:t>
-      </w:r>
-      <w:proofErr w:type="gramEnd"/>
+        <w:t xml:space="preserve">() Anda. Status dan </w:t>
+      </w:r>
+      <w:proofErr w:type="spellStart"/>
       <w:r>
         <w:rPr>
           <w:i/>
@@ -14496,9 +14088,9 @@
           <w:sz w:val="19"/>
           <w:szCs w:val="19"/>
         </w:rPr>
-        <w:t xml:space="preserve">) Anda. Status dan </w:t>
-      </w:r>
-      <w:proofErr w:type="spellStart"/>
+        <w:t>nilai</w:t>
+      </w:r>
+      <w:proofErr w:type="spellEnd"/>
       <w:r>
         <w:rPr>
           <w:i/>
@@ -14507,9 +14099,9 @@
           <w:sz w:val="19"/>
           <w:szCs w:val="19"/>
         </w:rPr>
-        <w:t>nilai</w:t>
-      </w:r>
-      <w:proofErr w:type="spellEnd"/>
+        <w:t xml:space="preserve"> </w:t>
+      </w:r>
+      <w:proofErr w:type="spellStart"/>
       <w:r>
         <w:rPr>
           <w:i/>
@@ -14518,22 +14110,9 @@
           <w:sz w:val="19"/>
           <w:szCs w:val="19"/>
         </w:rPr>
-        <w:t xml:space="preserve"> </w:t>
-      </w:r>
-      <w:proofErr w:type="spellStart"/>
-      <w:proofErr w:type="gramStart"/>
-      <w:r>
-        <w:rPr>
-          <w:i/>
-          <w:iCs/>
-          <w:color w:val="5A6080"/>
-          <w:sz w:val="19"/>
-          <w:szCs w:val="19"/>
-        </w:rPr>
         <w:t>respons.ok</w:t>
       </w:r>
       <w:proofErr w:type="spellEnd"/>
-      <w:proofErr w:type="gramEnd"/>
       <w:r>
         <w:rPr>
           <w:i/>
@@ -14777,172 +14356,144 @@
             <w:pPr>
               <w:spacing w:after="0"/>
             </w:pPr>
-            <w:proofErr w:type="gramStart"/>
             <w:r>
               <w:rPr>
                 <w:color w:val="FFFFFF"/>
                 <w:sz w:val="17"/>
                 <w:szCs w:val="17"/>
               </w:rPr>
-              <w:t>▌  SATU</w:t>
-            </w:r>
-            <w:proofErr w:type="gramEnd"/>
+              <w:t>▌  SATU try/catch MENUTUP SELURUH RANTAI</w:t>
+            </w:r>
+          </w:p>
+          <w:p>
+            <w:pPr>
+              <w:spacing w:after="0"/>
+            </w:pPr>
+            <w:proofErr w:type="spellStart"/>
             <w:r>
               <w:rPr>
                 <w:color w:val="FFFFFF"/>
                 <w:sz w:val="17"/>
                 <w:szCs w:val="17"/>
               </w:rPr>
-              <w:t xml:space="preserve"> try/catch MENUTUP SELURUH RANTAI</w:t>
-            </w:r>
-          </w:p>
-          <w:p>
-            <w:pPr>
-              <w:spacing w:after="0"/>
-            </w:pPr>
-            <w:proofErr w:type="spellStart"/>
+              <w:t>Rantai</w:t>
+            </w:r>
+            <w:proofErr w:type="spellEnd"/>
             <w:r>
               <w:rPr>
                 <w:color w:val="FFFFFF"/>
                 <w:sz w:val="17"/>
                 <w:szCs w:val="17"/>
               </w:rPr>
-              <w:t>Rantai</w:t>
-            </w:r>
-            <w:proofErr w:type="spellEnd"/>
+              <w:t xml:space="preserve"> then yang </w:t>
+            </w:r>
+            <w:proofErr w:type="spellStart"/>
             <w:r>
               <w:rPr>
                 <w:color w:val="FFFFFF"/>
                 <w:sz w:val="17"/>
                 <w:szCs w:val="17"/>
               </w:rPr>
-              <w:t xml:space="preserve"> then yang </w:t>
-            </w:r>
-            <w:proofErr w:type="spellStart"/>
+              <w:t>panjang</w:t>
+            </w:r>
+            <w:proofErr w:type="spellEnd"/>
             <w:r>
               <w:rPr>
                 <w:color w:val="FFFFFF"/>
                 <w:sz w:val="17"/>
                 <w:szCs w:val="17"/>
               </w:rPr>
-              <w:t>panjang</w:t>
-            </w:r>
-            <w:proofErr w:type="spellEnd"/>
+              <w:t xml:space="preserve"> </w:t>
+            </w:r>
+            <w:proofErr w:type="spellStart"/>
             <w:r>
               <w:rPr>
                 <w:color w:val="FFFFFF"/>
                 <w:sz w:val="17"/>
                 <w:szCs w:val="17"/>
               </w:rPr>
-              <w:t xml:space="preserve"> </w:t>
-            </w:r>
-            <w:proofErr w:type="spellStart"/>
+              <w:t>sulit</w:t>
+            </w:r>
+            <w:proofErr w:type="spellEnd"/>
             <w:r>
               <w:rPr>
                 <w:color w:val="FFFFFF"/>
                 <w:sz w:val="17"/>
                 <w:szCs w:val="17"/>
               </w:rPr>
-              <w:t>sulit</w:t>
-            </w:r>
-            <w:proofErr w:type="spellEnd"/>
+              <w:t xml:space="preserve"> </w:t>
+            </w:r>
+            <w:proofErr w:type="spellStart"/>
             <w:r>
               <w:rPr>
                 <w:color w:val="FFFFFF"/>
                 <w:sz w:val="17"/>
                 <w:szCs w:val="17"/>
               </w:rPr>
-              <w:t xml:space="preserve"> </w:t>
-            </w:r>
-            <w:proofErr w:type="spellStart"/>
+              <w:t>dibaca</w:t>
+            </w:r>
+            <w:proofErr w:type="spellEnd"/>
             <w:r>
               <w:rPr>
                 <w:color w:val="FFFFFF"/>
                 <w:sz w:val="17"/>
                 <w:szCs w:val="17"/>
               </w:rPr>
-              <w:t>dibaca</w:t>
-            </w:r>
-            <w:proofErr w:type="spellEnd"/>
+              <w:t xml:space="preserve"> dan </w:t>
+            </w:r>
+            <w:proofErr w:type="spellStart"/>
             <w:r>
               <w:rPr>
                 <w:color w:val="FFFFFF"/>
                 <w:sz w:val="17"/>
                 <w:szCs w:val="17"/>
               </w:rPr>
-              <w:t xml:space="preserve"> dan </w:t>
-            </w:r>
-            <w:proofErr w:type="spellStart"/>
+              <w:t>galatnya</w:t>
+            </w:r>
+            <w:proofErr w:type="spellEnd"/>
             <w:r>
               <w:rPr>
                 <w:color w:val="FFFFFF"/>
                 <w:sz w:val="17"/>
                 <w:szCs w:val="17"/>
               </w:rPr>
-              <w:t>galatnya</w:t>
-            </w:r>
-            <w:proofErr w:type="spellEnd"/>
+              <w:t xml:space="preserve"> </w:t>
+            </w:r>
+            <w:proofErr w:type="spellStart"/>
             <w:r>
               <w:rPr>
                 <w:color w:val="FFFFFF"/>
                 <w:sz w:val="17"/>
                 <w:szCs w:val="17"/>
               </w:rPr>
-              <w:t xml:space="preserve"> </w:t>
-            </w:r>
-            <w:proofErr w:type="spellStart"/>
+              <w:t>mudah</w:t>
+            </w:r>
+            <w:proofErr w:type="spellEnd"/>
             <w:r>
               <w:rPr>
                 <w:color w:val="FFFFFF"/>
                 <w:sz w:val="17"/>
                 <w:szCs w:val="17"/>
               </w:rPr>
-              <w:t>mudah</w:t>
-            </w:r>
-            <w:proofErr w:type="spellEnd"/>
+              <w:t xml:space="preserve"> </w:t>
+            </w:r>
+            <w:proofErr w:type="spellStart"/>
             <w:r>
               <w:rPr>
                 <w:color w:val="FFFFFF"/>
                 <w:sz w:val="17"/>
                 <w:szCs w:val="17"/>
               </w:rPr>
-              <w:t xml:space="preserve"> </w:t>
-            </w:r>
-            <w:proofErr w:type="spellStart"/>
+              <w:t>terlewat</w:t>
+            </w:r>
+            <w:proofErr w:type="spellEnd"/>
             <w:r>
               <w:rPr>
                 <w:color w:val="FFFFFF"/>
                 <w:sz w:val="17"/>
                 <w:szCs w:val="17"/>
               </w:rPr>
-              <w:t>terlewat</w:t>
-            </w:r>
-            <w:proofErr w:type="spellEnd"/>
-            <w:r>
-              <w:rPr>
-                <w:color w:val="FFFFFF"/>
-                <w:sz w:val="17"/>
-                <w:szCs w:val="17"/>
-              </w:rPr>
-              <w:t xml:space="preserve">. async dan </w:t>
-            </w:r>
-            <w:proofErr w:type="gramStart"/>
-            <w:r>
-              <w:rPr>
-                <w:color w:val="FFFFFF"/>
-                <w:sz w:val="17"/>
-                <w:szCs w:val="17"/>
-              </w:rPr>
-              <w:t>await</w:t>
-            </w:r>
-            <w:proofErr w:type="gramEnd"/>
-            <w:r>
-              <w:rPr>
-                <w:color w:val="FFFFFF"/>
-                <w:sz w:val="17"/>
-                <w:szCs w:val="17"/>
-              </w:rPr>
-              <w:t xml:space="preserve"> </w:t>
+              <w:t xml:space="preserve">. async dan await </w:t>
             </w:r>
             <w:proofErr w:type="spellStart"/>
             <w:r>
@@ -15191,7 +14742,6 @@
       <w:pPr>
         <w:spacing w:before="280" w:after="80"/>
       </w:pPr>
-      <w:proofErr w:type="gramStart"/>
       <w:r>
         <w:rPr>
           <w:b/>
@@ -15200,18 +14750,7 @@
           <w:sz w:val="22"/>
           <w:szCs w:val="22"/>
         </w:rPr>
-        <w:t>B.1  Ubah</w:t>
-      </w:r>
-      <w:proofErr w:type="gramEnd"/>
-      <w:r>
-        <w:rPr>
-          <w:b/>
-          <w:bCs/>
-          <w:color w:val="003796"/>
-          <w:sz w:val="22"/>
-          <w:szCs w:val="22"/>
-        </w:rPr>
-        <w:t xml:space="preserve"> </w:t>
+        <w:t xml:space="preserve">B.1  Ubah </w:t>
       </w:r>
       <w:proofErr w:type="spellStart"/>
       <w:r>
@@ -15466,7 +15005,6 @@
               <w:t xml:space="preserve">export async function </w:t>
             </w:r>
             <w:proofErr w:type="spellStart"/>
-            <w:proofErr w:type="gramStart"/>
             <w:r>
               <w:rPr>
                 <w:rFonts w:ascii="Verdana" w:eastAsia="Verdana" w:hAnsi="Verdana" w:cs="Verdana"/>
@@ -15484,9 +15022,13 @@
                 <w:sz w:val="17"/>
                 <w:szCs w:val="17"/>
               </w:rPr>
-              <w:t>(</w:t>
-            </w:r>
-            <w:proofErr w:type="gramEnd"/>
+              <w:t>() {</w:t>
+            </w:r>
+          </w:p>
+          <w:p>
+            <w:pPr>
+              <w:spacing w:after="0"/>
+            </w:pPr>
             <w:r>
               <w:rPr>
                 <w:rFonts w:ascii="Verdana" w:eastAsia="Verdana" w:hAnsi="Verdana" w:cs="Verdana"/>
@@ -15494,7 +15036,7 @@
                 <w:sz w:val="17"/>
                 <w:szCs w:val="17"/>
               </w:rPr>
-              <w:t>) {</w:t>
+              <w:t xml:space="preserve">  try {</w:t>
             </w:r>
           </w:p>
           <w:p>
@@ -15508,13 +15050,9 @@
                 <w:sz w:val="17"/>
                 <w:szCs w:val="17"/>
               </w:rPr>
-              <w:t xml:space="preserve">  try {</w:t>
-            </w:r>
-          </w:p>
-          <w:p>
-            <w:pPr>
-              <w:spacing w:after="0"/>
-            </w:pPr>
+              <w:t xml:space="preserve">    const </w:t>
+            </w:r>
+            <w:proofErr w:type="spellStart"/>
             <w:r>
               <w:rPr>
                 <w:rFonts w:ascii="Verdana" w:eastAsia="Verdana" w:hAnsi="Verdana" w:cs="Verdana"/>
@@ -15522,9 +15060,9 @@
                 <w:sz w:val="17"/>
                 <w:szCs w:val="17"/>
               </w:rPr>
-              <w:t xml:space="preserve">    const </w:t>
-            </w:r>
-            <w:proofErr w:type="spellStart"/>
+              <w:t>respons</w:t>
+            </w:r>
+            <w:proofErr w:type="spellEnd"/>
             <w:r>
               <w:rPr>
                 <w:rFonts w:ascii="Verdana" w:eastAsia="Verdana" w:hAnsi="Verdana" w:cs="Verdana"/>
@@ -15532,9 +15070,13 @@
                 <w:sz w:val="17"/>
                 <w:szCs w:val="17"/>
               </w:rPr>
-              <w:t>respons</w:t>
-            </w:r>
-            <w:proofErr w:type="spellEnd"/>
+              <w:t xml:space="preserve"> = await fetch(ALAMAT);</w:t>
+            </w:r>
+          </w:p>
+          <w:p>
+            <w:pPr>
+              <w:spacing w:after="0"/>
+            </w:pPr>
             <w:r>
               <w:rPr>
                 <w:rFonts w:ascii="Verdana" w:eastAsia="Verdana" w:hAnsi="Verdana" w:cs="Verdana"/>
@@ -15542,9 +15084,9 @@
                 <w:sz w:val="17"/>
                 <w:szCs w:val="17"/>
               </w:rPr>
-              <w:t xml:space="preserve"> = await </w:t>
-            </w:r>
-            <w:proofErr w:type="gramStart"/>
+              <w:t xml:space="preserve">    if (!</w:t>
+            </w:r>
+            <w:proofErr w:type="spellStart"/>
             <w:r>
               <w:rPr>
                 <w:rFonts w:ascii="Verdana" w:eastAsia="Verdana" w:hAnsi="Verdana" w:cs="Verdana"/>
@@ -15552,9 +15094,9 @@
                 <w:sz w:val="17"/>
                 <w:szCs w:val="17"/>
               </w:rPr>
-              <w:t>fetch(</w:t>
-            </w:r>
-            <w:proofErr w:type="gramEnd"/>
+              <w:t>respons.ok</w:t>
+            </w:r>
+            <w:proofErr w:type="spellEnd"/>
             <w:r>
               <w:rPr>
                 <w:rFonts w:ascii="Verdana" w:eastAsia="Verdana" w:hAnsi="Verdana" w:cs="Verdana"/>
@@ -15562,13 +15104,9 @@
                 <w:sz w:val="17"/>
                 <w:szCs w:val="17"/>
               </w:rPr>
-              <w:t>ALAMAT);</w:t>
-            </w:r>
-          </w:p>
-          <w:p>
-            <w:pPr>
-              <w:spacing w:after="0"/>
-            </w:pPr>
+              <w:t xml:space="preserve">) throw new Error('status ' + </w:t>
+            </w:r>
+            <w:proofErr w:type="spellStart"/>
             <w:r>
               <w:rPr>
                 <w:rFonts w:ascii="Verdana" w:eastAsia="Verdana" w:hAnsi="Verdana" w:cs="Verdana"/>
@@ -15576,9 +15114,9 @@
                 <w:sz w:val="17"/>
                 <w:szCs w:val="17"/>
               </w:rPr>
-              <w:t xml:space="preserve">    if </w:t>
-            </w:r>
-            <w:proofErr w:type="gramStart"/>
+              <w:t>respons.status</w:t>
+            </w:r>
+            <w:proofErr w:type="spellEnd"/>
             <w:r>
               <w:rPr>
                 <w:rFonts w:ascii="Verdana" w:eastAsia="Verdana" w:hAnsi="Verdana" w:cs="Verdana"/>
@@ -15586,9 +15124,13 @@
                 <w:sz w:val="17"/>
                 <w:szCs w:val="17"/>
               </w:rPr>
-              <w:t>(!</w:t>
-            </w:r>
-            <w:proofErr w:type="spellStart"/>
+              <w:t>);</w:t>
+            </w:r>
+          </w:p>
+          <w:p>
+            <w:pPr>
+              <w:spacing w:after="0"/>
+            </w:pPr>
             <w:r>
               <w:rPr>
                 <w:rFonts w:ascii="Verdana" w:eastAsia="Verdana" w:hAnsi="Verdana" w:cs="Verdana"/>
@@ -15596,9 +15138,9 @@
                 <w:sz w:val="17"/>
                 <w:szCs w:val="17"/>
               </w:rPr>
-              <w:t>respons</w:t>
-            </w:r>
-            <w:proofErr w:type="gramEnd"/>
+              <w:t xml:space="preserve">    const data = await </w:t>
+            </w:r>
+            <w:proofErr w:type="spellStart"/>
             <w:r>
               <w:rPr>
                 <w:rFonts w:ascii="Verdana" w:eastAsia="Verdana" w:hAnsi="Verdana" w:cs="Verdana"/>
@@ -15606,7 +15148,7 @@
                 <w:sz w:val="17"/>
                 <w:szCs w:val="17"/>
               </w:rPr>
-              <w:t>.ok</w:t>
+              <w:t>respons.json</w:t>
             </w:r>
             <w:proofErr w:type="spellEnd"/>
             <w:r>
@@ -15616,9 +15158,13 @@
                 <w:sz w:val="17"/>
                 <w:szCs w:val="17"/>
               </w:rPr>
-              <w:t xml:space="preserve">) throw new </w:t>
-            </w:r>
-            <w:proofErr w:type="gramStart"/>
+              <w:t>();</w:t>
+            </w:r>
+          </w:p>
+          <w:p>
+            <w:pPr>
+              <w:spacing w:after="0"/>
+            </w:pPr>
             <w:r>
               <w:rPr>
                 <w:rFonts w:ascii="Verdana" w:eastAsia="Verdana" w:hAnsi="Verdana" w:cs="Verdana"/>
@@ -15626,9 +15172,13 @@
                 <w:sz w:val="17"/>
                 <w:szCs w:val="17"/>
               </w:rPr>
-              <w:t>Error(</w:t>
-            </w:r>
-            <w:proofErr w:type="gramEnd"/>
+              <w:t xml:space="preserve">    return data;</w:t>
+            </w:r>
+          </w:p>
+          <w:p>
+            <w:pPr>
+              <w:spacing w:after="0"/>
+            </w:pPr>
             <w:r>
               <w:rPr>
                 <w:rFonts w:ascii="Verdana" w:eastAsia="Verdana" w:hAnsi="Verdana" w:cs="Verdana"/>
@@ -15636,10 +15186,9 @@
                 <w:sz w:val="17"/>
                 <w:szCs w:val="17"/>
               </w:rPr>
-              <w:t xml:space="preserve">'status ' + </w:t>
-            </w:r>
-            <w:proofErr w:type="spellStart"/>
-            <w:proofErr w:type="gramStart"/>
+              <w:t xml:space="preserve">  } catch (</w:t>
+            </w:r>
+            <w:proofErr w:type="spellStart"/>
             <w:r>
               <w:rPr>
                 <w:rFonts w:ascii="Verdana" w:eastAsia="Verdana" w:hAnsi="Verdana" w:cs="Verdana"/>
@@ -15647,10 +15196,9 @@
                 <w:sz w:val="17"/>
                 <w:szCs w:val="17"/>
               </w:rPr>
-              <w:t>respons.status</w:t>
-            </w:r>
-            <w:proofErr w:type="spellEnd"/>
-            <w:proofErr w:type="gramEnd"/>
+              <w:t>galat</w:t>
+            </w:r>
+            <w:proofErr w:type="spellEnd"/>
             <w:r>
               <w:rPr>
                 <w:rFonts w:ascii="Verdana" w:eastAsia="Verdana" w:hAnsi="Verdana" w:cs="Verdana"/>
@@ -15658,7 +15206,7 @@
                 <w:sz w:val="17"/>
                 <w:szCs w:val="17"/>
               </w:rPr>
-              <w:t>);</w:t>
+              <w:t>) {</w:t>
             </w:r>
           </w:p>
           <w:p>
@@ -15672,10 +15220,9 @@
                 <w:sz w:val="17"/>
                 <w:szCs w:val="17"/>
               </w:rPr>
-              <w:t xml:space="preserve">    const data = await </w:t>
-            </w:r>
-            <w:proofErr w:type="spellStart"/>
-            <w:proofErr w:type="gramStart"/>
+              <w:t xml:space="preserve">    </w:t>
+            </w:r>
+            <w:proofErr w:type="spellStart"/>
             <w:r>
               <w:rPr>
                 <w:rFonts w:ascii="Verdana" w:eastAsia="Verdana" w:hAnsi="Verdana" w:cs="Verdana"/>
@@ -15683,10 +15230,9 @@
                 <w:sz w:val="17"/>
                 <w:szCs w:val="17"/>
               </w:rPr>
-              <w:t>respons.json</w:t>
-            </w:r>
-            <w:proofErr w:type="spellEnd"/>
-            <w:proofErr w:type="gramEnd"/>
+              <w:t>console.error</w:t>
+            </w:r>
+            <w:proofErr w:type="spellEnd"/>
             <w:r>
               <w:rPr>
                 <w:rFonts w:ascii="Verdana" w:eastAsia="Verdana" w:hAnsi="Verdana" w:cs="Verdana"/>
@@ -15694,13 +15240,9 @@
                 <w:sz w:val="17"/>
                 <w:szCs w:val="17"/>
               </w:rPr>
-              <w:t>();</w:t>
-            </w:r>
-          </w:p>
-          <w:p>
-            <w:pPr>
-              <w:spacing w:after="0"/>
-            </w:pPr>
+              <w:t>('</w:t>
+            </w:r>
+            <w:proofErr w:type="spellStart"/>
             <w:r>
               <w:rPr>
                 <w:rFonts w:ascii="Verdana" w:eastAsia="Verdana" w:hAnsi="Verdana" w:cs="Verdana"/>
@@ -15708,13 +15250,9 @@
                 <w:sz w:val="17"/>
                 <w:szCs w:val="17"/>
               </w:rPr>
-              <w:t xml:space="preserve">    return data;</w:t>
-            </w:r>
-          </w:p>
-          <w:p>
-            <w:pPr>
-              <w:spacing w:after="0"/>
-            </w:pPr>
+              <w:t>gagal</w:t>
+            </w:r>
+            <w:proofErr w:type="spellEnd"/>
             <w:r>
               <w:rPr>
                 <w:rFonts w:ascii="Verdana" w:eastAsia="Verdana" w:hAnsi="Verdana" w:cs="Verdana"/>
@@ -15722,7 +15260,7 @@
                 <w:sz w:val="17"/>
                 <w:szCs w:val="17"/>
               </w:rPr>
-              <w:t xml:space="preserve">  } catch (</w:t>
+              <w:t xml:space="preserve"> </w:t>
             </w:r>
             <w:proofErr w:type="spellStart"/>
             <w:r>
@@ -15732,7 +15270,7 @@
                 <w:sz w:val="17"/>
                 <w:szCs w:val="17"/>
               </w:rPr>
-              <w:t>galat</w:t>
+              <w:t>memuat</w:t>
             </w:r>
             <w:proofErr w:type="spellEnd"/>
             <w:r>
@@ -15742,13 +15280,9 @@
                 <w:sz w:val="17"/>
                 <w:szCs w:val="17"/>
               </w:rPr>
-              <w:t>) {</w:t>
-            </w:r>
-          </w:p>
-          <w:p>
-            <w:pPr>
-              <w:spacing w:after="0"/>
-            </w:pPr>
+              <w:t xml:space="preserve">', </w:t>
+            </w:r>
+            <w:proofErr w:type="spellStart"/>
             <w:r>
               <w:rPr>
                 <w:rFonts w:ascii="Verdana" w:eastAsia="Verdana" w:hAnsi="Verdana" w:cs="Verdana"/>
@@ -15756,83 +15290,9 @@
                 <w:sz w:val="17"/>
                 <w:szCs w:val="17"/>
               </w:rPr>
-              <w:t xml:space="preserve">    </w:t>
-            </w:r>
-            <w:proofErr w:type="spellStart"/>
-            <w:proofErr w:type="gramStart"/>
-            <w:r>
-              <w:rPr>
-                <w:rFonts w:ascii="Verdana" w:eastAsia="Verdana" w:hAnsi="Verdana" w:cs="Verdana"/>
-                <w:color w:val="1F2A44"/>
-                <w:sz w:val="17"/>
-                <w:szCs w:val="17"/>
-              </w:rPr>
-              <w:t>console.error</w:t>
-            </w:r>
-            <w:proofErr w:type="spellEnd"/>
-            <w:proofErr w:type="gramEnd"/>
-            <w:r>
-              <w:rPr>
-                <w:rFonts w:ascii="Verdana" w:eastAsia="Verdana" w:hAnsi="Verdana" w:cs="Verdana"/>
-                <w:color w:val="1F2A44"/>
-                <w:sz w:val="17"/>
-                <w:szCs w:val="17"/>
-              </w:rPr>
-              <w:t>('</w:t>
-            </w:r>
-            <w:proofErr w:type="spellStart"/>
-            <w:r>
-              <w:rPr>
-                <w:rFonts w:ascii="Verdana" w:eastAsia="Verdana" w:hAnsi="Verdana" w:cs="Verdana"/>
-                <w:color w:val="1F2A44"/>
-                <w:sz w:val="17"/>
-                <w:szCs w:val="17"/>
-              </w:rPr>
-              <w:t>gagal</w:t>
-            </w:r>
-            <w:proofErr w:type="spellEnd"/>
-            <w:r>
-              <w:rPr>
-                <w:rFonts w:ascii="Verdana" w:eastAsia="Verdana" w:hAnsi="Verdana" w:cs="Verdana"/>
-                <w:color w:val="1F2A44"/>
-                <w:sz w:val="17"/>
-                <w:szCs w:val="17"/>
-              </w:rPr>
-              <w:t xml:space="preserve"> </w:t>
-            </w:r>
-            <w:proofErr w:type="spellStart"/>
-            <w:r>
-              <w:rPr>
-                <w:rFonts w:ascii="Verdana" w:eastAsia="Verdana" w:hAnsi="Verdana" w:cs="Verdana"/>
-                <w:color w:val="1F2A44"/>
-                <w:sz w:val="17"/>
-                <w:szCs w:val="17"/>
-              </w:rPr>
-              <w:t>memuat</w:t>
-            </w:r>
-            <w:proofErr w:type="spellEnd"/>
-            <w:r>
-              <w:rPr>
-                <w:rFonts w:ascii="Verdana" w:eastAsia="Verdana" w:hAnsi="Verdana" w:cs="Verdana"/>
-                <w:color w:val="1F2A44"/>
-                <w:sz w:val="17"/>
-                <w:szCs w:val="17"/>
-              </w:rPr>
-              <w:t xml:space="preserve">', </w:t>
-            </w:r>
-            <w:proofErr w:type="spellStart"/>
-            <w:proofErr w:type="gramStart"/>
-            <w:r>
-              <w:rPr>
-                <w:rFonts w:ascii="Verdana" w:eastAsia="Verdana" w:hAnsi="Verdana" w:cs="Verdana"/>
-                <w:color w:val="1F2A44"/>
-                <w:sz w:val="17"/>
-                <w:szCs w:val="17"/>
-              </w:rPr>
               <w:t>galat.message</w:t>
             </w:r>
             <w:proofErr w:type="spellEnd"/>
-            <w:proofErr w:type="gramEnd"/>
             <w:r>
               <w:rPr>
                 <w:rFonts w:ascii="Verdana" w:eastAsia="Verdana" w:hAnsi="Verdana" w:cs="Verdana"/>
@@ -16327,7 +15787,6 @@
       <w:pPr>
         <w:spacing w:before="280" w:after="80"/>
       </w:pPr>
-      <w:proofErr w:type="gramStart"/>
       <w:r>
         <w:rPr>
           <w:b/>
@@ -16336,18 +15795,7 @@
           <w:sz w:val="22"/>
           <w:szCs w:val="22"/>
         </w:rPr>
-        <w:t>B.2  Kenali</w:t>
-      </w:r>
-      <w:proofErr w:type="gramEnd"/>
-      <w:r>
-        <w:rPr>
-          <w:b/>
-          <w:bCs/>
-          <w:color w:val="003796"/>
-          <w:sz w:val="22"/>
-          <w:szCs w:val="22"/>
-        </w:rPr>
-        <w:t xml:space="preserve"> </w:t>
+        <w:t xml:space="preserve">B.2  Kenali </w:t>
       </w:r>
       <w:proofErr w:type="spellStart"/>
       <w:r>
@@ -16834,7 +16282,6 @@
               <w:t xml:space="preserve"> </w:t>
             </w:r>
             <w:proofErr w:type="spellStart"/>
-            <w:proofErr w:type="gramStart"/>
             <w:r>
               <w:rPr>
                 <w:color w:val="1A1A2E"/>
@@ -16844,7 +16291,6 @@
               <w:t>respons.ok</w:t>
             </w:r>
             <w:proofErr w:type="spellEnd"/>
-            <w:proofErr w:type="gramEnd"/>
             <w:r>
               <w:rPr>
                 <w:color w:val="1A1A2E"/>
@@ -16970,7 +16416,6 @@
               <w:spacing w:after="0"/>
             </w:pPr>
             <w:proofErr w:type="spellStart"/>
-            <w:proofErr w:type="gramStart"/>
             <w:r>
               <w:rPr>
                 <w:color w:val="1A1A2E"/>
@@ -16986,16 +16431,7 @@
                 <w:sz w:val="18"/>
                 <w:szCs w:val="18"/>
               </w:rPr>
-              <w:t>(</w:t>
-            </w:r>
-            <w:proofErr w:type="gramEnd"/>
-            <w:r>
-              <w:rPr>
-                <w:color w:val="1A1A2E"/>
-                <w:sz w:val="18"/>
-                <w:szCs w:val="18"/>
-              </w:rPr>
-              <w:t xml:space="preserve">) </w:t>
+              <w:t xml:space="preserve">() </w:t>
             </w:r>
             <w:proofErr w:type="spellStart"/>
             <w:r>
@@ -17374,7 +16810,6 @@
       <w:pPr>
         <w:spacing w:before="280" w:after="80"/>
       </w:pPr>
-      <w:proofErr w:type="gramStart"/>
       <w:r>
         <w:rPr>
           <w:b/>
@@ -17397,7 +16832,6 @@
         <w:t>Buktikan</w:t>
       </w:r>
       <w:proofErr w:type="spellEnd"/>
-      <w:proofErr w:type="gramEnd"/>
       <w:r>
         <w:rPr>
           <w:b/>
@@ -17879,7 +17313,107 @@
           <w:p>
             <w:pPr>
               <w:spacing w:after="0"/>
-            </w:pPr>
+              <w:rPr>
+                <w:sz w:val="18"/>
+                <w:szCs w:val="18"/>
+              </w:rPr>
+            </w:pPr>
+            <w:r>
+              <w:rPr>
+                <w:sz w:val="18"/>
+                <w:szCs w:val="18"/>
+              </w:rPr>
+              <w:t xml:space="preserve">Hasil </w:t>
+            </w:r>
+            <w:proofErr w:type="spellStart"/>
+            <w:r>
+              <w:rPr>
+                <w:sz w:val="18"/>
+                <w:szCs w:val="18"/>
+              </w:rPr>
+              <w:t>galat</w:t>
+            </w:r>
+            <w:proofErr w:type="spellEnd"/>
+            <w:r>
+              <w:rPr>
+                <w:sz w:val="18"/>
+                <w:szCs w:val="18"/>
+              </w:rPr>
+              <w:t xml:space="preserve"> 404 </w:t>
+            </w:r>
+            <w:proofErr w:type="spellStart"/>
+            <w:r>
+              <w:rPr>
+                <w:sz w:val="18"/>
+                <w:szCs w:val="18"/>
+              </w:rPr>
+              <w:t>tampil</w:t>
+            </w:r>
+            <w:proofErr w:type="spellEnd"/>
+            <w:r>
+              <w:rPr>
+                <w:sz w:val="18"/>
+                <w:szCs w:val="18"/>
+              </w:rPr>
+              <w:t xml:space="preserve"> </w:t>
+            </w:r>
+            <w:proofErr w:type="spellStart"/>
+            <w:r>
+              <w:rPr>
+                <w:sz w:val="18"/>
+                <w:szCs w:val="18"/>
+              </w:rPr>
+              <w:t>karena</w:t>
+            </w:r>
+            <w:proofErr w:type="spellEnd"/>
+            <w:r>
+              <w:rPr>
+                <w:sz w:val="18"/>
+                <w:szCs w:val="18"/>
+              </w:rPr>
+              <w:t xml:space="preserve"> </w:t>
+            </w:r>
+            <w:proofErr w:type="spellStart"/>
+            <w:r>
+              <w:rPr>
+                <w:sz w:val="18"/>
+                <w:szCs w:val="18"/>
+              </w:rPr>
+              <w:t>halaman</w:t>
+            </w:r>
+            <w:proofErr w:type="spellEnd"/>
+            <w:r>
+              <w:rPr>
+                <w:sz w:val="18"/>
+                <w:szCs w:val="18"/>
+              </w:rPr>
+              <w:t xml:space="preserve"> </w:t>
+            </w:r>
+            <w:proofErr w:type="spellStart"/>
+            <w:r>
+              <w:rPr>
+                <w:sz w:val="18"/>
+                <w:szCs w:val="18"/>
+              </w:rPr>
+              <w:t>sengaja</w:t>
+            </w:r>
+            <w:proofErr w:type="spellEnd"/>
+            <w:r>
+              <w:rPr>
+                <w:sz w:val="18"/>
+                <w:szCs w:val="18"/>
+              </w:rPr>
+              <w:t xml:space="preserve"> </w:t>
+            </w:r>
+            <w:proofErr w:type="spellStart"/>
+            <w:r>
+              <w:rPr>
+                <w:sz w:val="18"/>
+                <w:szCs w:val="18"/>
+              </w:rPr>
+              <w:t>disalahkan</w:t>
+            </w:r>
+            <w:proofErr w:type="spellEnd"/>
           </w:p>
         </w:tc>
       </w:tr>
@@ -18051,7 +17585,43 @@
           <w:p>
             <w:pPr>
               <w:spacing w:after="0"/>
-            </w:pPr>
+              <w:rPr>
+                <w:sz w:val="18"/>
+                <w:szCs w:val="18"/>
+              </w:rPr>
+            </w:pPr>
+            <w:r>
+              <w:rPr>
+                <w:sz w:val="18"/>
+                <w:szCs w:val="18"/>
+              </w:rPr>
+              <w:t xml:space="preserve">Galat </w:t>
+            </w:r>
+            <w:proofErr w:type="spellStart"/>
+            <w:r>
+              <w:rPr>
+                <w:sz w:val="18"/>
+                <w:szCs w:val="18"/>
+              </w:rPr>
+              <w:t>jaringan</w:t>
+            </w:r>
+            <w:proofErr w:type="spellEnd"/>
+            <w:r>
+              <w:rPr>
+                <w:sz w:val="18"/>
+                <w:szCs w:val="18"/>
+              </w:rPr>
+              <w:t xml:space="preserve"> </w:t>
+            </w:r>
+            <w:proofErr w:type="spellStart"/>
+            <w:r>
+              <w:rPr>
+                <w:sz w:val="18"/>
+                <w:szCs w:val="18"/>
+              </w:rPr>
+              <w:t>tertangkap</w:t>
+            </w:r>
+            <w:proofErr w:type="spellEnd"/>
           </w:p>
         </w:tc>
       </w:tr>
@@ -18239,7 +17809,91 @@
           <w:p>
             <w:pPr>
               <w:spacing w:after="0"/>
-            </w:pPr>
+              <w:rPr>
+                <w:sz w:val="18"/>
+                <w:szCs w:val="18"/>
+              </w:rPr>
+            </w:pPr>
+            <w:r>
+              <w:rPr>
+                <w:sz w:val="18"/>
+                <w:szCs w:val="18"/>
+              </w:rPr>
+              <w:t xml:space="preserve">Hasil </w:t>
+            </w:r>
+            <w:proofErr w:type="spellStart"/>
+            <w:r>
+              <w:rPr>
+                <w:sz w:val="18"/>
+                <w:szCs w:val="18"/>
+              </w:rPr>
+              <w:t>galat</w:t>
+            </w:r>
+            <w:proofErr w:type="spellEnd"/>
+            <w:r>
+              <w:rPr>
+                <w:sz w:val="18"/>
+                <w:szCs w:val="18"/>
+              </w:rPr>
+              <w:t xml:space="preserve"> daftar data </w:t>
+            </w:r>
+            <w:proofErr w:type="spellStart"/>
+            <w:r>
+              <w:rPr>
+                <w:sz w:val="18"/>
+                <w:szCs w:val="18"/>
+              </w:rPr>
+              <w:t>tampil</w:t>
+            </w:r>
+            <w:proofErr w:type="spellEnd"/>
+            <w:r>
+              <w:rPr>
+                <w:sz w:val="18"/>
+                <w:szCs w:val="18"/>
+              </w:rPr>
+              <w:t xml:space="preserve"> </w:t>
+            </w:r>
+            <w:proofErr w:type="spellStart"/>
+            <w:r>
+              <w:rPr>
+                <w:sz w:val="18"/>
+                <w:szCs w:val="18"/>
+              </w:rPr>
+              <w:t>karena</w:t>
+            </w:r>
+            <w:proofErr w:type="spellEnd"/>
+            <w:r>
+              <w:rPr>
+                <w:sz w:val="18"/>
+                <w:szCs w:val="18"/>
+              </w:rPr>
+              <w:t xml:space="preserve"> </w:t>
+            </w:r>
+            <w:proofErr w:type="spellStart"/>
+            <w:r>
+              <w:rPr>
+                <w:sz w:val="18"/>
+                <w:szCs w:val="18"/>
+              </w:rPr>
+              <w:t>alamat</w:t>
+            </w:r>
+            <w:proofErr w:type="spellEnd"/>
+            <w:r>
+              <w:rPr>
+                <w:sz w:val="18"/>
+                <w:szCs w:val="18"/>
+              </w:rPr>
+              <w:t xml:space="preserve"> </w:t>
+            </w:r>
+            <w:proofErr w:type="spellStart"/>
+            <w:r>
+              <w:rPr>
+                <w:sz w:val="18"/>
+                <w:szCs w:val="18"/>
+              </w:rPr>
+              <w:t>dibenarkan</w:t>
+            </w:r>
+            <w:proofErr w:type="spellEnd"/>
           </w:p>
         </w:tc>
       </w:tr>
@@ -18612,7 +18266,6 @@
             <w:pPr>
               <w:spacing w:after="0"/>
             </w:pPr>
-            <w:proofErr w:type="gramStart"/>
             <w:r>
               <w:rPr>
                 <w:b/>
@@ -18625,14 +18278,7 @@
               <w:rPr>
                 <w:color w:val="FFFFFF"/>
               </w:rPr>
-              <w:t>SIMPAN</w:t>
-            </w:r>
-            <w:proofErr w:type="gramEnd"/>
-            <w:r>
-              <w:rPr>
-                <w:color w:val="FFFFFF"/>
-              </w:rPr>
-              <w:t xml:space="preserve"> KE GIT - SETELAH LEMBAR B</w:t>
+              <w:t>SIMPAN KE GIT - SETELAH LEMBAR B</w:t>
             </w:r>
           </w:p>
         </w:tc>
@@ -18683,19 +18329,8 @@
                 <w:sz w:val="17"/>
                 <w:szCs w:val="17"/>
               </w:rPr>
-              <w:t xml:space="preserve">git </w:t>
-            </w:r>
-            <w:proofErr w:type="gramStart"/>
-            <w:r>
-              <w:rPr>
-                <w:rFonts w:ascii="Verdana" w:eastAsia="Verdana" w:hAnsi="Verdana" w:cs="Verdana"/>
-                <w:color w:val="1F2A44"/>
-                <w:sz w:val="17"/>
-                <w:szCs w:val="17"/>
-              </w:rPr>
-              <w:t>add .</w:t>
-            </w:r>
-            <w:proofErr w:type="gramEnd"/>
+              <w:t>git add .</w:t>
+            </w:r>
           </w:p>
           <w:p>
             <w:pPr>
@@ -19871,146 +19506,126 @@
             <w:pPr>
               <w:spacing w:after="0"/>
             </w:pPr>
-            <w:proofErr w:type="gramStart"/>
             <w:r>
               <w:rPr>
                 <w:color w:val="FFFFFF"/>
                 <w:sz w:val="17"/>
                 <w:szCs w:val="17"/>
               </w:rPr>
-              <w:t>▌  TEKS</w:t>
-            </w:r>
-            <w:proofErr w:type="gramEnd"/>
+              <w:t>▌  TEKS MASUK, NILAI KELUAR, DAN SEBALIKNYA</w:t>
+            </w:r>
+          </w:p>
+          <w:p>
+            <w:pPr>
+              <w:spacing w:after="0"/>
+            </w:pPr>
+            <w:proofErr w:type="spellStart"/>
             <w:r>
               <w:rPr>
                 <w:color w:val="FFFFFF"/>
                 <w:sz w:val="17"/>
                 <w:szCs w:val="17"/>
               </w:rPr>
-              <w:t xml:space="preserve"> MASUK, NILAI KELUAR, DAN SEBALIKNYA</w:t>
-            </w:r>
-          </w:p>
-          <w:p>
-            <w:pPr>
-              <w:spacing w:after="0"/>
-            </w:pPr>
-            <w:proofErr w:type="spellStart"/>
+              <w:t>Balasan</w:t>
+            </w:r>
+            <w:proofErr w:type="spellEnd"/>
             <w:r>
               <w:rPr>
                 <w:color w:val="FFFFFF"/>
                 <w:sz w:val="17"/>
                 <w:szCs w:val="17"/>
               </w:rPr>
-              <w:t>Balasan</w:t>
-            </w:r>
-            <w:proofErr w:type="spellEnd"/>
+              <w:t xml:space="preserve"> </w:t>
+            </w:r>
+            <w:proofErr w:type="spellStart"/>
             <w:r>
               <w:rPr>
                 <w:color w:val="FFFFFF"/>
                 <w:sz w:val="17"/>
                 <w:szCs w:val="17"/>
               </w:rPr>
-              <w:t xml:space="preserve"> </w:t>
-            </w:r>
-            <w:proofErr w:type="spellStart"/>
+              <w:t>jaringan</w:t>
+            </w:r>
+            <w:proofErr w:type="spellEnd"/>
             <w:r>
               <w:rPr>
                 <w:color w:val="FFFFFF"/>
                 <w:sz w:val="17"/>
                 <w:szCs w:val="17"/>
               </w:rPr>
-              <w:t>jaringan</w:t>
-            </w:r>
-            <w:proofErr w:type="spellEnd"/>
+              <w:t xml:space="preserve"> </w:t>
+            </w:r>
+            <w:proofErr w:type="spellStart"/>
             <w:r>
               <w:rPr>
                 <w:color w:val="FFFFFF"/>
                 <w:sz w:val="17"/>
                 <w:szCs w:val="17"/>
               </w:rPr>
-              <w:t xml:space="preserve"> </w:t>
-            </w:r>
-            <w:proofErr w:type="spellStart"/>
+              <w:t>datang</w:t>
+            </w:r>
+            <w:proofErr w:type="spellEnd"/>
             <w:r>
               <w:rPr>
                 <w:color w:val="FFFFFF"/>
                 <w:sz w:val="17"/>
                 <w:szCs w:val="17"/>
               </w:rPr>
-              <w:t>datang</w:t>
-            </w:r>
-            <w:proofErr w:type="spellEnd"/>
+              <w:t xml:space="preserve"> </w:t>
+            </w:r>
+            <w:proofErr w:type="spellStart"/>
             <w:r>
               <w:rPr>
                 <w:color w:val="FFFFFF"/>
                 <w:sz w:val="17"/>
                 <w:szCs w:val="17"/>
               </w:rPr>
-              <w:t xml:space="preserve"> </w:t>
-            </w:r>
-            <w:proofErr w:type="spellStart"/>
+              <w:t>sebagai</w:t>
+            </w:r>
+            <w:proofErr w:type="spellEnd"/>
             <w:r>
               <w:rPr>
                 <w:color w:val="FFFFFF"/>
                 <w:sz w:val="17"/>
                 <w:szCs w:val="17"/>
               </w:rPr>
-              <w:t>sebagai</w:t>
-            </w:r>
-            <w:proofErr w:type="spellEnd"/>
+              <w:t xml:space="preserve"> </w:t>
+            </w:r>
+            <w:proofErr w:type="spellStart"/>
             <w:r>
               <w:rPr>
                 <w:color w:val="FFFFFF"/>
                 <w:sz w:val="17"/>
                 <w:szCs w:val="17"/>
               </w:rPr>
-              <w:t xml:space="preserve"> </w:t>
-            </w:r>
-            <w:proofErr w:type="spellStart"/>
+              <w:t>teks</w:t>
+            </w:r>
+            <w:proofErr w:type="spellEnd"/>
             <w:r>
               <w:rPr>
                 <w:color w:val="FFFFFF"/>
                 <w:sz w:val="17"/>
                 <w:szCs w:val="17"/>
               </w:rPr>
-              <w:t>teks</w:t>
-            </w:r>
-            <w:proofErr w:type="spellEnd"/>
+              <w:t xml:space="preserve">. </w:t>
+            </w:r>
+            <w:proofErr w:type="spellStart"/>
             <w:r>
               <w:rPr>
                 <w:color w:val="FFFFFF"/>
                 <w:sz w:val="17"/>
                 <w:szCs w:val="17"/>
               </w:rPr>
-              <w:t xml:space="preserve">. </w:t>
-            </w:r>
-            <w:proofErr w:type="spellStart"/>
-            <w:proofErr w:type="gramStart"/>
+              <w:t>json</w:t>
+            </w:r>
+            <w:proofErr w:type="spellEnd"/>
             <w:r>
               <w:rPr>
                 <w:color w:val="FFFFFF"/>
                 <w:sz w:val="17"/>
                 <w:szCs w:val="17"/>
               </w:rPr>
-              <w:t>json</w:t>
-            </w:r>
-            <w:proofErr w:type="spellEnd"/>
-            <w:r>
-              <w:rPr>
-                <w:color w:val="FFFFFF"/>
-                <w:sz w:val="17"/>
-                <w:szCs w:val="17"/>
-              </w:rPr>
-              <w:t>(</w:t>
-            </w:r>
-            <w:proofErr w:type="gramEnd"/>
-            <w:r>
-              <w:rPr>
-                <w:color w:val="FFFFFF"/>
-                <w:sz w:val="17"/>
-                <w:szCs w:val="17"/>
-              </w:rPr>
-              <w:t xml:space="preserve">) </w:t>
+              <w:t xml:space="preserve">() </w:t>
             </w:r>
             <w:proofErr w:type="spellStart"/>
             <w:r>
@@ -20295,7 +19910,6 @@
       <w:pPr>
         <w:spacing w:before="280" w:after="80"/>
       </w:pPr>
-      <w:proofErr w:type="gramStart"/>
       <w:r>
         <w:rPr>
           <w:b/>
@@ -20304,9 +19918,9 @@
           <w:sz w:val="22"/>
           <w:szCs w:val="22"/>
         </w:rPr>
-        <w:t>C.1  Dua</w:t>
-      </w:r>
-      <w:proofErr w:type="gramEnd"/>
+        <w:t xml:space="preserve">C.1  Dua </w:t>
+      </w:r>
+      <w:proofErr w:type="spellStart"/>
       <w:r>
         <w:rPr>
           <w:b/>
@@ -20315,17 +19929,6 @@
           <w:sz w:val="22"/>
           <w:szCs w:val="22"/>
         </w:rPr>
-        <w:t xml:space="preserve"> </w:t>
-      </w:r>
-      <w:proofErr w:type="spellStart"/>
-      <w:r>
-        <w:rPr>
-          <w:b/>
-          <w:bCs/>
-          <w:color w:val="003796"/>
-          <w:sz w:val="22"/>
-          <w:szCs w:val="22"/>
-        </w:rPr>
         <w:t>arah</w:t>
       </w:r>
       <w:proofErr w:type="spellEnd"/>
@@ -20369,7 +19972,6 @@
         <w:t xml:space="preserve"> </w:t>
       </w:r>
       <w:proofErr w:type="spellStart"/>
-      <w:proofErr w:type="gramStart"/>
       <w:r>
         <w:rPr>
           <w:color w:val="1A1A2E"/>
@@ -20381,14 +19983,7 @@
         <w:rPr>
           <w:color w:val="1A1A2E"/>
         </w:rPr>
-        <w:t>(</w:t>
-      </w:r>
-      <w:proofErr w:type="gramEnd"/>
-      <w:r>
-        <w:rPr>
-          <w:color w:val="1A1A2E"/>
-        </w:rPr>
-        <w:t xml:space="preserve">), dan </w:t>
+        <w:t xml:space="preserve">(), dan </w:t>
       </w:r>
       <w:proofErr w:type="spellStart"/>
       <w:r>
@@ -20667,7 +20262,6 @@
               <w:t xml:space="preserve">const data = await </w:t>
             </w:r>
             <w:proofErr w:type="spellStart"/>
-            <w:proofErr w:type="gramStart"/>
             <w:r>
               <w:rPr>
                 <w:rFonts w:ascii="Verdana" w:eastAsia="Verdana" w:hAnsi="Verdana" w:cs="Verdana"/>
@@ -20678,7 +20272,6 @@
               <w:t>respons.json</w:t>
             </w:r>
             <w:proofErr w:type="spellEnd"/>
-            <w:proofErr w:type="gramEnd"/>
             <w:r>
               <w:rPr>
                 <w:rFonts w:ascii="Verdana" w:eastAsia="Verdana" w:hAnsi="Verdana" w:cs="Verdana"/>
@@ -20700,9 +20293,9 @@
                 <w:sz w:val="17"/>
                 <w:szCs w:val="17"/>
               </w:rPr>
-              <w:t>console.log(data[0</w:t>
-            </w:r>
-            <w:proofErr w:type="gramStart"/>
+              <w:t>console.log(data[0].</w:t>
+            </w:r>
+            <w:proofErr w:type="spellStart"/>
             <w:r>
               <w:rPr>
                 <w:rFonts w:ascii="Verdana" w:eastAsia="Verdana" w:hAnsi="Verdana" w:cs="Verdana"/>
@@ -20710,9 +20303,9 @@
                 <w:sz w:val="17"/>
                 <w:szCs w:val="17"/>
               </w:rPr>
-              <w:t>].</w:t>
-            </w:r>
-            <w:proofErr w:type="spellStart"/>
+              <w:t>judul</w:t>
+            </w:r>
+            <w:proofErr w:type="spellEnd"/>
             <w:r>
               <w:rPr>
                 <w:rFonts w:ascii="Verdana" w:eastAsia="Verdana" w:hAnsi="Verdana" w:cs="Verdana"/>
@@ -20720,9 +20313,9 @@
                 <w:sz w:val="17"/>
                 <w:szCs w:val="17"/>
               </w:rPr>
-              <w:t>judul</w:t>
-            </w:r>
-            <w:proofErr w:type="spellEnd"/>
+              <w:t xml:space="preserve">);   // data </w:t>
+            </w:r>
+            <w:proofErr w:type="spellStart"/>
             <w:r>
               <w:rPr>
                 <w:rFonts w:ascii="Verdana" w:eastAsia="Verdana" w:hAnsi="Verdana" w:cs="Verdana"/>
@@ -20730,9 +20323,9 @@
                 <w:sz w:val="17"/>
                 <w:szCs w:val="17"/>
               </w:rPr>
-              <w:t xml:space="preserve">);   </w:t>
-            </w:r>
-            <w:proofErr w:type="gramEnd"/>
+              <w:t>berupa</w:t>
+            </w:r>
+            <w:proofErr w:type="spellEnd"/>
             <w:r>
               <w:rPr>
                 <w:rFonts w:ascii="Verdana" w:eastAsia="Verdana" w:hAnsi="Verdana" w:cs="Verdana"/>
@@ -20740,7 +20333,7 @@
                 <w:sz w:val="17"/>
                 <w:szCs w:val="17"/>
               </w:rPr>
-              <w:t xml:space="preserve">// data </w:t>
+              <w:t xml:space="preserve"> </w:t>
             </w:r>
             <w:proofErr w:type="spellStart"/>
             <w:r>
@@ -20750,7 +20343,7 @@
                 <w:sz w:val="17"/>
                 <w:szCs w:val="17"/>
               </w:rPr>
-              <w:t>berupa</w:t>
+              <w:t>larik</w:t>
             </w:r>
             <w:proofErr w:type="spellEnd"/>
             <w:r>
@@ -20760,7 +20353,7 @@
                 <w:sz w:val="17"/>
                 <w:szCs w:val="17"/>
               </w:rPr>
-              <w:t xml:space="preserve"> </w:t>
+              <w:t xml:space="preserve">: </w:t>
             </w:r>
             <w:proofErr w:type="spellStart"/>
             <w:r>
@@ -20770,7 +20363,7 @@
                 <w:sz w:val="17"/>
                 <w:szCs w:val="17"/>
               </w:rPr>
-              <w:t>larik</w:t>
+              <w:t>lihat</w:t>
             </w:r>
             <w:proofErr w:type="spellEnd"/>
             <w:r>
@@ -20780,7 +20373,7 @@
                 <w:sz w:val="17"/>
                 <w:szCs w:val="17"/>
               </w:rPr>
-              <w:t xml:space="preserve">: </w:t>
+              <w:t xml:space="preserve"> </w:t>
             </w:r>
             <w:proofErr w:type="spellStart"/>
             <w:r>
@@ -20790,7 +20383,7 @@
                 <w:sz w:val="17"/>
                 <w:szCs w:val="17"/>
               </w:rPr>
-              <w:t>lihat</w:t>
+              <w:t>butir</w:t>
             </w:r>
             <w:proofErr w:type="spellEnd"/>
             <w:r>
@@ -20810,9 +20403,19 @@
                 <w:sz w:val="17"/>
                 <w:szCs w:val="17"/>
               </w:rPr>
-              <w:t>butir</w:t>
-            </w:r>
-            <w:proofErr w:type="spellEnd"/>
+              <w:t>pertama</w:t>
+            </w:r>
+            <w:proofErr w:type="spellEnd"/>
+          </w:p>
+          <w:p>
+            <w:pPr>
+              <w:spacing w:after="0"/>
+            </w:pPr>
+          </w:p>
+          <w:p>
+            <w:pPr>
+              <w:spacing w:after="0"/>
+            </w:pPr>
             <w:r>
               <w:rPr>
                 <w:rFonts w:ascii="Verdana" w:eastAsia="Verdana" w:hAnsi="Verdana" w:cs="Verdana"/>
@@ -20820,7 +20423,7 @@
                 <w:sz w:val="17"/>
                 <w:szCs w:val="17"/>
               </w:rPr>
-              <w:t xml:space="preserve"> </w:t>
+              <w:t xml:space="preserve">// </w:t>
             </w:r>
             <w:proofErr w:type="spellStart"/>
             <w:r>
@@ -20830,19 +20433,9 @@
                 <w:sz w:val="17"/>
                 <w:szCs w:val="17"/>
               </w:rPr>
-              <w:t>pertama</w:t>
-            </w:r>
-            <w:proofErr w:type="spellEnd"/>
-          </w:p>
-          <w:p>
-            <w:pPr>
-              <w:spacing w:after="0"/>
-            </w:pPr>
-          </w:p>
-          <w:p>
-            <w:pPr>
-              <w:spacing w:after="0"/>
-            </w:pPr>
+              <w:t>objek</w:t>
+            </w:r>
+            <w:proofErr w:type="spellEnd"/>
             <w:r>
               <w:rPr>
                 <w:rFonts w:ascii="Verdana" w:eastAsia="Verdana" w:hAnsi="Verdana" w:cs="Verdana"/>
@@ -20850,7 +20443,7 @@
                 <w:sz w:val="17"/>
                 <w:szCs w:val="17"/>
               </w:rPr>
-              <w:t xml:space="preserve">// </w:t>
+              <w:t xml:space="preserve"> </w:t>
             </w:r>
             <w:proofErr w:type="spellStart"/>
             <w:r>
@@ -20860,7 +20453,7 @@
                 <w:sz w:val="17"/>
                 <w:szCs w:val="17"/>
               </w:rPr>
-              <w:t>objek</w:t>
+              <w:t>menjadi</w:t>
             </w:r>
             <w:proofErr w:type="spellEnd"/>
             <w:r>
@@ -20880,9 +20473,14 @@
                 <w:sz w:val="17"/>
                 <w:szCs w:val="17"/>
               </w:rPr>
-              <w:t>menjadi</w:t>
-            </w:r>
-            <w:proofErr w:type="spellEnd"/>
+              <w:t>teks</w:t>
+            </w:r>
+            <w:proofErr w:type="spellEnd"/>
+          </w:p>
+          <w:p>
+            <w:pPr>
+              <w:spacing w:after="0"/>
+            </w:pPr>
             <w:r>
               <w:rPr>
                 <w:rFonts w:ascii="Verdana" w:eastAsia="Verdana" w:hAnsi="Verdana" w:cs="Verdana"/>
@@ -20890,7 +20488,7 @@
                 <w:sz w:val="17"/>
                 <w:szCs w:val="17"/>
               </w:rPr>
-              <w:t xml:space="preserve"> </w:t>
+              <w:t xml:space="preserve">const badan = </w:t>
             </w:r>
             <w:proofErr w:type="spellStart"/>
             <w:r>
@@ -20900,14 +20498,9 @@
                 <w:sz w:val="17"/>
                 <w:szCs w:val="17"/>
               </w:rPr>
-              <w:t>teks</w:t>
-            </w:r>
-            <w:proofErr w:type="spellEnd"/>
-          </w:p>
-          <w:p>
-            <w:pPr>
-              <w:spacing w:after="0"/>
-            </w:pPr>
+              <w:t>JSON.stringify</w:t>
+            </w:r>
+            <w:proofErr w:type="spellEnd"/>
             <w:r>
               <w:rPr>
                 <w:rFonts w:ascii="Verdana" w:eastAsia="Verdana" w:hAnsi="Verdana" w:cs="Verdana"/>
@@ -20915,7 +20508,7 @@
                 <w:sz w:val="17"/>
                 <w:szCs w:val="17"/>
               </w:rPr>
-              <w:t xml:space="preserve">const badan = </w:t>
+              <w:t xml:space="preserve">({ </w:t>
             </w:r>
             <w:proofErr w:type="spellStart"/>
             <w:r>
@@ -20925,10 +20518,9 @@
                 <w:sz w:val="17"/>
                 <w:szCs w:val="17"/>
               </w:rPr>
-              <w:t>JSON.stringify</w:t>
-            </w:r>
-            <w:proofErr w:type="spellEnd"/>
-            <w:proofErr w:type="gramStart"/>
+              <w:t>judul</w:t>
+            </w:r>
+            <w:proofErr w:type="spellEnd"/>
             <w:r>
               <w:rPr>
                 <w:rFonts w:ascii="Verdana" w:eastAsia="Verdana" w:hAnsi="Verdana" w:cs="Verdana"/>
@@ -20936,7 +20528,7 @@
                 <w:sz w:val="17"/>
                 <w:szCs w:val="17"/>
               </w:rPr>
-              <w:t xml:space="preserve">({ </w:t>
+              <w:t>: '</w:t>
             </w:r>
             <w:proofErr w:type="spellStart"/>
             <w:r>
@@ -20946,10 +20538,9 @@
                 <w:sz w:val="17"/>
                 <w:szCs w:val="17"/>
               </w:rPr>
-              <w:t>judul</w:t>
-            </w:r>
-            <w:proofErr w:type="spellEnd"/>
-            <w:proofErr w:type="gramEnd"/>
+              <w:t>Judul</w:t>
+            </w:r>
+            <w:proofErr w:type="spellEnd"/>
             <w:r>
               <w:rPr>
                 <w:rFonts w:ascii="Verdana" w:eastAsia="Verdana" w:hAnsi="Verdana" w:cs="Verdana"/>
@@ -20957,7 +20548,7 @@
                 <w:sz w:val="17"/>
                 <w:szCs w:val="17"/>
               </w:rPr>
-              <w:t>: '</w:t>
+              <w:t xml:space="preserve"> </w:t>
             </w:r>
             <w:proofErr w:type="spellStart"/>
             <w:r>
@@ -20967,7 +20558,7 @@
                 <w:sz w:val="17"/>
                 <w:szCs w:val="17"/>
               </w:rPr>
-              <w:t>Judul</w:t>
+              <w:t>contoh</w:t>
             </w:r>
             <w:proofErr w:type="spellEnd"/>
             <w:r>
@@ -20977,7 +20568,7 @@
                 <w:sz w:val="17"/>
                 <w:szCs w:val="17"/>
               </w:rPr>
-              <w:t xml:space="preserve"> </w:t>
+              <w:t xml:space="preserve">', </w:t>
             </w:r>
             <w:proofErr w:type="spellStart"/>
             <w:r>
@@ -20987,7 +20578,7 @@
                 <w:sz w:val="17"/>
                 <w:szCs w:val="17"/>
               </w:rPr>
-              <w:t>contoh</w:t>
+              <w:t>kategori</w:t>
             </w:r>
             <w:proofErr w:type="spellEnd"/>
             <w:r>
@@ -20997,9 +20588,13 @@
                 <w:sz w:val="17"/>
                 <w:szCs w:val="17"/>
               </w:rPr>
-              <w:t xml:space="preserve">', </w:t>
-            </w:r>
-            <w:proofErr w:type="spellStart"/>
+              <w:t>: 'web' });</w:t>
+            </w:r>
+          </w:p>
+          <w:p>
+            <w:pPr>
+              <w:spacing w:after="0"/>
+            </w:pPr>
             <w:r>
               <w:rPr>
                 <w:rFonts w:ascii="Verdana" w:eastAsia="Verdana" w:hAnsi="Verdana" w:cs="Verdana"/>
@@ -21007,9 +20602,9 @@
                 <w:sz w:val="17"/>
                 <w:szCs w:val="17"/>
               </w:rPr>
-              <w:t>kategori</w:t>
-            </w:r>
-            <w:proofErr w:type="spellEnd"/>
+              <w:t>console.log(</w:t>
+            </w:r>
+            <w:proofErr w:type="spellStart"/>
             <w:r>
               <w:rPr>
                 <w:rFonts w:ascii="Verdana" w:eastAsia="Verdana" w:hAnsi="Verdana" w:cs="Verdana"/>
@@ -21017,9 +20612,9 @@
                 <w:sz w:val="17"/>
                 <w:szCs w:val="17"/>
               </w:rPr>
-              <w:t>: 'web</w:t>
-            </w:r>
-            <w:proofErr w:type="gramStart"/>
+              <w:t>typeof</w:t>
+            </w:r>
+            <w:proofErr w:type="spellEnd"/>
             <w:r>
               <w:rPr>
                 <w:rFonts w:ascii="Verdana" w:eastAsia="Verdana" w:hAnsi="Verdana" w:cs="Verdana"/>
@@ -21027,73 +20622,7 @@
                 <w:sz w:val="17"/>
                 <w:szCs w:val="17"/>
               </w:rPr>
-              <w:t>' }</w:t>
-            </w:r>
-            <w:proofErr w:type="gramEnd"/>
-            <w:r>
-              <w:rPr>
-                <w:rFonts w:ascii="Verdana" w:eastAsia="Verdana" w:hAnsi="Verdana" w:cs="Verdana"/>
-                <w:color w:val="1F2A44"/>
-                <w:sz w:val="17"/>
-                <w:szCs w:val="17"/>
-              </w:rPr>
-              <w:t>);</w:t>
-            </w:r>
-          </w:p>
-          <w:p>
-            <w:pPr>
-              <w:spacing w:after="0"/>
-            </w:pPr>
-            <w:proofErr w:type="gramStart"/>
-            <w:r>
-              <w:rPr>
-                <w:rFonts w:ascii="Verdana" w:eastAsia="Verdana" w:hAnsi="Verdana" w:cs="Verdana"/>
-                <w:color w:val="1F2A44"/>
-                <w:sz w:val="17"/>
-                <w:szCs w:val="17"/>
-              </w:rPr>
-              <w:t>console.log(</w:t>
-            </w:r>
-            <w:proofErr w:type="spellStart"/>
-            <w:proofErr w:type="gramEnd"/>
-            <w:r>
-              <w:rPr>
-                <w:rFonts w:ascii="Verdana" w:eastAsia="Verdana" w:hAnsi="Verdana" w:cs="Verdana"/>
-                <w:color w:val="1F2A44"/>
-                <w:sz w:val="17"/>
-                <w:szCs w:val="17"/>
-              </w:rPr>
-              <w:t>typeof</w:t>
-            </w:r>
-            <w:proofErr w:type="spellEnd"/>
-            <w:r>
-              <w:rPr>
-                <w:rFonts w:ascii="Verdana" w:eastAsia="Verdana" w:hAnsi="Verdana" w:cs="Verdana"/>
-                <w:color w:val="1F2A44"/>
-                <w:sz w:val="17"/>
-                <w:szCs w:val="17"/>
-              </w:rPr>
-              <w:t xml:space="preserve"> badan</w:t>
-            </w:r>
-            <w:proofErr w:type="gramStart"/>
-            <w:r>
-              <w:rPr>
-                <w:rFonts w:ascii="Verdana" w:eastAsia="Verdana" w:hAnsi="Verdana" w:cs="Verdana"/>
-                <w:color w:val="1F2A44"/>
-                <w:sz w:val="17"/>
-                <w:szCs w:val="17"/>
-              </w:rPr>
-              <w:t xml:space="preserve">);   </w:t>
-            </w:r>
-            <w:proofErr w:type="gramEnd"/>
-            <w:r>
-              <w:rPr>
-                <w:rFonts w:ascii="Verdana" w:eastAsia="Verdana" w:hAnsi="Verdana" w:cs="Verdana"/>
-                <w:color w:val="1F2A44"/>
-                <w:sz w:val="17"/>
-                <w:szCs w:val="17"/>
-              </w:rPr>
-              <w:t>// string</w:t>
+              <w:t xml:space="preserve"> badan);   // string</w:t>
             </w:r>
           </w:p>
         </w:tc>
@@ -21258,7 +20787,6 @@
               <w:spacing w:after="0"/>
             </w:pPr>
             <w:proofErr w:type="spellStart"/>
-            <w:proofErr w:type="gramStart"/>
             <w:r>
               <w:rPr>
                 <w:color w:val="1A1A2E"/>
@@ -21268,7 +20796,6 @@
               <w:t>respons.json</w:t>
             </w:r>
             <w:proofErr w:type="spellEnd"/>
-            <w:proofErr w:type="gramEnd"/>
             <w:r>
               <w:rPr>
                 <w:color w:val="1A1A2E"/>
@@ -22024,7 +21551,6 @@
       <w:pPr>
         <w:spacing w:before="280" w:after="80"/>
       </w:pPr>
-      <w:proofErr w:type="gramStart"/>
       <w:r>
         <w:rPr>
           <w:b/>
@@ -22033,18 +21559,7 @@
           <w:sz w:val="22"/>
           <w:szCs w:val="22"/>
         </w:rPr>
-        <w:t>C.2  Peta</w:t>
-      </w:r>
-      <w:proofErr w:type="gramEnd"/>
-      <w:r>
-        <w:rPr>
-          <w:b/>
-          <w:bCs/>
-          <w:color w:val="003796"/>
-          <w:sz w:val="22"/>
-          <w:szCs w:val="22"/>
-        </w:rPr>
-        <w:t xml:space="preserve"> data </w:t>
+        <w:t xml:space="preserve">C.2  Peta data </w:t>
       </w:r>
       <w:proofErr w:type="spellStart"/>
       <w:r>
@@ -22501,23 +22016,13 @@
             <w:pPr>
               <w:spacing w:after="0"/>
             </w:pPr>
-            <w:proofErr w:type="gramStart"/>
-            <w:r>
-              <w:rPr>
-                <w:color w:val="1A1A2E"/>
-                <w:sz w:val="18"/>
-                <w:szCs w:val="18"/>
-              </w:rPr>
-              <w:t>data._</w:t>
-            </w:r>
-            <w:proofErr w:type="gramEnd"/>
-            <w:r>
-              <w:rPr>
-                <w:color w:val="1A1A2E"/>
-                <w:sz w:val="18"/>
-                <w:szCs w:val="18"/>
-              </w:rPr>
-              <w:t>___</w:t>
+            <w:r>
+              <w:rPr>
+                <w:color w:val="1A1A2E"/>
+                <w:sz w:val="18"/>
+                <w:szCs w:val="18"/>
+              </w:rPr>
+              <w:t>data.____</w:t>
             </w:r>
           </w:p>
         </w:tc>
@@ -22565,32 +22070,13 @@
             <w:pPr>
               <w:spacing w:after="0"/>
             </w:pPr>
-            <w:proofErr w:type="gramStart"/>
-            <w:r>
-              <w:rPr>
-                <w:color w:val="1A1A2E"/>
-                <w:sz w:val="18"/>
-                <w:szCs w:val="18"/>
-              </w:rPr>
-              <w:t>data._</w:t>
-            </w:r>
-            <w:proofErr w:type="gramEnd"/>
-            <w:r>
-              <w:rPr>
-                <w:color w:val="1A1A2E"/>
-                <w:sz w:val="18"/>
-                <w:szCs w:val="18"/>
-              </w:rPr>
-              <w:t>__</w:t>
-            </w:r>
-            <w:proofErr w:type="gramStart"/>
-            <w:r>
-              <w:rPr>
-                <w:color w:val="1A1A2E"/>
-                <w:sz w:val="18"/>
-                <w:szCs w:val="18"/>
-              </w:rPr>
-              <w:t>_.</w:t>
+            <w:r>
+              <w:rPr>
+                <w:color w:val="1A1A2E"/>
+                <w:sz w:val="18"/>
+                <w:szCs w:val="18"/>
+              </w:rPr>
+              <w:t>data.____.</w:t>
             </w:r>
             <w:proofErr w:type="spellStart"/>
             <w:r>
@@ -22602,7 +22088,6 @@
               <w:t>forEach</w:t>
             </w:r>
             <w:proofErr w:type="spellEnd"/>
-            <w:proofErr w:type="gramEnd"/>
             <w:r>
               <w:rPr>
                 <w:color w:val="1A1A2E"/>
@@ -22693,23 +22178,13 @@
             <w:pPr>
               <w:spacing w:after="0"/>
             </w:pPr>
-            <w:proofErr w:type="gramStart"/>
-            <w:r>
-              <w:rPr>
-                <w:color w:val="1A1A2E"/>
-                <w:sz w:val="18"/>
-                <w:szCs w:val="18"/>
-              </w:rPr>
-              <w:t>data._</w:t>
-            </w:r>
-            <w:proofErr w:type="gramEnd"/>
-            <w:r>
-              <w:rPr>
-                <w:color w:val="1A1A2E"/>
-                <w:sz w:val="18"/>
-                <w:szCs w:val="18"/>
-              </w:rPr>
-              <w:t>___</w:t>
+            <w:r>
+              <w:rPr>
+                <w:color w:val="1A1A2E"/>
+                <w:sz w:val="18"/>
+                <w:szCs w:val="18"/>
+              </w:rPr>
+              <w:t>data.____</w:t>
             </w:r>
           </w:p>
         </w:tc>
@@ -22801,23 +22276,13 @@
             <w:pPr>
               <w:spacing w:after="0"/>
             </w:pPr>
-            <w:proofErr w:type="gramStart"/>
-            <w:r>
-              <w:rPr>
-                <w:color w:val="1A1A2E"/>
-                <w:sz w:val="18"/>
-                <w:szCs w:val="18"/>
-              </w:rPr>
-              <w:t>data._</w:t>
-            </w:r>
-            <w:proofErr w:type="gramEnd"/>
-            <w:r>
-              <w:rPr>
-                <w:color w:val="1A1A2E"/>
-                <w:sz w:val="18"/>
-                <w:szCs w:val="18"/>
-              </w:rPr>
-              <w:t>___</w:t>
+            <w:r>
+              <w:rPr>
+                <w:color w:val="1A1A2E"/>
+                <w:sz w:val="18"/>
+                <w:szCs w:val="18"/>
+              </w:rPr>
+              <w:t>data.____</w:t>
             </w:r>
           </w:p>
         </w:tc>
@@ -22832,7 +22297,6 @@
       <w:pPr>
         <w:spacing w:before="280" w:after="80"/>
       </w:pPr>
-      <w:proofErr w:type="gramStart"/>
       <w:r>
         <w:rPr>
           <w:b/>
@@ -22855,7 +22319,6 @@
         <w:t>Periksa</w:t>
       </w:r>
       <w:proofErr w:type="spellEnd"/>
-      <w:proofErr w:type="gramEnd"/>
       <w:r>
         <w:rPr>
           <w:b/>
@@ -23340,7 +22803,6 @@
             <w:pPr>
               <w:spacing w:after="0"/>
             </w:pPr>
-            <w:proofErr w:type="gramStart"/>
             <w:r>
               <w:rPr>
                 <w:b/>
@@ -23353,14 +22815,7 @@
               <w:rPr>
                 <w:color w:val="FFFFFF"/>
               </w:rPr>
-              <w:t>SIMPAN</w:t>
-            </w:r>
-            <w:proofErr w:type="gramEnd"/>
-            <w:r>
-              <w:rPr>
-                <w:color w:val="FFFFFF"/>
-              </w:rPr>
-              <w:t xml:space="preserve"> KE GIT - SETELAH LEMBAR C</w:t>
+              <w:t>SIMPAN KE GIT - SETELAH LEMBAR C</w:t>
             </w:r>
           </w:p>
         </w:tc>
@@ -23411,19 +22866,8 @@
                 <w:sz w:val="17"/>
                 <w:szCs w:val="17"/>
               </w:rPr>
-              <w:t xml:space="preserve">git </w:t>
-            </w:r>
-            <w:proofErr w:type="gramStart"/>
-            <w:r>
-              <w:rPr>
-                <w:rFonts w:ascii="Verdana" w:eastAsia="Verdana" w:hAnsi="Verdana" w:cs="Verdana"/>
-                <w:color w:val="1F2A44"/>
-                <w:sz w:val="17"/>
-                <w:szCs w:val="17"/>
-              </w:rPr>
-              <w:t>add .</w:t>
-            </w:r>
-            <w:proofErr w:type="gramEnd"/>
+              <w:t>git add .</w:t>
+            </w:r>
           </w:p>
           <w:p>
             <w:pPr>
@@ -24446,23 +23890,13 @@
             <w:pPr>
               <w:spacing w:after="0"/>
             </w:pPr>
-            <w:proofErr w:type="gramStart"/>
             <w:r>
               <w:rPr>
                 <w:color w:val="FFFFFF"/>
                 <w:sz w:val="17"/>
                 <w:szCs w:val="17"/>
               </w:rPr>
-              <w:t>▌  PISAHKAN</w:t>
-            </w:r>
-            <w:proofErr w:type="gramEnd"/>
-            <w:r>
-              <w:rPr>
-                <w:color w:val="FFFFFF"/>
-                <w:sz w:val="17"/>
-                <w:szCs w:val="17"/>
-              </w:rPr>
-              <w:t xml:space="preserve"> PENGAMBILAN DATA DARI PENGGAMBARAN</w:t>
+              <w:t>▌  PISAHKAN PENGAMBILAN DATA DARI PENGGAMBARAN</w:t>
             </w:r>
           </w:p>
           <w:p>
@@ -24950,7 +24384,6 @@
       <w:pPr>
         <w:spacing w:before="280" w:after="80"/>
       </w:pPr>
-      <w:proofErr w:type="gramStart"/>
       <w:r>
         <w:rPr>
           <w:b/>
@@ -24959,9 +24392,9 @@
           <w:sz w:val="22"/>
           <w:szCs w:val="22"/>
         </w:rPr>
-        <w:t>D.1  Perluas</w:t>
-      </w:r>
-      <w:proofErr w:type="gramEnd"/>
+        <w:t xml:space="preserve">D.1  Perluas render() </w:t>
+      </w:r>
+      <w:proofErr w:type="spellStart"/>
       <w:r>
         <w:rPr>
           <w:b/>
@@ -24970,9 +24403,9 @@
           <w:sz w:val="22"/>
           <w:szCs w:val="22"/>
         </w:rPr>
-        <w:t xml:space="preserve"> </w:t>
-      </w:r>
-      <w:proofErr w:type="gramStart"/>
+        <w:t>dari</w:t>
+      </w:r>
+      <w:proofErr w:type="spellEnd"/>
       <w:r>
         <w:rPr>
           <w:b/>
@@ -24981,9 +24414,9 @@
           <w:sz w:val="22"/>
           <w:szCs w:val="22"/>
         </w:rPr>
-        <w:t>render(</w:t>
-      </w:r>
-      <w:proofErr w:type="gramEnd"/>
+        <w:t xml:space="preserve"> </w:t>
+      </w:r>
+      <w:proofErr w:type="spellStart"/>
       <w:r>
         <w:rPr>
           <w:b/>
@@ -24992,9 +24425,9 @@
           <w:sz w:val="22"/>
           <w:szCs w:val="22"/>
         </w:rPr>
-        <w:t xml:space="preserve">) </w:t>
-      </w:r>
-      <w:proofErr w:type="spellStart"/>
+        <w:t>Pertemuan</w:t>
+      </w:r>
+      <w:proofErr w:type="spellEnd"/>
       <w:r>
         <w:rPr>
           <w:b/>
@@ -25003,39 +24436,6 @@
           <w:sz w:val="22"/>
           <w:szCs w:val="22"/>
         </w:rPr>
-        <w:t>dari</w:t>
-      </w:r>
-      <w:proofErr w:type="spellEnd"/>
-      <w:r>
-        <w:rPr>
-          <w:b/>
-          <w:bCs/>
-          <w:color w:val="003796"/>
-          <w:sz w:val="22"/>
-          <w:szCs w:val="22"/>
-        </w:rPr>
-        <w:t xml:space="preserve"> </w:t>
-      </w:r>
-      <w:proofErr w:type="spellStart"/>
-      <w:r>
-        <w:rPr>
-          <w:b/>
-          <w:bCs/>
-          <w:color w:val="003796"/>
-          <w:sz w:val="22"/>
-          <w:szCs w:val="22"/>
-        </w:rPr>
-        <w:t>Pertemuan</w:t>
-      </w:r>
-      <w:proofErr w:type="spellEnd"/>
-      <w:r>
-        <w:rPr>
-          <w:b/>
-          <w:bCs/>
-          <w:color w:val="003796"/>
-          <w:sz w:val="22"/>
-          <w:szCs w:val="22"/>
-        </w:rPr>
         <w:t xml:space="preserve"> 9</w:t>
       </w:r>
     </w:p>
@@ -25055,42 +24455,644 @@
         <w:rPr>
           <w:color w:val="1A1A2E"/>
         </w:rPr>
+        <w:t xml:space="preserve"> render() </w:t>
+      </w:r>
+      <w:proofErr w:type="spellStart"/>
+      <w:r>
+        <w:rPr>
+          <w:color w:val="1A1A2E"/>
+        </w:rPr>
+        <w:t>sudah</w:t>
+      </w:r>
+      <w:proofErr w:type="spellEnd"/>
+      <w:r>
+        <w:rPr>
+          <w:color w:val="1A1A2E"/>
+        </w:rPr>
+        <w:t xml:space="preserve"> Anda </w:t>
+      </w:r>
+      <w:proofErr w:type="spellStart"/>
+      <w:r>
+        <w:rPr>
+          <w:color w:val="1A1A2E"/>
+        </w:rPr>
+        <w:t>tulis</w:t>
+      </w:r>
+      <w:proofErr w:type="spellEnd"/>
+      <w:r>
+        <w:rPr>
+          <w:color w:val="1A1A2E"/>
+        </w:rPr>
+        <w:t xml:space="preserve"> di </w:t>
+      </w:r>
+      <w:proofErr w:type="spellStart"/>
+      <w:r>
+        <w:rPr>
+          <w:color w:val="1A1A2E"/>
+        </w:rPr>
+        <w:t>Pertemuan</w:t>
+      </w:r>
+      <w:proofErr w:type="spellEnd"/>
+      <w:r>
+        <w:rPr>
+          <w:color w:val="1A1A2E"/>
+        </w:rPr>
+        <w:t xml:space="preserve"> 9. Hari </w:t>
+      </w:r>
+      <w:proofErr w:type="spellStart"/>
+      <w:r>
+        <w:rPr>
+          <w:color w:val="1A1A2E"/>
+        </w:rPr>
+        <w:t>ini</w:t>
+      </w:r>
+      <w:proofErr w:type="spellEnd"/>
+      <w:r>
+        <w:rPr>
+          <w:color w:val="1A1A2E"/>
+        </w:rPr>
         <w:t xml:space="preserve"> </w:t>
       </w:r>
-      <w:proofErr w:type="gramStart"/>
-      <w:r>
-        <w:rPr>
-          <w:color w:val="1A1A2E"/>
-        </w:rPr>
-        <w:t>render(</w:t>
-      </w:r>
-      <w:proofErr w:type="gramEnd"/>
-      <w:r>
-        <w:rPr>
-          <w:color w:val="1A1A2E"/>
-        </w:rPr>
-        <w:t xml:space="preserve">) </w:t>
-      </w:r>
-      <w:proofErr w:type="spellStart"/>
-      <w:r>
-        <w:rPr>
-          <w:color w:val="1A1A2E"/>
-        </w:rPr>
-        <w:t>sudah</w:t>
-      </w:r>
-      <w:proofErr w:type="spellEnd"/>
-      <w:r>
-        <w:rPr>
-          <w:color w:val="1A1A2E"/>
-        </w:rPr>
-        <w:t xml:space="preserve"> Anda </w:t>
-      </w:r>
-      <w:proofErr w:type="spellStart"/>
-      <w:r>
-        <w:rPr>
-          <w:color w:val="1A1A2E"/>
-        </w:rPr>
-        <w:t>tulis</w:t>
+      <w:proofErr w:type="spellStart"/>
+      <w:r>
+        <w:rPr>
+          <w:color w:val="1A1A2E"/>
+        </w:rPr>
+        <w:t>ia</w:t>
+      </w:r>
+      <w:proofErr w:type="spellEnd"/>
+      <w:r>
+        <w:rPr>
+          <w:color w:val="1A1A2E"/>
+        </w:rPr>
+        <w:t xml:space="preserve"> </w:t>
+      </w:r>
+      <w:proofErr w:type="spellStart"/>
+      <w:r>
+        <w:rPr>
+          <w:color w:val="1A1A2E"/>
+        </w:rPr>
+        <w:t>menerima</w:t>
+      </w:r>
+      <w:proofErr w:type="spellEnd"/>
+      <w:r>
+        <w:rPr>
+          <w:color w:val="1A1A2E"/>
+        </w:rPr>
+        <w:t xml:space="preserve"> </w:t>
+      </w:r>
+      <w:proofErr w:type="spellStart"/>
+      <w:r>
+        <w:rPr>
+          <w:color w:val="1A1A2E"/>
+        </w:rPr>
+        <w:t>sumber</w:t>
+      </w:r>
+      <w:proofErr w:type="spellEnd"/>
+      <w:r>
+        <w:rPr>
+          <w:color w:val="1A1A2E"/>
+        </w:rPr>
+        <w:t xml:space="preserve"> data yang </w:t>
+      </w:r>
+      <w:proofErr w:type="spellStart"/>
+      <w:r>
+        <w:rPr>
+          <w:color w:val="1A1A2E"/>
+        </w:rPr>
+        <w:t>berbeda</w:t>
+      </w:r>
+      <w:proofErr w:type="spellEnd"/>
+      <w:r>
+        <w:rPr>
+          <w:color w:val="1A1A2E"/>
+        </w:rPr>
+        <w:t xml:space="preserve">, </w:t>
+      </w:r>
+      <w:proofErr w:type="spellStart"/>
+      <w:r>
+        <w:rPr>
+          <w:color w:val="1A1A2E"/>
+        </w:rPr>
+        <w:t>bukan</w:t>
+      </w:r>
+      <w:proofErr w:type="spellEnd"/>
+      <w:r>
+        <w:rPr>
+          <w:color w:val="1A1A2E"/>
+        </w:rPr>
+        <w:t xml:space="preserve"> </w:t>
+      </w:r>
+      <w:proofErr w:type="spellStart"/>
+      <w:r>
+        <w:rPr>
+          <w:color w:val="1A1A2E"/>
+        </w:rPr>
+        <w:t>tugas</w:t>
+      </w:r>
+      <w:proofErr w:type="spellEnd"/>
+      <w:r>
+        <w:rPr>
+          <w:color w:val="1A1A2E"/>
+        </w:rPr>
+        <w:t xml:space="preserve"> yang </w:t>
+      </w:r>
+      <w:proofErr w:type="spellStart"/>
+      <w:r>
+        <w:rPr>
+          <w:color w:val="1A1A2E"/>
+        </w:rPr>
+        <w:t>berbeda</w:t>
+      </w:r>
+      <w:proofErr w:type="spellEnd"/>
+      <w:r>
+        <w:rPr>
+          <w:color w:val="1A1A2E"/>
+        </w:rPr>
+        <w:t xml:space="preserve">: </w:t>
+      </w:r>
+      <w:proofErr w:type="spellStart"/>
+      <w:r>
+        <w:rPr>
+          <w:color w:val="1A1A2E"/>
+        </w:rPr>
+        <w:t>larik</w:t>
+      </w:r>
+      <w:proofErr w:type="spellEnd"/>
+      <w:r>
+        <w:rPr>
+          <w:color w:val="1A1A2E"/>
+        </w:rPr>
+        <w:t xml:space="preserve"> </w:t>
+      </w:r>
+      <w:proofErr w:type="spellStart"/>
+      <w:r>
+        <w:rPr>
+          <w:color w:val="1A1A2E"/>
+        </w:rPr>
+        <w:t>hasil</w:t>
+      </w:r>
+      <w:proofErr w:type="spellEnd"/>
+      <w:r>
+        <w:rPr>
+          <w:color w:val="1A1A2E"/>
+        </w:rPr>
+        <w:t xml:space="preserve"> parse </w:t>
+      </w:r>
+      <w:proofErr w:type="spellStart"/>
+      <w:r>
+        <w:rPr>
+          <w:color w:val="1A1A2E"/>
+        </w:rPr>
+        <w:t>dari</w:t>
+      </w:r>
+      <w:proofErr w:type="spellEnd"/>
+      <w:r>
+        <w:rPr>
+          <w:color w:val="1A1A2E"/>
+        </w:rPr>
+        <w:t xml:space="preserve"> </w:t>
+      </w:r>
+      <w:proofErr w:type="spellStart"/>
+      <w:r>
+        <w:rPr>
+          <w:color w:val="1A1A2E"/>
+        </w:rPr>
+        <w:t>jaringan</w:t>
+      </w:r>
+      <w:proofErr w:type="spellEnd"/>
+      <w:r>
+        <w:rPr>
+          <w:color w:val="1A1A2E"/>
+        </w:rPr>
+        <w:t xml:space="preserve">, </w:t>
+      </w:r>
+      <w:proofErr w:type="spellStart"/>
+      <w:r>
+        <w:rPr>
+          <w:color w:val="1A1A2E"/>
+        </w:rPr>
+        <w:t>bukan</w:t>
+      </w:r>
+      <w:proofErr w:type="spellEnd"/>
+      <w:r>
+        <w:rPr>
+          <w:color w:val="1A1A2E"/>
+        </w:rPr>
+        <w:t xml:space="preserve"> </w:t>
+      </w:r>
+      <w:proofErr w:type="spellStart"/>
+      <w:r>
+        <w:rPr>
+          <w:color w:val="1A1A2E"/>
+        </w:rPr>
+        <w:t>larik</w:t>
+      </w:r>
+      <w:proofErr w:type="spellEnd"/>
+      <w:r>
+        <w:rPr>
+          <w:color w:val="1A1A2E"/>
+        </w:rPr>
+        <w:t xml:space="preserve"> </w:t>
+      </w:r>
+      <w:proofErr w:type="spellStart"/>
+      <w:r>
+        <w:rPr>
+          <w:color w:val="1A1A2E"/>
+        </w:rPr>
+        <w:t>dari</w:t>
+      </w:r>
+      <w:proofErr w:type="spellEnd"/>
+      <w:r>
+        <w:rPr>
+          <w:color w:val="1A1A2E"/>
+        </w:rPr>
+        <w:t xml:space="preserve"> app.js. </w:t>
+      </w:r>
+      <w:proofErr w:type="spellStart"/>
+      <w:r>
+        <w:rPr>
+          <w:color w:val="1A1A2E"/>
+        </w:rPr>
+        <w:t>Jangan</w:t>
+      </w:r>
+      <w:proofErr w:type="spellEnd"/>
+      <w:r>
+        <w:rPr>
+          <w:color w:val="1A1A2E"/>
+        </w:rPr>
+        <w:t xml:space="preserve"> </w:t>
+      </w:r>
+      <w:proofErr w:type="spellStart"/>
+      <w:r>
+        <w:rPr>
+          <w:color w:val="1A1A2E"/>
+        </w:rPr>
+        <w:t>membuat</w:t>
+      </w:r>
+      <w:proofErr w:type="spellEnd"/>
+      <w:r>
+        <w:rPr>
+          <w:color w:val="1A1A2E"/>
+        </w:rPr>
+        <w:t xml:space="preserve"> </w:t>
+      </w:r>
+      <w:proofErr w:type="spellStart"/>
+      <w:r>
+        <w:rPr>
+          <w:color w:val="1A1A2E"/>
+        </w:rPr>
+        <w:t>fungsi</w:t>
+      </w:r>
+      <w:proofErr w:type="spellEnd"/>
+      <w:r>
+        <w:rPr>
+          <w:color w:val="1A1A2E"/>
+        </w:rPr>
+        <w:t xml:space="preserve"> </w:t>
+      </w:r>
+      <w:proofErr w:type="spellStart"/>
+      <w:r>
+        <w:rPr>
+          <w:color w:val="1A1A2E"/>
+        </w:rPr>
+        <w:t>penggambar</w:t>
+      </w:r>
+      <w:proofErr w:type="spellEnd"/>
+      <w:r>
+        <w:rPr>
+          <w:color w:val="1A1A2E"/>
+        </w:rPr>
+        <w:t xml:space="preserve"> </w:t>
+      </w:r>
+      <w:proofErr w:type="spellStart"/>
+      <w:r>
+        <w:rPr>
+          <w:color w:val="1A1A2E"/>
+        </w:rPr>
+        <w:t>kedua</w:t>
+      </w:r>
+      <w:proofErr w:type="spellEnd"/>
+      <w:r>
+        <w:rPr>
+          <w:color w:val="1A1A2E"/>
+        </w:rPr>
+        <w:t xml:space="preserve">. </w:t>
+      </w:r>
+      <w:proofErr w:type="spellStart"/>
+      <w:r>
+        <w:rPr>
+          <w:color w:val="1A1A2E"/>
+        </w:rPr>
+        <w:t>Gunakan</w:t>
+      </w:r>
+      <w:proofErr w:type="spellEnd"/>
+      <w:r>
+        <w:rPr>
+          <w:color w:val="1A1A2E"/>
+        </w:rPr>
+        <w:t xml:space="preserve"> </w:t>
+      </w:r>
+      <w:proofErr w:type="spellStart"/>
+      <w:r>
+        <w:rPr>
+          <w:color w:val="1A1A2E"/>
+        </w:rPr>
+        <w:t>textContent</w:t>
+      </w:r>
+      <w:proofErr w:type="spellEnd"/>
+      <w:r>
+        <w:rPr>
+          <w:color w:val="1A1A2E"/>
+        </w:rPr>
+        <w:t xml:space="preserve">, </w:t>
+      </w:r>
+      <w:proofErr w:type="spellStart"/>
+      <w:r>
+        <w:rPr>
+          <w:color w:val="1A1A2E"/>
+        </w:rPr>
+        <w:t>bukan</w:t>
+      </w:r>
+      <w:proofErr w:type="spellEnd"/>
+      <w:r>
+        <w:rPr>
+          <w:color w:val="1A1A2E"/>
+        </w:rPr>
+        <w:t xml:space="preserve"> </w:t>
+      </w:r>
+      <w:proofErr w:type="spellStart"/>
+      <w:r>
+        <w:rPr>
+          <w:color w:val="1A1A2E"/>
+        </w:rPr>
+        <w:t>innerHTML</w:t>
+      </w:r>
+      <w:proofErr w:type="spellEnd"/>
+      <w:r>
+        <w:rPr>
+          <w:color w:val="1A1A2E"/>
+        </w:rPr>
+        <w:t xml:space="preserve">, </w:t>
+      </w:r>
+      <w:proofErr w:type="spellStart"/>
+      <w:r>
+        <w:rPr>
+          <w:color w:val="1A1A2E"/>
+        </w:rPr>
+        <w:t>untuk</w:t>
+      </w:r>
+      <w:proofErr w:type="spellEnd"/>
+      <w:r>
+        <w:rPr>
+          <w:color w:val="1A1A2E"/>
+        </w:rPr>
+        <w:t xml:space="preserve"> </w:t>
+      </w:r>
+      <w:proofErr w:type="spellStart"/>
+      <w:r>
+        <w:rPr>
+          <w:color w:val="1A1A2E"/>
+        </w:rPr>
+        <w:t>isi</w:t>
+      </w:r>
+      <w:proofErr w:type="spellEnd"/>
+      <w:r>
+        <w:rPr>
+          <w:color w:val="1A1A2E"/>
+        </w:rPr>
+        <w:t xml:space="preserve"> yang </w:t>
+      </w:r>
+      <w:proofErr w:type="spellStart"/>
+      <w:r>
+        <w:rPr>
+          <w:color w:val="1A1A2E"/>
+        </w:rPr>
+        <w:t>datang</w:t>
+      </w:r>
+      <w:proofErr w:type="spellEnd"/>
+      <w:r>
+        <w:rPr>
+          <w:color w:val="1A1A2E"/>
+        </w:rPr>
+        <w:t xml:space="preserve"> </w:t>
+      </w:r>
+      <w:proofErr w:type="spellStart"/>
+      <w:r>
+        <w:rPr>
+          <w:color w:val="1A1A2E"/>
+        </w:rPr>
+        <w:t>dari</w:t>
+      </w:r>
+      <w:proofErr w:type="spellEnd"/>
+      <w:r>
+        <w:rPr>
+          <w:color w:val="1A1A2E"/>
+        </w:rPr>
+        <w:t xml:space="preserve"> </w:t>
+      </w:r>
+      <w:proofErr w:type="spellStart"/>
+      <w:r>
+        <w:rPr>
+          <w:color w:val="1A1A2E"/>
+        </w:rPr>
+        <w:t>jaringan</w:t>
+      </w:r>
+      <w:proofErr w:type="spellEnd"/>
+      <w:r>
+        <w:rPr>
+          <w:color w:val="1A1A2E"/>
+        </w:rPr>
+        <w:t xml:space="preserve">. </w:t>
+      </w:r>
+      <w:proofErr w:type="spellStart"/>
+      <w:r>
+        <w:rPr>
+          <w:color w:val="1A1A2E"/>
+        </w:rPr>
+        <w:t>Kartunya</w:t>
+      </w:r>
+      <w:proofErr w:type="spellEnd"/>
+      <w:r>
+        <w:rPr>
+          <w:color w:val="1A1A2E"/>
+        </w:rPr>
+        <w:t xml:space="preserve"> juga </w:t>
+      </w:r>
+      <w:proofErr w:type="spellStart"/>
+      <w:r>
+        <w:rPr>
+          <w:color w:val="1A1A2E"/>
+        </w:rPr>
+        <w:t>tetap</w:t>
+      </w:r>
+      <w:proofErr w:type="spellEnd"/>
+      <w:r>
+        <w:rPr>
+          <w:color w:val="1A1A2E"/>
+        </w:rPr>
+        <w:t xml:space="preserve"> </w:t>
+      </w:r>
+      <w:proofErr w:type="spellStart"/>
+      <w:r>
+        <w:rPr>
+          <w:color w:val="1A1A2E"/>
+        </w:rPr>
+        <w:t>dibuat</w:t>
+      </w:r>
+      <w:proofErr w:type="spellEnd"/>
+      <w:r>
+        <w:rPr>
+          <w:color w:val="1A1A2E"/>
+        </w:rPr>
+        <w:t xml:space="preserve"> oleh </w:t>
+      </w:r>
+      <w:proofErr w:type="spellStart"/>
+      <w:r>
+        <w:rPr>
+          <w:color w:val="1A1A2E"/>
+        </w:rPr>
+        <w:t>buatKartu</w:t>
+      </w:r>
+      <w:proofErr w:type="spellEnd"/>
+      <w:r>
+        <w:rPr>
+          <w:color w:val="1A1A2E"/>
+        </w:rPr>
+        <w:t xml:space="preserve">() </w:t>
+      </w:r>
+      <w:proofErr w:type="spellStart"/>
+      <w:r>
+        <w:rPr>
+          <w:color w:val="1A1A2E"/>
+        </w:rPr>
+        <w:t>dari</w:t>
+      </w:r>
+      <w:proofErr w:type="spellEnd"/>
+      <w:r>
+        <w:rPr>
+          <w:color w:val="1A1A2E"/>
+        </w:rPr>
+        <w:t xml:space="preserve"> </w:t>
+      </w:r>
+      <w:proofErr w:type="spellStart"/>
+      <w:r>
+        <w:rPr>
+          <w:color w:val="1A1A2E"/>
+        </w:rPr>
+        <w:t>Pertemuan</w:t>
+      </w:r>
+      <w:proofErr w:type="spellEnd"/>
+      <w:r>
+        <w:rPr>
+          <w:color w:val="1A1A2E"/>
+        </w:rPr>
+        <w:t xml:space="preserve"> 9. Bila </w:t>
+      </w:r>
+      <w:proofErr w:type="spellStart"/>
+      <w:r>
+        <w:rPr>
+          <w:color w:val="1A1A2E"/>
+        </w:rPr>
+        <w:t>kunci</w:t>
+      </w:r>
+      <w:proofErr w:type="spellEnd"/>
+      <w:r>
+        <w:rPr>
+          <w:color w:val="1A1A2E"/>
+        </w:rPr>
+        <w:t xml:space="preserve"> data </w:t>
+      </w:r>
+      <w:proofErr w:type="spellStart"/>
+      <w:r>
+        <w:rPr>
+          <w:color w:val="1A1A2E"/>
+        </w:rPr>
+        <w:t>dari</w:t>
+      </w:r>
+      <w:proofErr w:type="spellEnd"/>
+      <w:r>
+        <w:rPr>
+          <w:color w:val="1A1A2E"/>
+        </w:rPr>
+        <w:t xml:space="preserve"> API </w:t>
+      </w:r>
+      <w:proofErr w:type="spellStart"/>
+      <w:r>
+        <w:rPr>
+          <w:color w:val="1A1A2E"/>
+        </w:rPr>
+        <w:t>berbeda</w:t>
+      </w:r>
+      <w:proofErr w:type="spellEnd"/>
+      <w:r>
+        <w:rPr>
+          <w:color w:val="1A1A2E"/>
+        </w:rPr>
+        <w:t xml:space="preserve"> </w:t>
+      </w:r>
+      <w:proofErr w:type="spellStart"/>
+      <w:r>
+        <w:rPr>
+          <w:color w:val="1A1A2E"/>
+        </w:rPr>
+        <w:t>dengan</w:t>
+      </w:r>
+      <w:proofErr w:type="spellEnd"/>
+      <w:r>
+        <w:rPr>
+          <w:color w:val="1A1A2E"/>
+        </w:rPr>
+        <w:t xml:space="preserve"> data Anda (</w:t>
+      </w:r>
+      <w:proofErr w:type="spellStart"/>
+      <w:r>
+        <w:rPr>
+          <w:color w:val="1A1A2E"/>
+        </w:rPr>
+        <w:t>misalnya</w:t>
+      </w:r>
+      <w:proofErr w:type="spellEnd"/>
+      <w:r>
+        <w:rPr>
+          <w:color w:val="1A1A2E"/>
+        </w:rPr>
+        <w:t xml:space="preserve"> title, </w:t>
+      </w:r>
+      <w:proofErr w:type="spellStart"/>
+      <w:r>
+        <w:rPr>
+          <w:color w:val="1A1A2E"/>
+        </w:rPr>
+        <w:t>bukan</w:t>
+      </w:r>
+      <w:proofErr w:type="spellEnd"/>
+      <w:r>
+        <w:rPr>
+          <w:color w:val="1A1A2E"/>
+        </w:rPr>
+        <w:t xml:space="preserve"> </w:t>
+      </w:r>
+      <w:proofErr w:type="spellStart"/>
+      <w:r>
+        <w:rPr>
+          <w:color w:val="1A1A2E"/>
+        </w:rPr>
+        <w:t>judul</w:t>
+      </w:r>
+      <w:proofErr w:type="spellEnd"/>
+      <w:r>
+        <w:rPr>
+          <w:color w:val="1A1A2E"/>
+        </w:rPr>
+        <w:t xml:space="preserve">), </w:t>
+      </w:r>
+      <w:proofErr w:type="spellStart"/>
+      <w:r>
+        <w:rPr>
+          <w:color w:val="1A1A2E"/>
+        </w:rPr>
+        <w:t>sesuaikan</w:t>
       </w:r>
       <w:proofErr w:type="spellEnd"/>
       <w:r>
@@ -25104,84 +25106,14 @@
         <w:rPr>
           <w:color w:val="1A1A2E"/>
         </w:rPr>
-        <w:t>Pertemuan</w:t>
-      </w:r>
-      <w:proofErr w:type="spellEnd"/>
-      <w:r>
-        <w:rPr>
-          <w:color w:val="1A1A2E"/>
-        </w:rPr>
-        <w:t xml:space="preserve"> 9. Hari </w:t>
-      </w:r>
-      <w:proofErr w:type="spellStart"/>
-      <w:r>
-        <w:rPr>
-          <w:color w:val="1A1A2E"/>
-        </w:rPr>
-        <w:t>ini</w:t>
-      </w:r>
-      <w:proofErr w:type="spellEnd"/>
-      <w:r>
-        <w:rPr>
-          <w:color w:val="1A1A2E"/>
-        </w:rPr>
-        <w:t xml:space="preserve"> </w:t>
-      </w:r>
-      <w:proofErr w:type="spellStart"/>
-      <w:r>
-        <w:rPr>
-          <w:color w:val="1A1A2E"/>
-        </w:rPr>
-        <w:t>ia</w:t>
-      </w:r>
-      <w:proofErr w:type="spellEnd"/>
-      <w:r>
-        <w:rPr>
-          <w:color w:val="1A1A2E"/>
-        </w:rPr>
-        <w:t xml:space="preserve"> </w:t>
-      </w:r>
-      <w:proofErr w:type="spellStart"/>
-      <w:r>
-        <w:rPr>
-          <w:color w:val="1A1A2E"/>
-        </w:rPr>
-        <w:t>menerima</w:t>
-      </w:r>
-      <w:proofErr w:type="spellEnd"/>
-      <w:r>
-        <w:rPr>
-          <w:color w:val="1A1A2E"/>
-        </w:rPr>
-        <w:t xml:space="preserve"> </w:t>
-      </w:r>
-      <w:proofErr w:type="spellStart"/>
-      <w:r>
-        <w:rPr>
-          <w:color w:val="1A1A2E"/>
-        </w:rPr>
-        <w:t>sumber</w:t>
-      </w:r>
-      <w:proofErr w:type="spellEnd"/>
-      <w:r>
-        <w:rPr>
-          <w:color w:val="1A1A2E"/>
-        </w:rPr>
-        <w:t xml:space="preserve"> data yang </w:t>
-      </w:r>
-      <w:proofErr w:type="spellStart"/>
-      <w:r>
-        <w:rPr>
-          <w:color w:val="1A1A2E"/>
-        </w:rPr>
-        <w:t>berbeda</w:t>
-      </w:r>
-      <w:proofErr w:type="spellEnd"/>
-      <w:r>
-        <w:rPr>
-          <w:color w:val="1A1A2E"/>
-        </w:rPr>
-        <w:t xml:space="preserve">, </w:t>
+        <w:t>buatKartu</w:t>
+      </w:r>
+      <w:proofErr w:type="spellEnd"/>
+      <w:r>
+        <w:rPr>
+          <w:color w:val="1A1A2E"/>
+        </w:rPr>
+        <w:t xml:space="preserve">(), </w:t>
       </w:r>
       <w:proofErr w:type="spellStart"/>
       <w:r>
@@ -25195,583 +25127,7 @@
         <w:rPr>
           <w:color w:val="1A1A2E"/>
         </w:rPr>
-        <w:t xml:space="preserve"> </w:t>
-      </w:r>
-      <w:proofErr w:type="spellStart"/>
-      <w:r>
-        <w:rPr>
-          <w:color w:val="1A1A2E"/>
-        </w:rPr>
-        <w:t>tugas</w:t>
-      </w:r>
-      <w:proofErr w:type="spellEnd"/>
-      <w:r>
-        <w:rPr>
-          <w:color w:val="1A1A2E"/>
-        </w:rPr>
-        <w:t xml:space="preserve"> yang </w:t>
-      </w:r>
-      <w:proofErr w:type="spellStart"/>
-      <w:r>
-        <w:rPr>
-          <w:color w:val="1A1A2E"/>
-        </w:rPr>
-        <w:t>berbeda</w:t>
-      </w:r>
-      <w:proofErr w:type="spellEnd"/>
-      <w:r>
-        <w:rPr>
-          <w:color w:val="1A1A2E"/>
-        </w:rPr>
-        <w:t xml:space="preserve">: </w:t>
-      </w:r>
-      <w:proofErr w:type="spellStart"/>
-      <w:r>
-        <w:rPr>
-          <w:color w:val="1A1A2E"/>
-        </w:rPr>
-        <w:t>larik</w:t>
-      </w:r>
-      <w:proofErr w:type="spellEnd"/>
-      <w:r>
-        <w:rPr>
-          <w:color w:val="1A1A2E"/>
-        </w:rPr>
-        <w:t xml:space="preserve"> </w:t>
-      </w:r>
-      <w:proofErr w:type="spellStart"/>
-      <w:r>
-        <w:rPr>
-          <w:color w:val="1A1A2E"/>
-        </w:rPr>
-        <w:t>hasil</w:t>
-      </w:r>
-      <w:proofErr w:type="spellEnd"/>
-      <w:r>
-        <w:rPr>
-          <w:color w:val="1A1A2E"/>
-        </w:rPr>
-        <w:t xml:space="preserve"> parse </w:t>
-      </w:r>
-      <w:proofErr w:type="spellStart"/>
-      <w:r>
-        <w:rPr>
-          <w:color w:val="1A1A2E"/>
-        </w:rPr>
-        <w:t>dari</w:t>
-      </w:r>
-      <w:proofErr w:type="spellEnd"/>
-      <w:r>
-        <w:rPr>
-          <w:color w:val="1A1A2E"/>
-        </w:rPr>
-        <w:t xml:space="preserve"> </w:t>
-      </w:r>
-      <w:proofErr w:type="spellStart"/>
-      <w:r>
-        <w:rPr>
-          <w:color w:val="1A1A2E"/>
-        </w:rPr>
-        <w:t>jaringan</w:t>
-      </w:r>
-      <w:proofErr w:type="spellEnd"/>
-      <w:r>
-        <w:rPr>
-          <w:color w:val="1A1A2E"/>
-        </w:rPr>
-        <w:t xml:space="preserve">, </w:t>
-      </w:r>
-      <w:proofErr w:type="spellStart"/>
-      <w:r>
-        <w:rPr>
-          <w:color w:val="1A1A2E"/>
-        </w:rPr>
-        <w:t>bukan</w:t>
-      </w:r>
-      <w:proofErr w:type="spellEnd"/>
-      <w:r>
-        <w:rPr>
-          <w:color w:val="1A1A2E"/>
-        </w:rPr>
-        <w:t xml:space="preserve"> </w:t>
-      </w:r>
-      <w:proofErr w:type="spellStart"/>
-      <w:r>
-        <w:rPr>
-          <w:color w:val="1A1A2E"/>
-        </w:rPr>
-        <w:t>larik</w:t>
-      </w:r>
-      <w:proofErr w:type="spellEnd"/>
-      <w:r>
-        <w:rPr>
-          <w:color w:val="1A1A2E"/>
-        </w:rPr>
-        <w:t xml:space="preserve"> </w:t>
-      </w:r>
-      <w:proofErr w:type="spellStart"/>
-      <w:r>
-        <w:rPr>
-          <w:color w:val="1A1A2E"/>
-        </w:rPr>
-        <w:t>dari</w:t>
-      </w:r>
-      <w:proofErr w:type="spellEnd"/>
-      <w:r>
-        <w:rPr>
-          <w:color w:val="1A1A2E"/>
-        </w:rPr>
-        <w:t xml:space="preserve"> app.js. </w:t>
-      </w:r>
-      <w:proofErr w:type="spellStart"/>
-      <w:r>
-        <w:rPr>
-          <w:color w:val="1A1A2E"/>
-        </w:rPr>
-        <w:t>Jangan</w:t>
-      </w:r>
-      <w:proofErr w:type="spellEnd"/>
-      <w:r>
-        <w:rPr>
-          <w:color w:val="1A1A2E"/>
-        </w:rPr>
-        <w:t xml:space="preserve"> </w:t>
-      </w:r>
-      <w:proofErr w:type="spellStart"/>
-      <w:r>
-        <w:rPr>
-          <w:color w:val="1A1A2E"/>
-        </w:rPr>
-        <w:t>membuat</w:t>
-      </w:r>
-      <w:proofErr w:type="spellEnd"/>
-      <w:r>
-        <w:rPr>
-          <w:color w:val="1A1A2E"/>
-        </w:rPr>
-        <w:t xml:space="preserve"> </w:t>
-      </w:r>
-      <w:proofErr w:type="spellStart"/>
-      <w:r>
-        <w:rPr>
-          <w:color w:val="1A1A2E"/>
-        </w:rPr>
-        <w:t>fungsi</w:t>
-      </w:r>
-      <w:proofErr w:type="spellEnd"/>
-      <w:r>
-        <w:rPr>
-          <w:color w:val="1A1A2E"/>
-        </w:rPr>
-        <w:t xml:space="preserve"> </w:t>
-      </w:r>
-      <w:proofErr w:type="spellStart"/>
-      <w:r>
-        <w:rPr>
-          <w:color w:val="1A1A2E"/>
-        </w:rPr>
-        <w:t>penggambar</w:t>
-      </w:r>
-      <w:proofErr w:type="spellEnd"/>
-      <w:r>
-        <w:rPr>
-          <w:color w:val="1A1A2E"/>
-        </w:rPr>
-        <w:t xml:space="preserve"> </w:t>
-      </w:r>
-      <w:proofErr w:type="spellStart"/>
-      <w:r>
-        <w:rPr>
-          <w:color w:val="1A1A2E"/>
-        </w:rPr>
-        <w:t>kedua</w:t>
-      </w:r>
-      <w:proofErr w:type="spellEnd"/>
-      <w:r>
-        <w:rPr>
-          <w:color w:val="1A1A2E"/>
-        </w:rPr>
-        <w:t xml:space="preserve">. </w:t>
-      </w:r>
-      <w:proofErr w:type="spellStart"/>
-      <w:r>
-        <w:rPr>
-          <w:color w:val="1A1A2E"/>
-        </w:rPr>
-        <w:t>Gunakan</w:t>
-      </w:r>
-      <w:proofErr w:type="spellEnd"/>
-      <w:r>
-        <w:rPr>
-          <w:color w:val="1A1A2E"/>
-        </w:rPr>
-        <w:t xml:space="preserve"> </w:t>
-      </w:r>
-      <w:proofErr w:type="spellStart"/>
-      <w:r>
-        <w:rPr>
-          <w:color w:val="1A1A2E"/>
-        </w:rPr>
-        <w:t>textContent</w:t>
-      </w:r>
-      <w:proofErr w:type="spellEnd"/>
-      <w:r>
-        <w:rPr>
-          <w:color w:val="1A1A2E"/>
-        </w:rPr>
-        <w:t xml:space="preserve">, </w:t>
-      </w:r>
-      <w:proofErr w:type="spellStart"/>
-      <w:r>
-        <w:rPr>
-          <w:color w:val="1A1A2E"/>
-        </w:rPr>
-        <w:t>bukan</w:t>
-      </w:r>
-      <w:proofErr w:type="spellEnd"/>
-      <w:r>
-        <w:rPr>
-          <w:color w:val="1A1A2E"/>
-        </w:rPr>
-        <w:t xml:space="preserve"> </w:t>
-      </w:r>
-      <w:proofErr w:type="spellStart"/>
-      <w:r>
-        <w:rPr>
-          <w:color w:val="1A1A2E"/>
-        </w:rPr>
-        <w:t>innerHTML</w:t>
-      </w:r>
-      <w:proofErr w:type="spellEnd"/>
-      <w:r>
-        <w:rPr>
-          <w:color w:val="1A1A2E"/>
-        </w:rPr>
-        <w:t xml:space="preserve">, </w:t>
-      </w:r>
-      <w:proofErr w:type="spellStart"/>
-      <w:r>
-        <w:rPr>
-          <w:color w:val="1A1A2E"/>
-        </w:rPr>
-        <w:t>untuk</w:t>
-      </w:r>
-      <w:proofErr w:type="spellEnd"/>
-      <w:r>
-        <w:rPr>
-          <w:color w:val="1A1A2E"/>
-        </w:rPr>
-        <w:t xml:space="preserve"> </w:t>
-      </w:r>
-      <w:proofErr w:type="spellStart"/>
-      <w:r>
-        <w:rPr>
-          <w:color w:val="1A1A2E"/>
-        </w:rPr>
-        <w:t>isi</w:t>
-      </w:r>
-      <w:proofErr w:type="spellEnd"/>
-      <w:r>
-        <w:rPr>
-          <w:color w:val="1A1A2E"/>
-        </w:rPr>
-        <w:t xml:space="preserve"> yang </w:t>
-      </w:r>
-      <w:proofErr w:type="spellStart"/>
-      <w:r>
-        <w:rPr>
-          <w:color w:val="1A1A2E"/>
-        </w:rPr>
-        <w:t>datang</w:t>
-      </w:r>
-      <w:proofErr w:type="spellEnd"/>
-      <w:r>
-        <w:rPr>
-          <w:color w:val="1A1A2E"/>
-        </w:rPr>
-        <w:t xml:space="preserve"> </w:t>
-      </w:r>
-      <w:proofErr w:type="spellStart"/>
-      <w:r>
-        <w:rPr>
-          <w:color w:val="1A1A2E"/>
-        </w:rPr>
-        <w:t>dari</w:t>
-      </w:r>
-      <w:proofErr w:type="spellEnd"/>
-      <w:r>
-        <w:rPr>
-          <w:color w:val="1A1A2E"/>
-        </w:rPr>
-        <w:t xml:space="preserve"> </w:t>
-      </w:r>
-      <w:proofErr w:type="spellStart"/>
-      <w:r>
-        <w:rPr>
-          <w:color w:val="1A1A2E"/>
-        </w:rPr>
-        <w:t>jaringan</w:t>
-      </w:r>
-      <w:proofErr w:type="spellEnd"/>
-      <w:r>
-        <w:rPr>
-          <w:color w:val="1A1A2E"/>
-        </w:rPr>
-        <w:t xml:space="preserve">. </w:t>
-      </w:r>
-      <w:proofErr w:type="spellStart"/>
-      <w:r>
-        <w:rPr>
-          <w:color w:val="1A1A2E"/>
-        </w:rPr>
-        <w:t>Kartunya</w:t>
-      </w:r>
-      <w:proofErr w:type="spellEnd"/>
-      <w:r>
-        <w:rPr>
-          <w:color w:val="1A1A2E"/>
-        </w:rPr>
-        <w:t xml:space="preserve"> juga </w:t>
-      </w:r>
-      <w:proofErr w:type="spellStart"/>
-      <w:r>
-        <w:rPr>
-          <w:color w:val="1A1A2E"/>
-        </w:rPr>
-        <w:t>tetap</w:t>
-      </w:r>
-      <w:proofErr w:type="spellEnd"/>
-      <w:r>
-        <w:rPr>
-          <w:color w:val="1A1A2E"/>
-        </w:rPr>
-        <w:t xml:space="preserve"> </w:t>
-      </w:r>
-      <w:proofErr w:type="spellStart"/>
-      <w:r>
-        <w:rPr>
-          <w:color w:val="1A1A2E"/>
-        </w:rPr>
-        <w:t>dibuat</w:t>
-      </w:r>
-      <w:proofErr w:type="spellEnd"/>
-      <w:r>
-        <w:rPr>
-          <w:color w:val="1A1A2E"/>
-        </w:rPr>
-        <w:t xml:space="preserve"> oleh </w:t>
-      </w:r>
-      <w:proofErr w:type="spellStart"/>
-      <w:proofErr w:type="gramStart"/>
-      <w:r>
-        <w:rPr>
-          <w:color w:val="1A1A2E"/>
-        </w:rPr>
-        <w:t>buatKartu</w:t>
-      </w:r>
-      <w:proofErr w:type="spellEnd"/>
-      <w:r>
-        <w:rPr>
-          <w:color w:val="1A1A2E"/>
-        </w:rPr>
-        <w:t>(</w:t>
-      </w:r>
-      <w:proofErr w:type="gramEnd"/>
-      <w:r>
-        <w:rPr>
-          <w:color w:val="1A1A2E"/>
-        </w:rPr>
-        <w:t xml:space="preserve">) </w:t>
-      </w:r>
-      <w:proofErr w:type="spellStart"/>
-      <w:r>
-        <w:rPr>
-          <w:color w:val="1A1A2E"/>
-        </w:rPr>
-        <w:t>dari</w:t>
-      </w:r>
-      <w:proofErr w:type="spellEnd"/>
-      <w:r>
-        <w:rPr>
-          <w:color w:val="1A1A2E"/>
-        </w:rPr>
-        <w:t xml:space="preserve"> </w:t>
-      </w:r>
-      <w:proofErr w:type="spellStart"/>
-      <w:r>
-        <w:rPr>
-          <w:color w:val="1A1A2E"/>
-        </w:rPr>
-        <w:t>Pertemuan</w:t>
-      </w:r>
-      <w:proofErr w:type="spellEnd"/>
-      <w:r>
-        <w:rPr>
-          <w:color w:val="1A1A2E"/>
-        </w:rPr>
-        <w:t xml:space="preserve"> 9. Bila </w:t>
-      </w:r>
-      <w:proofErr w:type="spellStart"/>
-      <w:r>
-        <w:rPr>
-          <w:color w:val="1A1A2E"/>
-        </w:rPr>
-        <w:t>kunci</w:t>
-      </w:r>
-      <w:proofErr w:type="spellEnd"/>
-      <w:r>
-        <w:rPr>
-          <w:color w:val="1A1A2E"/>
-        </w:rPr>
-        <w:t xml:space="preserve"> data </w:t>
-      </w:r>
-      <w:proofErr w:type="spellStart"/>
-      <w:r>
-        <w:rPr>
-          <w:color w:val="1A1A2E"/>
-        </w:rPr>
-        <w:t>dari</w:t>
-      </w:r>
-      <w:proofErr w:type="spellEnd"/>
-      <w:r>
-        <w:rPr>
-          <w:color w:val="1A1A2E"/>
-        </w:rPr>
-        <w:t xml:space="preserve"> API </w:t>
-      </w:r>
-      <w:proofErr w:type="spellStart"/>
-      <w:r>
-        <w:rPr>
-          <w:color w:val="1A1A2E"/>
-        </w:rPr>
-        <w:t>berbeda</w:t>
-      </w:r>
-      <w:proofErr w:type="spellEnd"/>
-      <w:r>
-        <w:rPr>
-          <w:color w:val="1A1A2E"/>
-        </w:rPr>
-        <w:t xml:space="preserve"> </w:t>
-      </w:r>
-      <w:proofErr w:type="spellStart"/>
-      <w:r>
-        <w:rPr>
-          <w:color w:val="1A1A2E"/>
-        </w:rPr>
-        <w:t>dengan</w:t>
-      </w:r>
-      <w:proofErr w:type="spellEnd"/>
-      <w:r>
-        <w:rPr>
-          <w:color w:val="1A1A2E"/>
-        </w:rPr>
-        <w:t xml:space="preserve"> data Anda (</w:t>
-      </w:r>
-      <w:proofErr w:type="spellStart"/>
-      <w:r>
-        <w:rPr>
-          <w:color w:val="1A1A2E"/>
-        </w:rPr>
-        <w:t>misalnya</w:t>
-      </w:r>
-      <w:proofErr w:type="spellEnd"/>
-      <w:r>
-        <w:rPr>
-          <w:color w:val="1A1A2E"/>
-        </w:rPr>
-        <w:t xml:space="preserve"> title, </w:t>
-      </w:r>
-      <w:proofErr w:type="spellStart"/>
-      <w:r>
-        <w:rPr>
-          <w:color w:val="1A1A2E"/>
-        </w:rPr>
-        <w:t>bukan</w:t>
-      </w:r>
-      <w:proofErr w:type="spellEnd"/>
-      <w:r>
-        <w:rPr>
-          <w:color w:val="1A1A2E"/>
-        </w:rPr>
-        <w:t xml:space="preserve"> </w:t>
-      </w:r>
-      <w:proofErr w:type="spellStart"/>
-      <w:r>
-        <w:rPr>
-          <w:color w:val="1A1A2E"/>
-        </w:rPr>
-        <w:t>judul</w:t>
-      </w:r>
-      <w:proofErr w:type="spellEnd"/>
-      <w:r>
-        <w:rPr>
-          <w:color w:val="1A1A2E"/>
-        </w:rPr>
-        <w:t xml:space="preserve">), </w:t>
-      </w:r>
-      <w:proofErr w:type="spellStart"/>
-      <w:r>
-        <w:rPr>
-          <w:color w:val="1A1A2E"/>
-        </w:rPr>
-        <w:t>sesuaikan</w:t>
-      </w:r>
-      <w:proofErr w:type="spellEnd"/>
-      <w:r>
-        <w:rPr>
-          <w:color w:val="1A1A2E"/>
-        </w:rPr>
-        <w:t xml:space="preserve"> di </w:t>
-      </w:r>
-      <w:proofErr w:type="spellStart"/>
-      <w:proofErr w:type="gramStart"/>
-      <w:r>
-        <w:rPr>
-          <w:color w:val="1A1A2E"/>
-        </w:rPr>
-        <w:t>buatKartu</w:t>
-      </w:r>
-      <w:proofErr w:type="spellEnd"/>
-      <w:r>
-        <w:rPr>
-          <w:color w:val="1A1A2E"/>
-        </w:rPr>
-        <w:t>(</w:t>
-      </w:r>
-      <w:proofErr w:type="gramEnd"/>
-      <w:r>
-        <w:rPr>
-          <w:color w:val="1A1A2E"/>
-        </w:rPr>
-        <w:t xml:space="preserve">), </w:t>
-      </w:r>
-      <w:proofErr w:type="spellStart"/>
-      <w:r>
-        <w:rPr>
-          <w:color w:val="1A1A2E"/>
-        </w:rPr>
-        <w:t>bukan</w:t>
-      </w:r>
-      <w:proofErr w:type="spellEnd"/>
-      <w:r>
-        <w:rPr>
-          <w:color w:val="1A1A2E"/>
-        </w:rPr>
-        <w:t xml:space="preserve"> di </w:t>
-      </w:r>
-      <w:proofErr w:type="gramStart"/>
-      <w:r>
-        <w:rPr>
-          <w:color w:val="1A1A2E"/>
-        </w:rPr>
-        <w:t>render(</w:t>
-      </w:r>
-      <w:proofErr w:type="gramEnd"/>
-      <w:r>
-        <w:rPr>
-          <w:color w:val="1A1A2E"/>
-        </w:rPr>
-        <w:t>).</w:t>
+        <w:t xml:space="preserve"> di render().</w:t>
       </w:r>
     </w:p>
     <w:tbl>
@@ -25834,9 +25190,9 @@
                 <w:sz w:val="17"/>
                 <w:szCs w:val="17"/>
               </w:rPr>
-              <w:t xml:space="preserve">/dom.js — </w:t>
-            </w:r>
-            <w:proofErr w:type="gramStart"/>
+              <w:t xml:space="preserve">/dom.js — render() </w:t>
+            </w:r>
+            <w:proofErr w:type="spellStart"/>
             <w:r>
               <w:rPr>
                 <w:rFonts w:ascii="Verdana" w:eastAsia="Verdana" w:hAnsi="Verdana" w:cs="Verdana"/>
@@ -25844,9 +25200,9 @@
                 <w:sz w:val="17"/>
                 <w:szCs w:val="17"/>
               </w:rPr>
-              <w:t>render(</w:t>
-            </w:r>
-            <w:proofErr w:type="gramEnd"/>
+              <w:t>dari</w:t>
+            </w:r>
+            <w:proofErr w:type="spellEnd"/>
             <w:r>
               <w:rPr>
                 <w:rFonts w:ascii="Verdana" w:eastAsia="Verdana" w:hAnsi="Verdana" w:cs="Verdana"/>
@@ -25854,7 +25210,7 @@
                 <w:sz w:val="17"/>
                 <w:szCs w:val="17"/>
               </w:rPr>
-              <w:t xml:space="preserve">) </w:t>
+              <w:t xml:space="preserve"> </w:t>
             </w:r>
             <w:proofErr w:type="spellStart"/>
             <w:r>
@@ -25864,7 +25220,7 @@
                 <w:sz w:val="17"/>
                 <w:szCs w:val="17"/>
               </w:rPr>
-              <w:t>dari</w:t>
+              <w:t>Pertemuan</w:t>
             </w:r>
             <w:proofErr w:type="spellEnd"/>
             <w:r>
@@ -25874,7 +25230,7 @@
                 <w:sz w:val="17"/>
                 <w:szCs w:val="17"/>
               </w:rPr>
-              <w:t xml:space="preserve"> </w:t>
+              <w:t xml:space="preserve"> 9, </w:t>
             </w:r>
             <w:proofErr w:type="spellStart"/>
             <w:r>
@@ -25884,7 +25240,7 @@
                 <w:sz w:val="17"/>
                 <w:szCs w:val="17"/>
               </w:rPr>
-              <w:t>Pertemuan</w:t>
+              <w:t>diperluas</w:t>
             </w:r>
             <w:proofErr w:type="spellEnd"/>
             <w:r>
@@ -25894,7 +25250,7 @@
                 <w:sz w:val="17"/>
                 <w:szCs w:val="17"/>
               </w:rPr>
-              <w:t xml:space="preserve"> 9, </w:t>
+              <w:t xml:space="preserve"> </w:t>
             </w:r>
             <w:proofErr w:type="spellStart"/>
             <w:r>
@@ -25904,7 +25260,7 @@
                 <w:sz w:val="17"/>
                 <w:szCs w:val="17"/>
               </w:rPr>
-              <w:t>diperluas</w:t>
+              <w:t>hari</w:t>
             </w:r>
             <w:proofErr w:type="spellEnd"/>
             <w:r>
@@ -25924,9 +25280,14 @@
                 <w:sz w:val="17"/>
                 <w:szCs w:val="17"/>
               </w:rPr>
-              <w:t>hari</w:t>
-            </w:r>
-            <w:proofErr w:type="spellEnd"/>
+              <w:t>ini</w:t>
+            </w:r>
+            <w:proofErr w:type="spellEnd"/>
+          </w:p>
+          <w:p>
+            <w:pPr>
+              <w:spacing w:after="0"/>
+            </w:pPr>
             <w:r>
               <w:rPr>
                 <w:rFonts w:ascii="Verdana" w:eastAsia="Verdana" w:hAnsi="Verdana" w:cs="Verdana"/>
@@ -25934,9 +25295,13 @@
                 <w:sz w:val="17"/>
                 <w:szCs w:val="17"/>
               </w:rPr>
-              <w:t xml:space="preserve"> </w:t>
-            </w:r>
-            <w:proofErr w:type="spellStart"/>
+              <w:t>export function render(daftar) {</w:t>
+            </w:r>
+          </w:p>
+          <w:p>
+            <w:pPr>
+              <w:spacing w:after="0"/>
+            </w:pPr>
             <w:r>
               <w:rPr>
                 <w:rFonts w:ascii="Verdana" w:eastAsia="Verdana" w:hAnsi="Verdana" w:cs="Verdana"/>
@@ -25944,14 +25309,9 @@
                 <w:sz w:val="17"/>
                 <w:szCs w:val="17"/>
               </w:rPr>
-              <w:t>ini</w:t>
-            </w:r>
-            <w:proofErr w:type="spellEnd"/>
-          </w:p>
-          <w:p>
-            <w:pPr>
-              <w:spacing w:after="0"/>
-            </w:pPr>
+              <w:t xml:space="preserve">  </w:t>
+            </w:r>
+            <w:proofErr w:type="spellStart"/>
             <w:r>
               <w:rPr>
                 <w:rFonts w:ascii="Verdana" w:eastAsia="Verdana" w:hAnsi="Verdana" w:cs="Verdana"/>
@@ -25959,13 +25319,9 @@
                 <w:sz w:val="17"/>
                 <w:szCs w:val="17"/>
               </w:rPr>
-              <w:t>export function render(daftar) {</w:t>
-            </w:r>
-          </w:p>
-          <w:p>
-            <w:pPr>
-              <w:spacing w:after="0"/>
-            </w:pPr>
+              <w:t>wadah.textContent</w:t>
+            </w:r>
+            <w:proofErr w:type="spellEnd"/>
             <w:r>
               <w:rPr>
                 <w:rFonts w:ascii="Verdana" w:eastAsia="Verdana" w:hAnsi="Verdana" w:cs="Verdana"/>
@@ -25973,10 +25329,9 @@
                 <w:sz w:val="17"/>
                 <w:szCs w:val="17"/>
               </w:rPr>
-              <w:t xml:space="preserve">  </w:t>
-            </w:r>
-            <w:proofErr w:type="spellStart"/>
-            <w:proofErr w:type="gramStart"/>
+              <w:t xml:space="preserve"> = '';             // 1. </w:t>
+            </w:r>
+            <w:proofErr w:type="spellStart"/>
             <w:r>
               <w:rPr>
                 <w:rFonts w:ascii="Verdana" w:eastAsia="Verdana" w:hAnsi="Verdana" w:cs="Verdana"/>
@@ -25984,10 +25339,9 @@
                 <w:sz w:val="17"/>
                 <w:szCs w:val="17"/>
               </w:rPr>
-              <w:t>wadah.textContent</w:t>
-            </w:r>
-            <w:proofErr w:type="spellEnd"/>
-            <w:proofErr w:type="gramEnd"/>
+              <w:t>kosongkan</w:t>
+            </w:r>
+            <w:proofErr w:type="spellEnd"/>
             <w:r>
               <w:rPr>
                 <w:rFonts w:ascii="Verdana" w:eastAsia="Verdana" w:hAnsi="Verdana" w:cs="Verdana"/>
@@ -25995,9 +25349,9 @@
                 <w:sz w:val="17"/>
                 <w:szCs w:val="17"/>
               </w:rPr>
-              <w:t xml:space="preserve"> = '</w:t>
-            </w:r>
-            <w:proofErr w:type="gramStart"/>
+              <w:t xml:space="preserve"> </w:t>
+            </w:r>
+            <w:proofErr w:type="spellStart"/>
             <w:r>
               <w:rPr>
                 <w:rFonts w:ascii="Verdana" w:eastAsia="Verdana" w:hAnsi="Verdana" w:cs="Verdana"/>
@@ -26005,9 +25359,9 @@
                 <w:sz w:val="17"/>
                 <w:szCs w:val="17"/>
               </w:rPr>
-              <w:t xml:space="preserve">';   </w:t>
-            </w:r>
-            <w:proofErr w:type="gramEnd"/>
+              <w:t>lebih</w:t>
+            </w:r>
+            <w:proofErr w:type="spellEnd"/>
             <w:r>
               <w:rPr>
                 <w:rFonts w:ascii="Verdana" w:eastAsia="Verdana" w:hAnsi="Verdana" w:cs="Verdana"/>
@@ -26015,7 +25369,7 @@
                 <w:sz w:val="17"/>
                 <w:szCs w:val="17"/>
               </w:rPr>
-              <w:t xml:space="preserve">          // 1. </w:t>
+              <w:t xml:space="preserve"> </w:t>
             </w:r>
             <w:proofErr w:type="spellStart"/>
             <w:r>
@@ -26025,9 +25379,14 @@
                 <w:sz w:val="17"/>
                 <w:szCs w:val="17"/>
               </w:rPr>
-              <w:t>kosongkan</w:t>
-            </w:r>
-            <w:proofErr w:type="spellEnd"/>
+              <w:t>dulu</w:t>
+            </w:r>
+            <w:proofErr w:type="spellEnd"/>
+          </w:p>
+          <w:p>
+            <w:pPr>
+              <w:spacing w:after="0"/>
+            </w:pPr>
             <w:r>
               <w:rPr>
                 <w:rFonts w:ascii="Verdana" w:eastAsia="Verdana" w:hAnsi="Verdana" w:cs="Verdana"/>
@@ -26035,7 +25394,7 @@
                 <w:sz w:val="17"/>
                 <w:szCs w:val="17"/>
               </w:rPr>
-              <w:t xml:space="preserve"> </w:t>
+              <w:t xml:space="preserve">  if (</w:t>
             </w:r>
             <w:proofErr w:type="spellStart"/>
             <w:r>
@@ -26045,7 +25404,7 @@
                 <w:sz w:val="17"/>
                 <w:szCs w:val="17"/>
               </w:rPr>
-              <w:t>lebih</w:t>
+              <w:t>daftar.length</w:t>
             </w:r>
             <w:proofErr w:type="spellEnd"/>
             <w:r>
@@ -26055,7 +25414,7 @@
                 <w:sz w:val="17"/>
                 <w:szCs w:val="17"/>
               </w:rPr>
-              <w:t xml:space="preserve"> </w:t>
+              <w:t xml:space="preserve"> === 0) {          // 2. </w:t>
             </w:r>
             <w:proofErr w:type="spellStart"/>
             <w:r>
@@ -26065,14 +25424,9 @@
                 <w:sz w:val="17"/>
                 <w:szCs w:val="17"/>
               </w:rPr>
-              <w:t>dulu</w:t>
-            </w:r>
-            <w:proofErr w:type="spellEnd"/>
-          </w:p>
-          <w:p>
-            <w:pPr>
-              <w:spacing w:after="0"/>
-            </w:pPr>
+              <w:t>periksa</w:t>
+            </w:r>
+            <w:proofErr w:type="spellEnd"/>
             <w:r>
               <w:rPr>
                 <w:rFonts w:ascii="Verdana" w:eastAsia="Verdana" w:hAnsi="Verdana" w:cs="Verdana"/>
@@ -26080,10 +25434,9 @@
                 <w:sz w:val="17"/>
                 <w:szCs w:val="17"/>
               </w:rPr>
-              <w:t xml:space="preserve">  if (</w:t>
-            </w:r>
-            <w:proofErr w:type="spellStart"/>
-            <w:proofErr w:type="gramStart"/>
+              <w:t xml:space="preserve"> </w:t>
+            </w:r>
+            <w:proofErr w:type="spellStart"/>
             <w:r>
               <w:rPr>
                 <w:rFonts w:ascii="Verdana" w:eastAsia="Verdana" w:hAnsi="Verdana" w:cs="Verdana"/>
@@ -26091,10 +25444,9 @@
                 <w:sz w:val="17"/>
                 <w:szCs w:val="17"/>
               </w:rPr>
-              <w:t>daftar.length</w:t>
-            </w:r>
-            <w:proofErr w:type="spellEnd"/>
-            <w:proofErr w:type="gramEnd"/>
+              <w:t>keadaan</w:t>
+            </w:r>
+            <w:proofErr w:type="spellEnd"/>
             <w:r>
               <w:rPr>
                 <w:rFonts w:ascii="Verdana" w:eastAsia="Verdana" w:hAnsi="Verdana" w:cs="Verdana"/>
@@ -26102,9 +25454,9 @@
                 <w:sz w:val="17"/>
                 <w:szCs w:val="17"/>
               </w:rPr>
-              <w:t xml:space="preserve"> === 0) </w:t>
-            </w:r>
-            <w:proofErr w:type="gramStart"/>
+              <w:t xml:space="preserve"> </w:t>
+            </w:r>
+            <w:proofErr w:type="spellStart"/>
             <w:r>
               <w:rPr>
                 <w:rFonts w:ascii="Verdana" w:eastAsia="Verdana" w:hAnsi="Verdana" w:cs="Verdana"/>
@@ -26112,9 +25464,14 @@
                 <w:sz w:val="17"/>
                 <w:szCs w:val="17"/>
               </w:rPr>
-              <w:t xml:space="preserve">{  </w:t>
-            </w:r>
-            <w:proofErr w:type="gramEnd"/>
+              <w:t>kosong</w:t>
+            </w:r>
+            <w:proofErr w:type="spellEnd"/>
+          </w:p>
+          <w:p>
+            <w:pPr>
+              <w:spacing w:after="0"/>
+            </w:pPr>
             <w:r>
               <w:rPr>
                 <w:rFonts w:ascii="Verdana" w:eastAsia="Verdana" w:hAnsi="Verdana" w:cs="Verdana"/>
@@ -26122,7 +25479,7 @@
                 <w:sz w:val="17"/>
                 <w:szCs w:val="17"/>
               </w:rPr>
-              <w:t xml:space="preserve">        // 2. </w:t>
+              <w:t xml:space="preserve">    </w:t>
             </w:r>
             <w:proofErr w:type="spellStart"/>
             <w:r>
@@ -26132,7 +25489,7 @@
                 <w:sz w:val="17"/>
                 <w:szCs w:val="17"/>
               </w:rPr>
-              <w:t>periksa</w:t>
+              <w:t>kosong.textContent</w:t>
             </w:r>
             <w:proofErr w:type="spellEnd"/>
             <w:r>
@@ -26142,7 +25499,7 @@
                 <w:sz w:val="17"/>
                 <w:szCs w:val="17"/>
               </w:rPr>
-              <w:t xml:space="preserve"> </w:t>
+              <w:t xml:space="preserve"> = 'Belum </w:t>
             </w:r>
             <w:proofErr w:type="spellStart"/>
             <w:r>
@@ -26152,7 +25509,7 @@
                 <w:sz w:val="17"/>
                 <w:szCs w:val="17"/>
               </w:rPr>
-              <w:t>keadaan</w:t>
+              <w:t>ada</w:t>
             </w:r>
             <w:proofErr w:type="spellEnd"/>
             <w:r>
@@ -26162,9 +25519,13 @@
                 <w:sz w:val="17"/>
                 <w:szCs w:val="17"/>
               </w:rPr>
-              <w:t xml:space="preserve"> </w:t>
-            </w:r>
-            <w:proofErr w:type="spellStart"/>
+              <w:t xml:space="preserve"> data.';</w:t>
+            </w:r>
+          </w:p>
+          <w:p>
+            <w:pPr>
+              <w:spacing w:after="0"/>
+            </w:pPr>
             <w:r>
               <w:rPr>
                 <w:rFonts w:ascii="Verdana" w:eastAsia="Verdana" w:hAnsi="Verdana" w:cs="Verdana"/>
@@ -26172,14 +25533,9 @@
                 <w:sz w:val="17"/>
                 <w:szCs w:val="17"/>
               </w:rPr>
-              <w:t>kosong</w:t>
-            </w:r>
-            <w:proofErr w:type="spellEnd"/>
-          </w:p>
-          <w:p>
-            <w:pPr>
-              <w:spacing w:after="0"/>
-            </w:pPr>
+              <w:t xml:space="preserve">    </w:t>
+            </w:r>
+            <w:proofErr w:type="spellStart"/>
             <w:r>
               <w:rPr>
                 <w:rFonts w:ascii="Verdana" w:eastAsia="Verdana" w:hAnsi="Verdana" w:cs="Verdana"/>
@@ -26187,10 +25543,9 @@
                 <w:sz w:val="17"/>
                 <w:szCs w:val="17"/>
               </w:rPr>
-              <w:t xml:space="preserve">    </w:t>
-            </w:r>
-            <w:proofErr w:type="spellStart"/>
-            <w:proofErr w:type="gramStart"/>
+              <w:t>kosong.hidden</w:t>
+            </w:r>
+            <w:proofErr w:type="spellEnd"/>
             <w:r>
               <w:rPr>
                 <w:rFonts w:ascii="Verdana" w:eastAsia="Verdana" w:hAnsi="Verdana" w:cs="Verdana"/>
@@ -26198,10 +25553,13 @@
                 <w:sz w:val="17"/>
                 <w:szCs w:val="17"/>
               </w:rPr>
-              <w:t>kosong.textContent</w:t>
-            </w:r>
-            <w:proofErr w:type="spellEnd"/>
-            <w:proofErr w:type="gramEnd"/>
+              <w:t xml:space="preserve"> = false;</w:t>
+            </w:r>
+          </w:p>
+          <w:p>
+            <w:pPr>
+              <w:spacing w:after="0"/>
+            </w:pPr>
             <w:r>
               <w:rPr>
                 <w:rFonts w:ascii="Verdana" w:eastAsia="Verdana" w:hAnsi="Verdana" w:cs="Verdana"/>
@@ -26209,9 +25567,13 @@
                 <w:sz w:val="17"/>
                 <w:szCs w:val="17"/>
               </w:rPr>
-              <w:t xml:space="preserve"> = 'Belum </w:t>
-            </w:r>
-            <w:proofErr w:type="spellStart"/>
+              <w:t xml:space="preserve">    return;</w:t>
+            </w:r>
+          </w:p>
+          <w:p>
+            <w:pPr>
+              <w:spacing w:after="0"/>
+            </w:pPr>
             <w:r>
               <w:rPr>
                 <w:rFonts w:ascii="Verdana" w:eastAsia="Verdana" w:hAnsi="Verdana" w:cs="Verdana"/>
@@ -26219,9 +25581,13 @@
                 <w:sz w:val="17"/>
                 <w:szCs w:val="17"/>
               </w:rPr>
-              <w:t>ada</w:t>
-            </w:r>
-            <w:proofErr w:type="spellEnd"/>
+              <w:t xml:space="preserve">  }</w:t>
+            </w:r>
+          </w:p>
+          <w:p>
+            <w:pPr>
+              <w:spacing w:after="0"/>
+            </w:pPr>
             <w:r>
               <w:rPr>
                 <w:rFonts w:ascii="Verdana" w:eastAsia="Verdana" w:hAnsi="Verdana" w:cs="Verdana"/>
@@ -26229,13 +25595,9 @@
                 <w:sz w:val="17"/>
                 <w:szCs w:val="17"/>
               </w:rPr>
-              <w:t xml:space="preserve"> data.';</w:t>
-            </w:r>
-          </w:p>
-          <w:p>
-            <w:pPr>
-              <w:spacing w:after="0"/>
-            </w:pPr>
+              <w:t xml:space="preserve">  </w:t>
+            </w:r>
+            <w:proofErr w:type="spellStart"/>
             <w:r>
               <w:rPr>
                 <w:rFonts w:ascii="Verdana" w:eastAsia="Verdana" w:hAnsi="Verdana" w:cs="Verdana"/>
@@ -26243,10 +25605,9 @@
                 <w:sz w:val="17"/>
                 <w:szCs w:val="17"/>
               </w:rPr>
-              <w:t xml:space="preserve">    </w:t>
-            </w:r>
-            <w:proofErr w:type="spellStart"/>
-            <w:proofErr w:type="gramStart"/>
+              <w:t>kosong.hidden</w:t>
+            </w:r>
+            <w:proofErr w:type="spellEnd"/>
             <w:r>
               <w:rPr>
                 <w:rFonts w:ascii="Verdana" w:eastAsia="Verdana" w:hAnsi="Verdana" w:cs="Verdana"/>
@@ -26254,10 +25615,13 @@
                 <w:sz w:val="17"/>
                 <w:szCs w:val="17"/>
               </w:rPr>
-              <w:t>kosong.hidden</w:t>
-            </w:r>
-            <w:proofErr w:type="spellEnd"/>
-            <w:proofErr w:type="gramEnd"/>
+              <w:t xml:space="preserve"> = true;</w:t>
+            </w:r>
+          </w:p>
+          <w:p>
+            <w:pPr>
+              <w:spacing w:after="0"/>
+            </w:pPr>
             <w:r>
               <w:rPr>
                 <w:rFonts w:ascii="Verdana" w:eastAsia="Verdana" w:hAnsi="Verdana" w:cs="Verdana"/>
@@ -26265,13 +25629,9 @@
                 <w:sz w:val="17"/>
                 <w:szCs w:val="17"/>
               </w:rPr>
-              <w:t xml:space="preserve"> = false;</w:t>
-            </w:r>
-          </w:p>
-          <w:p>
-            <w:pPr>
-              <w:spacing w:after="0"/>
-            </w:pPr>
+              <w:t xml:space="preserve">  </w:t>
+            </w:r>
+            <w:proofErr w:type="spellStart"/>
             <w:r>
               <w:rPr>
                 <w:rFonts w:ascii="Verdana" w:eastAsia="Verdana" w:hAnsi="Verdana" w:cs="Verdana"/>
@@ -26279,13 +25639,9 @@
                 <w:sz w:val="17"/>
                 <w:szCs w:val="17"/>
               </w:rPr>
-              <w:t xml:space="preserve">    return;</w:t>
-            </w:r>
-          </w:p>
-          <w:p>
-            <w:pPr>
-              <w:spacing w:after="0"/>
-            </w:pPr>
+              <w:t>daftar.forEach</w:t>
+            </w:r>
+            <w:proofErr w:type="spellEnd"/>
             <w:r>
               <w:rPr>
                 <w:rFonts w:ascii="Verdana" w:eastAsia="Verdana" w:hAnsi="Verdana" w:cs="Verdana"/>
@@ -26293,13 +25649,9 @@
                 <w:sz w:val="17"/>
                 <w:szCs w:val="17"/>
               </w:rPr>
-              <w:t xml:space="preserve">  }</w:t>
-            </w:r>
-          </w:p>
-          <w:p>
-            <w:pPr>
-              <w:spacing w:after="0"/>
-            </w:pPr>
+              <w:t>((</w:t>
+            </w:r>
+            <w:proofErr w:type="spellStart"/>
             <w:r>
               <w:rPr>
                 <w:rFonts w:ascii="Verdana" w:eastAsia="Verdana" w:hAnsi="Verdana" w:cs="Verdana"/>
@@ -26307,10 +25659,9 @@
                 <w:sz w:val="17"/>
                 <w:szCs w:val="17"/>
               </w:rPr>
-              <w:t xml:space="preserve">  </w:t>
-            </w:r>
-            <w:proofErr w:type="spellStart"/>
-            <w:proofErr w:type="gramStart"/>
+              <w:t>proyek</w:t>
+            </w:r>
+            <w:proofErr w:type="spellEnd"/>
             <w:r>
               <w:rPr>
                 <w:rFonts w:ascii="Verdana" w:eastAsia="Verdana" w:hAnsi="Verdana" w:cs="Verdana"/>
@@ -26318,10 +25669,9 @@
                 <w:sz w:val="17"/>
                 <w:szCs w:val="17"/>
               </w:rPr>
-              <w:t>kosong.hidden</w:t>
-            </w:r>
-            <w:proofErr w:type="spellEnd"/>
-            <w:proofErr w:type="gramEnd"/>
+              <w:t xml:space="preserve">) =&gt; </w:t>
+            </w:r>
+            <w:proofErr w:type="spellStart"/>
             <w:r>
               <w:rPr>
                 <w:rFonts w:ascii="Verdana" w:eastAsia="Verdana" w:hAnsi="Verdana" w:cs="Verdana"/>
@@ -26329,13 +25679,9 @@
                 <w:sz w:val="17"/>
                 <w:szCs w:val="17"/>
               </w:rPr>
-              <w:t xml:space="preserve"> = true;</w:t>
-            </w:r>
-          </w:p>
-          <w:p>
-            <w:pPr>
-              <w:spacing w:after="0"/>
-            </w:pPr>
+              <w:t>wadah.append</w:t>
+            </w:r>
+            <w:proofErr w:type="spellEnd"/>
             <w:r>
               <w:rPr>
                 <w:rFonts w:ascii="Verdana" w:eastAsia="Verdana" w:hAnsi="Verdana" w:cs="Verdana"/>
@@ -26343,10 +25689,9 @@
                 <w:sz w:val="17"/>
                 <w:szCs w:val="17"/>
               </w:rPr>
-              <w:t xml:space="preserve">  </w:t>
-            </w:r>
-            <w:proofErr w:type="spellStart"/>
-            <w:proofErr w:type="gramStart"/>
+              <w:t>(</w:t>
+            </w:r>
+            <w:proofErr w:type="spellStart"/>
             <w:r>
               <w:rPr>
                 <w:rFonts w:ascii="Verdana" w:eastAsia="Verdana" w:hAnsi="Verdana" w:cs="Verdana"/>
@@ -26354,10 +25699,9 @@
                 <w:sz w:val="17"/>
                 <w:szCs w:val="17"/>
               </w:rPr>
-              <w:t>daftar.forEach</w:t>
-            </w:r>
-            <w:proofErr w:type="spellEnd"/>
-            <w:proofErr w:type="gramEnd"/>
+              <w:t>buatKartu</w:t>
+            </w:r>
+            <w:proofErr w:type="spellEnd"/>
             <w:r>
               <w:rPr>
                 <w:rFonts w:ascii="Verdana" w:eastAsia="Verdana" w:hAnsi="Verdana" w:cs="Verdana"/>
@@ -26365,7 +25709,7 @@
                 <w:sz w:val="17"/>
                 <w:szCs w:val="17"/>
               </w:rPr>
-              <w:t>((</w:t>
+              <w:t>(</w:t>
             </w:r>
             <w:proofErr w:type="spellStart"/>
             <w:r>
@@ -26385,89 +25729,7 @@
                 <w:sz w:val="17"/>
                 <w:szCs w:val="17"/>
               </w:rPr>
-              <w:t xml:space="preserve">) =&gt; </w:t>
-            </w:r>
-            <w:proofErr w:type="spellStart"/>
-            <w:proofErr w:type="gramStart"/>
-            <w:r>
-              <w:rPr>
-                <w:rFonts w:ascii="Verdana" w:eastAsia="Verdana" w:hAnsi="Verdana" w:cs="Verdana"/>
-                <w:color w:val="1F2A44"/>
-                <w:sz w:val="17"/>
-                <w:szCs w:val="17"/>
-              </w:rPr>
-              <w:t>wadah.append</w:t>
-            </w:r>
-            <w:proofErr w:type="spellEnd"/>
-            <w:proofErr w:type="gramEnd"/>
-            <w:r>
-              <w:rPr>
-                <w:rFonts w:ascii="Verdana" w:eastAsia="Verdana" w:hAnsi="Verdana" w:cs="Verdana"/>
-                <w:color w:val="1F2A44"/>
-                <w:sz w:val="17"/>
-                <w:szCs w:val="17"/>
-              </w:rPr>
-              <w:t>(</w:t>
-            </w:r>
-            <w:proofErr w:type="spellStart"/>
-            <w:r>
-              <w:rPr>
-                <w:rFonts w:ascii="Verdana" w:eastAsia="Verdana" w:hAnsi="Verdana" w:cs="Verdana"/>
-                <w:color w:val="1F2A44"/>
-                <w:sz w:val="17"/>
-                <w:szCs w:val="17"/>
-              </w:rPr>
-              <w:t>buatKartu</w:t>
-            </w:r>
-            <w:proofErr w:type="spellEnd"/>
-            <w:r>
-              <w:rPr>
-                <w:rFonts w:ascii="Verdana" w:eastAsia="Verdana" w:hAnsi="Verdana" w:cs="Verdana"/>
-                <w:color w:val="1F2A44"/>
-                <w:sz w:val="17"/>
-                <w:szCs w:val="17"/>
-              </w:rPr>
-              <w:t>(</w:t>
-            </w:r>
-            <w:proofErr w:type="spellStart"/>
-            <w:r>
-              <w:rPr>
-                <w:rFonts w:ascii="Verdana" w:eastAsia="Verdana" w:hAnsi="Verdana" w:cs="Verdana"/>
-                <w:color w:val="1F2A44"/>
-                <w:sz w:val="17"/>
-                <w:szCs w:val="17"/>
-              </w:rPr>
-              <w:t>proyek</w:t>
-            </w:r>
-            <w:proofErr w:type="spellEnd"/>
-            <w:r>
-              <w:rPr>
-                <w:rFonts w:ascii="Verdana" w:eastAsia="Verdana" w:hAnsi="Verdana" w:cs="Verdana"/>
-                <w:color w:val="1F2A44"/>
-                <w:sz w:val="17"/>
-                <w:szCs w:val="17"/>
-              </w:rPr>
-              <w:t>))</w:t>
-            </w:r>
-            <w:proofErr w:type="gramStart"/>
-            <w:r>
-              <w:rPr>
-                <w:rFonts w:ascii="Verdana" w:eastAsia="Verdana" w:hAnsi="Verdana" w:cs="Verdana"/>
-                <w:color w:val="1F2A44"/>
-                <w:sz w:val="17"/>
-                <w:szCs w:val="17"/>
-              </w:rPr>
-              <w:t xml:space="preserve">);   </w:t>
-            </w:r>
-            <w:proofErr w:type="gramEnd"/>
-            <w:r>
-              <w:rPr>
-                <w:rFonts w:ascii="Verdana" w:eastAsia="Verdana" w:hAnsi="Verdana" w:cs="Verdana"/>
-                <w:color w:val="1F2A44"/>
-                <w:sz w:val="17"/>
-                <w:szCs w:val="17"/>
-              </w:rPr>
-              <w:t xml:space="preserve">// 3. </w:t>
+              <w:t xml:space="preserve">)));   // 3. </w:t>
             </w:r>
             <w:proofErr w:type="spellStart"/>
             <w:r>
@@ -26527,7 +25789,6 @@
       <w:pPr>
         <w:spacing w:before="280" w:after="80"/>
       </w:pPr>
-      <w:proofErr w:type="gramStart"/>
       <w:r>
         <w:rPr>
           <w:b/>
@@ -26550,7 +25811,6 @@
         <w:t>Taruh</w:t>
       </w:r>
       <w:proofErr w:type="spellEnd"/>
-      <w:proofErr w:type="gramEnd"/>
       <w:r>
         <w:rPr>
           <w:b/>
@@ -27243,9 +26503,9 @@
                 <w:sz w:val="17"/>
                 <w:szCs w:val="17"/>
               </w:rPr>
-              <w:t xml:space="preserve">import </w:t>
-            </w:r>
-            <w:proofErr w:type="gramStart"/>
+              <w:t xml:space="preserve">import { </w:t>
+            </w:r>
+            <w:proofErr w:type="spellStart"/>
             <w:r>
               <w:rPr>
                 <w:rFonts w:ascii="Verdana" w:eastAsia="Verdana" w:hAnsi="Verdana" w:cs="Verdana"/>
@@ -27253,9 +26513,9 @@
                 <w:sz w:val="17"/>
                 <w:szCs w:val="17"/>
               </w:rPr>
-              <w:t xml:space="preserve">{ </w:t>
-            </w:r>
-            <w:proofErr w:type="spellStart"/>
+              <w:t>ambilProyek</w:t>
+            </w:r>
+            <w:proofErr w:type="spellEnd"/>
             <w:r>
               <w:rPr>
                 <w:rFonts w:ascii="Verdana" w:eastAsia="Verdana" w:hAnsi="Verdana" w:cs="Verdana"/>
@@ -27263,10 +26523,13 @@
                 <w:sz w:val="17"/>
                 <w:szCs w:val="17"/>
               </w:rPr>
-              <w:t>ambilProyek</w:t>
-            </w:r>
-            <w:proofErr w:type="spellEnd"/>
-            <w:proofErr w:type="gramEnd"/>
+              <w:t xml:space="preserve"> } from './api.js';</w:t>
+            </w:r>
+          </w:p>
+          <w:p>
+            <w:pPr>
+              <w:spacing w:after="0"/>
+            </w:pPr>
             <w:r>
               <w:rPr>
                 <w:rFonts w:ascii="Verdana" w:eastAsia="Verdana" w:hAnsi="Verdana" w:cs="Verdana"/>
@@ -27274,13 +26537,9 @@
                 <w:sz w:val="17"/>
                 <w:szCs w:val="17"/>
               </w:rPr>
-              <w:t xml:space="preserve"> } from './api.js';</w:t>
-            </w:r>
-          </w:p>
-          <w:p>
-            <w:pPr>
-              <w:spacing w:after="0"/>
-            </w:pPr>
+              <w:t xml:space="preserve">import { render, </w:t>
+            </w:r>
+            <w:proofErr w:type="spellStart"/>
             <w:r>
               <w:rPr>
                 <w:rFonts w:ascii="Verdana" w:eastAsia="Verdana" w:hAnsi="Verdana" w:cs="Verdana"/>
@@ -27288,9 +26547,9 @@
                 <w:sz w:val="17"/>
                 <w:szCs w:val="17"/>
               </w:rPr>
-              <w:t xml:space="preserve">import </w:t>
-            </w:r>
-            <w:proofErr w:type="gramStart"/>
+              <w:t>tampilkanGalat</w:t>
+            </w:r>
+            <w:proofErr w:type="spellEnd"/>
             <w:r>
               <w:rPr>
                 <w:rFonts w:ascii="Verdana" w:eastAsia="Verdana" w:hAnsi="Verdana" w:cs="Verdana"/>
@@ -27298,9 +26557,9 @@
                 <w:sz w:val="17"/>
                 <w:szCs w:val="17"/>
               </w:rPr>
-              <w:t>{ render</w:t>
-            </w:r>
-            <w:proofErr w:type="gramEnd"/>
+              <w:t xml:space="preserve">, </w:t>
+            </w:r>
+            <w:proofErr w:type="spellStart"/>
             <w:r>
               <w:rPr>
                 <w:rFonts w:ascii="Verdana" w:eastAsia="Verdana" w:hAnsi="Verdana" w:cs="Verdana"/>
@@ -27308,9 +26567,9 @@
                 <w:sz w:val="17"/>
                 <w:szCs w:val="17"/>
               </w:rPr>
-              <w:t xml:space="preserve">, </w:t>
-            </w:r>
-            <w:proofErr w:type="spellStart"/>
+              <w:t>aturMemuat</w:t>
+            </w:r>
+            <w:proofErr w:type="spellEnd"/>
             <w:r>
               <w:rPr>
                 <w:rFonts w:ascii="Verdana" w:eastAsia="Verdana" w:hAnsi="Verdana" w:cs="Verdana"/>
@@ -27318,9 +26577,18 @@
                 <w:sz w:val="17"/>
                 <w:szCs w:val="17"/>
               </w:rPr>
-              <w:t>tampilkanGalat</w:t>
-            </w:r>
-            <w:proofErr w:type="spellEnd"/>
+              <w:t xml:space="preserve"> } from './dom.js';</w:t>
+            </w:r>
+          </w:p>
+          <w:p>
+            <w:pPr>
+              <w:spacing w:after="0"/>
+            </w:pPr>
+          </w:p>
+          <w:p>
+            <w:pPr>
+              <w:spacing w:after="0"/>
+            </w:pPr>
             <w:r>
               <w:rPr>
                 <w:rFonts w:ascii="Verdana" w:eastAsia="Verdana" w:hAnsi="Verdana" w:cs="Verdana"/>
@@ -27328,10 +26596,9 @@
                 <w:sz w:val="17"/>
                 <w:szCs w:val="17"/>
               </w:rPr>
-              <w:t xml:space="preserve">, </w:t>
-            </w:r>
-            <w:proofErr w:type="spellStart"/>
-            <w:proofErr w:type="gramStart"/>
+              <w:t xml:space="preserve">async function </w:t>
+            </w:r>
+            <w:proofErr w:type="spellStart"/>
             <w:r>
               <w:rPr>
                 <w:rFonts w:ascii="Verdana" w:eastAsia="Verdana" w:hAnsi="Verdana" w:cs="Verdana"/>
@@ -27339,7 +26606,7 @@
                 <w:sz w:val="17"/>
                 <w:szCs w:val="17"/>
               </w:rPr>
-              <w:t>aturMemuat</w:t>
+              <w:t>muat</w:t>
             </w:r>
             <w:proofErr w:type="spellEnd"/>
             <w:r>
@@ -27349,9 +26616,13 @@
                 <w:sz w:val="17"/>
                 <w:szCs w:val="17"/>
               </w:rPr>
-              <w:t xml:space="preserve"> }</w:t>
-            </w:r>
-            <w:proofErr w:type="gramEnd"/>
+              <w:t>() {</w:t>
+            </w:r>
+          </w:p>
+          <w:p>
+            <w:pPr>
+              <w:spacing w:after="0"/>
+            </w:pPr>
             <w:r>
               <w:rPr>
                 <w:rFonts w:ascii="Verdana" w:eastAsia="Verdana" w:hAnsi="Verdana" w:cs="Verdana"/>
@@ -27359,18 +26630,9 @@
                 <w:sz w:val="17"/>
                 <w:szCs w:val="17"/>
               </w:rPr>
-              <w:t xml:space="preserve"> from './dom.js';</w:t>
-            </w:r>
-          </w:p>
-          <w:p>
-            <w:pPr>
-              <w:spacing w:after="0"/>
-            </w:pPr>
-          </w:p>
-          <w:p>
-            <w:pPr>
-              <w:spacing w:after="0"/>
-            </w:pPr>
+              <w:t xml:space="preserve">  </w:t>
+            </w:r>
+            <w:proofErr w:type="spellStart"/>
             <w:r>
               <w:rPr>
                 <w:rFonts w:ascii="Verdana" w:eastAsia="Verdana" w:hAnsi="Verdana" w:cs="Verdana"/>
@@ -27378,10 +26640,9 @@
                 <w:sz w:val="17"/>
                 <w:szCs w:val="17"/>
               </w:rPr>
-              <w:t xml:space="preserve">async function </w:t>
-            </w:r>
-            <w:proofErr w:type="spellStart"/>
-            <w:proofErr w:type="gramStart"/>
+              <w:t>aturMemuat</w:t>
+            </w:r>
+            <w:proofErr w:type="spellEnd"/>
             <w:r>
               <w:rPr>
                 <w:rFonts w:ascii="Verdana" w:eastAsia="Verdana" w:hAnsi="Verdana" w:cs="Verdana"/>
@@ -27389,9 +26650,13 @@
                 <w:sz w:val="17"/>
                 <w:szCs w:val="17"/>
               </w:rPr>
-              <w:t>muat</w:t>
-            </w:r>
-            <w:proofErr w:type="spellEnd"/>
+              <w:t>(true);</w:t>
+            </w:r>
+          </w:p>
+          <w:p>
+            <w:pPr>
+              <w:spacing w:after="0"/>
+            </w:pPr>
             <w:r>
               <w:rPr>
                 <w:rFonts w:ascii="Verdana" w:eastAsia="Verdana" w:hAnsi="Verdana" w:cs="Verdana"/>
@@ -27399,9 +26664,13 @@
                 <w:sz w:val="17"/>
                 <w:szCs w:val="17"/>
               </w:rPr>
-              <w:t>(</w:t>
-            </w:r>
-            <w:proofErr w:type="gramEnd"/>
+              <w:t xml:space="preserve">  try {</w:t>
+            </w:r>
+          </w:p>
+          <w:p>
+            <w:pPr>
+              <w:spacing w:after="0"/>
+            </w:pPr>
             <w:r>
               <w:rPr>
                 <w:rFonts w:ascii="Verdana" w:eastAsia="Verdana" w:hAnsi="Verdana" w:cs="Verdana"/>
@@ -27409,13 +26678,9 @@
                 <w:sz w:val="17"/>
                 <w:szCs w:val="17"/>
               </w:rPr>
-              <w:t>) {</w:t>
-            </w:r>
-          </w:p>
-          <w:p>
-            <w:pPr>
-              <w:spacing w:after="0"/>
-            </w:pPr>
+              <w:t xml:space="preserve">    const data = await </w:t>
+            </w:r>
+            <w:proofErr w:type="spellStart"/>
             <w:r>
               <w:rPr>
                 <w:rFonts w:ascii="Verdana" w:eastAsia="Verdana" w:hAnsi="Verdana" w:cs="Verdana"/>
@@ -27423,9 +26688,9 @@
                 <w:sz w:val="17"/>
                 <w:szCs w:val="17"/>
               </w:rPr>
-              <w:t xml:space="preserve">  </w:t>
-            </w:r>
-            <w:proofErr w:type="spellStart"/>
+              <w:t>ambilProyek</w:t>
+            </w:r>
+            <w:proofErr w:type="spellEnd"/>
             <w:r>
               <w:rPr>
                 <w:rFonts w:ascii="Verdana" w:eastAsia="Verdana" w:hAnsi="Verdana" w:cs="Verdana"/>
@@ -27433,9 +26698,9 @@
                 <w:sz w:val="17"/>
                 <w:szCs w:val="17"/>
               </w:rPr>
-              <w:t>aturMemuat</w:t>
-            </w:r>
-            <w:proofErr w:type="spellEnd"/>
+              <w:t xml:space="preserve">();     // </w:t>
+            </w:r>
+            <w:proofErr w:type="spellStart"/>
             <w:r>
               <w:rPr>
                 <w:rFonts w:ascii="Verdana" w:eastAsia="Verdana" w:hAnsi="Verdana" w:cs="Verdana"/>
@@ -27443,13 +26708,9 @@
                 <w:sz w:val="17"/>
                 <w:szCs w:val="17"/>
               </w:rPr>
-              <w:t>(true);</w:t>
-            </w:r>
-          </w:p>
-          <w:p>
-            <w:pPr>
-              <w:spacing w:after="0"/>
-            </w:pPr>
+              <w:t>respons.ok</w:t>
+            </w:r>
+            <w:proofErr w:type="spellEnd"/>
             <w:r>
               <w:rPr>
                 <w:rFonts w:ascii="Verdana" w:eastAsia="Verdana" w:hAnsi="Verdana" w:cs="Verdana"/>
@@ -27457,13 +26718,9 @@
                 <w:sz w:val="17"/>
                 <w:szCs w:val="17"/>
               </w:rPr>
-              <w:t xml:space="preserve">  try {</w:t>
-            </w:r>
-          </w:p>
-          <w:p>
-            <w:pPr>
-              <w:spacing w:after="0"/>
-            </w:pPr>
+              <w:t xml:space="preserve"> </w:t>
+            </w:r>
+            <w:proofErr w:type="spellStart"/>
             <w:r>
               <w:rPr>
                 <w:rFonts w:ascii="Verdana" w:eastAsia="Verdana" w:hAnsi="Verdana" w:cs="Verdana"/>
@@ -27471,10 +26728,9 @@
                 <w:sz w:val="17"/>
                 <w:szCs w:val="17"/>
               </w:rPr>
-              <w:t xml:space="preserve">    const data = await </w:t>
-            </w:r>
-            <w:proofErr w:type="spellStart"/>
-            <w:proofErr w:type="gramStart"/>
+              <w:t>sudah</w:t>
+            </w:r>
+            <w:proofErr w:type="spellEnd"/>
             <w:r>
               <w:rPr>
                 <w:rFonts w:ascii="Verdana" w:eastAsia="Verdana" w:hAnsi="Verdana" w:cs="Verdana"/>
@@ -27482,9 +26738,9 @@
                 <w:sz w:val="17"/>
                 <w:szCs w:val="17"/>
               </w:rPr>
-              <w:t>ambilProyek</w:t>
-            </w:r>
-            <w:proofErr w:type="spellEnd"/>
+              <w:t xml:space="preserve"> </w:t>
+            </w:r>
+            <w:proofErr w:type="spellStart"/>
             <w:r>
               <w:rPr>
                 <w:rFonts w:ascii="Verdana" w:eastAsia="Verdana" w:hAnsi="Verdana" w:cs="Verdana"/>
@@ -27492,9 +26748,9 @@
                 <w:sz w:val="17"/>
                 <w:szCs w:val="17"/>
               </w:rPr>
-              <w:t xml:space="preserve">();   </w:t>
-            </w:r>
-            <w:proofErr w:type="gramEnd"/>
+              <w:t>diperiksa</w:t>
+            </w:r>
+            <w:proofErr w:type="spellEnd"/>
             <w:r>
               <w:rPr>
                 <w:rFonts w:ascii="Verdana" w:eastAsia="Verdana" w:hAnsi="Verdana" w:cs="Verdana"/>
@@ -27502,10 +26758,13 @@
                 <w:sz w:val="17"/>
                 <w:szCs w:val="17"/>
               </w:rPr>
-              <w:t xml:space="preserve">  // </w:t>
-            </w:r>
-            <w:proofErr w:type="spellStart"/>
-            <w:proofErr w:type="gramStart"/>
+              <w:t xml:space="preserve"> di api.js</w:t>
+            </w:r>
+          </w:p>
+          <w:p>
+            <w:pPr>
+              <w:spacing w:after="0"/>
+            </w:pPr>
             <w:r>
               <w:rPr>
                 <w:rFonts w:ascii="Verdana" w:eastAsia="Verdana" w:hAnsi="Verdana" w:cs="Verdana"/>
@@ -27513,10 +26772,9 @@
                 <w:sz w:val="17"/>
                 <w:szCs w:val="17"/>
               </w:rPr>
-              <w:t>respons.ok</w:t>
-            </w:r>
-            <w:proofErr w:type="spellEnd"/>
-            <w:proofErr w:type="gramEnd"/>
+              <w:t xml:space="preserve">    render(data);                       // </w:t>
+            </w:r>
+            <w:proofErr w:type="spellStart"/>
             <w:r>
               <w:rPr>
                 <w:rFonts w:ascii="Verdana" w:eastAsia="Verdana" w:hAnsi="Verdana" w:cs="Verdana"/>
@@ -27524,9 +26782,9 @@
                 <w:sz w:val="17"/>
                 <w:szCs w:val="17"/>
               </w:rPr>
-              <w:t xml:space="preserve"> </w:t>
-            </w:r>
-            <w:proofErr w:type="spellStart"/>
+              <w:t>larik</w:t>
+            </w:r>
+            <w:proofErr w:type="spellEnd"/>
             <w:r>
               <w:rPr>
                 <w:rFonts w:ascii="Verdana" w:eastAsia="Verdana" w:hAnsi="Verdana" w:cs="Verdana"/>
@@ -27534,9 +26792,9 @@
                 <w:sz w:val="17"/>
                 <w:szCs w:val="17"/>
               </w:rPr>
-              <w:t>sudah</w:t>
-            </w:r>
-            <w:proofErr w:type="spellEnd"/>
+              <w:t xml:space="preserve"> </w:t>
+            </w:r>
+            <w:proofErr w:type="spellStart"/>
             <w:r>
               <w:rPr>
                 <w:rFonts w:ascii="Verdana" w:eastAsia="Verdana" w:hAnsi="Verdana" w:cs="Verdana"/>
@@ -27544,9 +26802,9 @@
                 <w:sz w:val="17"/>
                 <w:szCs w:val="17"/>
               </w:rPr>
-              <w:t xml:space="preserve"> </w:t>
-            </w:r>
-            <w:proofErr w:type="spellStart"/>
+              <w:t>mentah</w:t>
+            </w:r>
+            <w:proofErr w:type="spellEnd"/>
             <w:r>
               <w:rPr>
                 <w:rFonts w:ascii="Verdana" w:eastAsia="Verdana" w:hAnsi="Verdana" w:cs="Verdana"/>
@@ -27554,9 +26812,9 @@
                 <w:sz w:val="17"/>
                 <w:szCs w:val="17"/>
               </w:rPr>
-              <w:t>diperiksa</w:t>
-            </w:r>
-            <w:proofErr w:type="spellEnd"/>
+              <w:t xml:space="preserve">, </w:t>
+            </w:r>
+            <w:proofErr w:type="spellStart"/>
             <w:r>
               <w:rPr>
                 <w:rFonts w:ascii="Verdana" w:eastAsia="Verdana" w:hAnsi="Verdana" w:cs="Verdana"/>
@@ -27564,13 +26822,9 @@
                 <w:sz w:val="17"/>
                 <w:szCs w:val="17"/>
               </w:rPr>
-              <w:t xml:space="preserve"> di api.js</w:t>
-            </w:r>
-          </w:p>
-          <w:p>
-            <w:pPr>
-              <w:spacing w:after="0"/>
-            </w:pPr>
+              <w:t>bukan</w:t>
+            </w:r>
+            <w:proofErr w:type="spellEnd"/>
             <w:r>
               <w:rPr>
                 <w:rFonts w:ascii="Verdana" w:eastAsia="Verdana" w:hAnsi="Verdana" w:cs="Verdana"/>
@@ -27578,9 +26832,13 @@
                 <w:sz w:val="17"/>
                 <w:szCs w:val="17"/>
               </w:rPr>
-              <w:t xml:space="preserve">    render(data</w:t>
-            </w:r>
-            <w:proofErr w:type="gramStart"/>
+              <w:t xml:space="preserve"> HTML</w:t>
+            </w:r>
+          </w:p>
+          <w:p>
+            <w:pPr>
+              <w:spacing w:after="0"/>
+            </w:pPr>
             <w:r>
               <w:rPr>
                 <w:rFonts w:ascii="Verdana" w:eastAsia="Verdana" w:hAnsi="Verdana" w:cs="Verdana"/>
@@ -27588,9 +26846,9 @@
                 <w:sz w:val="17"/>
                 <w:szCs w:val="17"/>
               </w:rPr>
-              <w:t xml:space="preserve">);   </w:t>
-            </w:r>
-            <w:proofErr w:type="gramEnd"/>
+              <w:t xml:space="preserve">  } catch (</w:t>
+            </w:r>
+            <w:proofErr w:type="spellStart"/>
             <w:r>
               <w:rPr>
                 <w:rFonts w:ascii="Verdana" w:eastAsia="Verdana" w:hAnsi="Verdana" w:cs="Verdana"/>
@@ -27598,9 +26856,9 @@
                 <w:sz w:val="17"/>
                 <w:szCs w:val="17"/>
               </w:rPr>
-              <w:t xml:space="preserve">                    // </w:t>
-            </w:r>
-            <w:proofErr w:type="spellStart"/>
+              <w:t>galat</w:t>
+            </w:r>
+            <w:proofErr w:type="spellEnd"/>
             <w:r>
               <w:rPr>
                 <w:rFonts w:ascii="Verdana" w:eastAsia="Verdana" w:hAnsi="Verdana" w:cs="Verdana"/>
@@ -27608,9 +26866,13 @@
                 <w:sz w:val="17"/>
                 <w:szCs w:val="17"/>
               </w:rPr>
-              <w:t>larik</w:t>
-            </w:r>
-            <w:proofErr w:type="spellEnd"/>
+              <w:t>) {</w:t>
+            </w:r>
+          </w:p>
+          <w:p>
+            <w:pPr>
+              <w:spacing w:after="0"/>
+            </w:pPr>
             <w:r>
               <w:rPr>
                 <w:rFonts w:ascii="Verdana" w:eastAsia="Verdana" w:hAnsi="Verdana" w:cs="Verdana"/>
@@ -27618,7 +26880,7 @@
                 <w:sz w:val="17"/>
                 <w:szCs w:val="17"/>
               </w:rPr>
-              <w:t xml:space="preserve"> </w:t>
+              <w:t xml:space="preserve">    </w:t>
             </w:r>
             <w:proofErr w:type="spellStart"/>
             <w:r>
@@ -27628,7 +26890,7 @@
                 <w:sz w:val="17"/>
                 <w:szCs w:val="17"/>
               </w:rPr>
-              <w:t>mentah</w:t>
+              <w:t>tampilkanGalat</w:t>
             </w:r>
             <w:proofErr w:type="spellEnd"/>
             <w:r>
@@ -27638,7 +26900,7 @@
                 <w:sz w:val="17"/>
                 <w:szCs w:val="17"/>
               </w:rPr>
-              <w:t xml:space="preserve">, </w:t>
+              <w:t xml:space="preserve">('Data </w:t>
             </w:r>
             <w:proofErr w:type="spellStart"/>
             <w:r>
@@ -27648,7 +26910,7 @@
                 <w:sz w:val="17"/>
                 <w:szCs w:val="17"/>
               </w:rPr>
-              <w:t>bukan</w:t>
+              <w:t>gagal</w:t>
             </w:r>
             <w:proofErr w:type="spellEnd"/>
             <w:r>
@@ -27658,13 +26920,9 @@
                 <w:sz w:val="17"/>
                 <w:szCs w:val="17"/>
               </w:rPr>
-              <w:t xml:space="preserve"> HTML</w:t>
-            </w:r>
-          </w:p>
-          <w:p>
-            <w:pPr>
-              <w:spacing w:after="0"/>
-            </w:pPr>
+              <w:t xml:space="preserve"> </w:t>
+            </w:r>
+            <w:proofErr w:type="spellStart"/>
             <w:r>
               <w:rPr>
                 <w:rFonts w:ascii="Verdana" w:eastAsia="Verdana" w:hAnsi="Verdana" w:cs="Verdana"/>
@@ -27672,9 +26930,9 @@
                 <w:sz w:val="17"/>
                 <w:szCs w:val="17"/>
               </w:rPr>
-              <w:t xml:space="preserve">  } catch (</w:t>
-            </w:r>
-            <w:proofErr w:type="spellStart"/>
+              <w:t>dimuat</w:t>
+            </w:r>
+            <w:proofErr w:type="spellEnd"/>
             <w:r>
               <w:rPr>
                 <w:rFonts w:ascii="Verdana" w:eastAsia="Verdana" w:hAnsi="Verdana" w:cs="Verdana"/>
@@ -27682,9 +26940,9 @@
                 <w:sz w:val="17"/>
                 <w:szCs w:val="17"/>
               </w:rPr>
-              <w:t>galat</w:t>
-            </w:r>
-            <w:proofErr w:type="spellEnd"/>
+              <w:t xml:space="preserve">. </w:t>
+            </w:r>
+            <w:proofErr w:type="spellStart"/>
             <w:r>
               <w:rPr>
                 <w:rFonts w:ascii="Verdana" w:eastAsia="Verdana" w:hAnsi="Verdana" w:cs="Verdana"/>
@@ -27692,13 +26950,9 @@
                 <w:sz w:val="17"/>
                 <w:szCs w:val="17"/>
               </w:rPr>
-              <w:t>) {</w:t>
-            </w:r>
-          </w:p>
-          <w:p>
-            <w:pPr>
-              <w:spacing w:after="0"/>
-            </w:pPr>
+              <w:t>Periksa</w:t>
+            </w:r>
+            <w:proofErr w:type="spellEnd"/>
             <w:r>
               <w:rPr>
                 <w:rFonts w:ascii="Verdana" w:eastAsia="Verdana" w:hAnsi="Verdana" w:cs="Verdana"/>
@@ -27706,10 +26960,9 @@
                 <w:sz w:val="17"/>
                 <w:szCs w:val="17"/>
               </w:rPr>
-              <w:t xml:space="preserve">    </w:t>
-            </w:r>
-            <w:proofErr w:type="spellStart"/>
-            <w:proofErr w:type="gramStart"/>
+              <w:t xml:space="preserve"> </w:t>
+            </w:r>
+            <w:proofErr w:type="spellStart"/>
             <w:r>
               <w:rPr>
                 <w:rFonts w:ascii="Verdana" w:eastAsia="Verdana" w:hAnsi="Verdana" w:cs="Verdana"/>
@@ -27717,7 +26970,7 @@
                 <w:sz w:val="17"/>
                 <w:szCs w:val="17"/>
               </w:rPr>
-              <w:t>tampilkanGalat</w:t>
+              <w:t>koneksi</w:t>
             </w:r>
             <w:proofErr w:type="spellEnd"/>
             <w:r>
@@ -27727,9 +26980,9 @@
                 <w:sz w:val="17"/>
                 <w:szCs w:val="17"/>
               </w:rPr>
-              <w:t>(</w:t>
-            </w:r>
-            <w:proofErr w:type="gramEnd"/>
+              <w:t xml:space="preserve">, </w:t>
+            </w:r>
+            <w:proofErr w:type="spellStart"/>
             <w:r>
               <w:rPr>
                 <w:rFonts w:ascii="Verdana" w:eastAsia="Verdana" w:hAnsi="Verdana" w:cs="Verdana"/>
@@ -27737,9 +26990,9 @@
                 <w:sz w:val="17"/>
                 <w:szCs w:val="17"/>
               </w:rPr>
-              <w:t xml:space="preserve">'Data </w:t>
-            </w:r>
-            <w:proofErr w:type="spellStart"/>
+              <w:t>lalu</w:t>
+            </w:r>
+            <w:proofErr w:type="spellEnd"/>
             <w:r>
               <w:rPr>
                 <w:rFonts w:ascii="Verdana" w:eastAsia="Verdana" w:hAnsi="Verdana" w:cs="Verdana"/>
@@ -27747,9 +27000,9 @@
                 <w:sz w:val="17"/>
                 <w:szCs w:val="17"/>
               </w:rPr>
-              <w:t>gagal</w:t>
-            </w:r>
-            <w:proofErr w:type="spellEnd"/>
+              <w:t xml:space="preserve"> </w:t>
+            </w:r>
+            <w:proofErr w:type="spellStart"/>
             <w:r>
               <w:rPr>
                 <w:rFonts w:ascii="Verdana" w:eastAsia="Verdana" w:hAnsi="Verdana" w:cs="Verdana"/>
@@ -27757,9 +27010,9 @@
                 <w:sz w:val="17"/>
                 <w:szCs w:val="17"/>
               </w:rPr>
-              <w:t xml:space="preserve"> </w:t>
-            </w:r>
-            <w:proofErr w:type="spellStart"/>
+              <w:t>muat</w:t>
+            </w:r>
+            <w:proofErr w:type="spellEnd"/>
             <w:r>
               <w:rPr>
                 <w:rFonts w:ascii="Verdana" w:eastAsia="Verdana" w:hAnsi="Verdana" w:cs="Verdana"/>
@@ -27767,9 +27020,9 @@
                 <w:sz w:val="17"/>
                 <w:szCs w:val="17"/>
               </w:rPr>
-              <w:t>dimuat</w:t>
-            </w:r>
-            <w:proofErr w:type="spellEnd"/>
+              <w:t xml:space="preserve"> </w:t>
+            </w:r>
+            <w:proofErr w:type="spellStart"/>
             <w:r>
               <w:rPr>
                 <w:rFonts w:ascii="Verdana" w:eastAsia="Verdana" w:hAnsi="Verdana" w:cs="Verdana"/>
@@ -27777,9 +27030,9 @@
                 <w:sz w:val="17"/>
                 <w:szCs w:val="17"/>
               </w:rPr>
-              <w:t xml:space="preserve">. </w:t>
-            </w:r>
-            <w:proofErr w:type="spellStart"/>
+              <w:t>ulang</w:t>
+            </w:r>
+            <w:proofErr w:type="spellEnd"/>
             <w:r>
               <w:rPr>
                 <w:rFonts w:ascii="Verdana" w:eastAsia="Verdana" w:hAnsi="Verdana" w:cs="Verdana"/>
@@ -27787,9 +27040,9 @@
                 <w:sz w:val="17"/>
                 <w:szCs w:val="17"/>
               </w:rPr>
-              <w:t>Periksa</w:t>
-            </w:r>
-            <w:proofErr w:type="spellEnd"/>
+              <w:t xml:space="preserve"> </w:t>
+            </w:r>
+            <w:proofErr w:type="spellStart"/>
             <w:r>
               <w:rPr>
                 <w:rFonts w:ascii="Verdana" w:eastAsia="Verdana" w:hAnsi="Verdana" w:cs="Verdana"/>
@@ -27797,9 +27050,9 @@
                 <w:sz w:val="17"/>
                 <w:szCs w:val="17"/>
               </w:rPr>
-              <w:t xml:space="preserve"> </w:t>
-            </w:r>
-            <w:proofErr w:type="spellStart"/>
+              <w:t>halaman</w:t>
+            </w:r>
+            <w:proofErr w:type="spellEnd"/>
             <w:r>
               <w:rPr>
                 <w:rFonts w:ascii="Verdana" w:eastAsia="Verdana" w:hAnsi="Verdana" w:cs="Verdana"/>
@@ -27807,9 +27060,13 @@
                 <w:sz w:val="17"/>
                 <w:szCs w:val="17"/>
               </w:rPr>
-              <w:t>koneksi</w:t>
-            </w:r>
-            <w:proofErr w:type="spellEnd"/>
+              <w:t>.');</w:t>
+            </w:r>
+          </w:p>
+          <w:p>
+            <w:pPr>
+              <w:spacing w:after="0"/>
+            </w:pPr>
             <w:r>
               <w:rPr>
                 <w:rFonts w:ascii="Verdana" w:eastAsia="Verdana" w:hAnsi="Verdana" w:cs="Verdana"/>
@@ -27817,7 +27074,7 @@
                 <w:sz w:val="17"/>
                 <w:szCs w:val="17"/>
               </w:rPr>
-              <w:t xml:space="preserve">, </w:t>
+              <w:t xml:space="preserve">    </w:t>
             </w:r>
             <w:proofErr w:type="spellStart"/>
             <w:r>
@@ -27827,7 +27084,7 @@
                 <w:sz w:val="17"/>
                 <w:szCs w:val="17"/>
               </w:rPr>
-              <w:t>lalu</w:t>
+              <w:t>console.error</w:t>
             </w:r>
             <w:proofErr w:type="spellEnd"/>
             <w:r>
@@ -27837,7 +27094,7 @@
                 <w:sz w:val="17"/>
                 <w:szCs w:val="17"/>
               </w:rPr>
-              <w:t xml:space="preserve"> </w:t>
+              <w:t>(</w:t>
             </w:r>
             <w:proofErr w:type="spellStart"/>
             <w:r>
@@ -27847,7 +27104,7 @@
                 <w:sz w:val="17"/>
                 <w:szCs w:val="17"/>
               </w:rPr>
-              <w:t>muat</w:t>
+              <w:t>galat.message</w:t>
             </w:r>
             <w:proofErr w:type="spellEnd"/>
             <w:r>
@@ -27857,7 +27114,7 @@
                 <w:sz w:val="17"/>
                 <w:szCs w:val="17"/>
               </w:rPr>
-              <w:t xml:space="preserve"> </w:t>
+              <w:t xml:space="preserve">);       // </w:t>
             </w:r>
             <w:proofErr w:type="spellStart"/>
             <w:r>
@@ -27867,7 +27124,7 @@
                 <w:sz w:val="17"/>
                 <w:szCs w:val="17"/>
               </w:rPr>
-              <w:t>ulang</w:t>
+              <w:t>untuk</w:t>
             </w:r>
             <w:proofErr w:type="spellEnd"/>
             <w:r>
@@ -27877,7 +27134,7 @@
                 <w:sz w:val="17"/>
                 <w:szCs w:val="17"/>
               </w:rPr>
-              <w:t xml:space="preserve"> </w:t>
+              <w:t xml:space="preserve"> Anda, </w:t>
             </w:r>
             <w:proofErr w:type="spellStart"/>
             <w:r>
@@ -27887,7 +27144,7 @@
                 <w:sz w:val="17"/>
                 <w:szCs w:val="17"/>
               </w:rPr>
-              <w:t>halaman</w:t>
+              <w:t>bukan</w:t>
             </w:r>
             <w:proofErr w:type="spellEnd"/>
             <w:r>
@@ -27897,13 +27154,9 @@
                 <w:sz w:val="17"/>
                 <w:szCs w:val="17"/>
               </w:rPr>
-              <w:t>.');</w:t>
-            </w:r>
-          </w:p>
-          <w:p>
-            <w:pPr>
-              <w:spacing w:after="0"/>
-            </w:pPr>
+              <w:t xml:space="preserve"> </w:t>
+            </w:r>
+            <w:proofErr w:type="spellStart"/>
             <w:r>
               <w:rPr>
                 <w:rFonts w:ascii="Verdana" w:eastAsia="Verdana" w:hAnsi="Verdana" w:cs="Verdana"/>
@@ -27911,10 +27164,9 @@
                 <w:sz w:val="17"/>
                 <w:szCs w:val="17"/>
               </w:rPr>
-              <w:t xml:space="preserve">    </w:t>
-            </w:r>
-            <w:proofErr w:type="spellStart"/>
-            <w:proofErr w:type="gramStart"/>
+              <w:t>untuk</w:t>
+            </w:r>
+            <w:proofErr w:type="spellEnd"/>
             <w:r>
               <w:rPr>
                 <w:rFonts w:ascii="Verdana" w:eastAsia="Verdana" w:hAnsi="Verdana" w:cs="Verdana"/>
@@ -27922,10 +27174,9 @@
                 <w:sz w:val="17"/>
                 <w:szCs w:val="17"/>
               </w:rPr>
-              <w:t>console.error</w:t>
-            </w:r>
-            <w:proofErr w:type="spellEnd"/>
-            <w:proofErr w:type="gramEnd"/>
+              <w:t xml:space="preserve"> </w:t>
+            </w:r>
+            <w:proofErr w:type="spellStart"/>
             <w:r>
               <w:rPr>
                 <w:rFonts w:ascii="Verdana" w:eastAsia="Verdana" w:hAnsi="Verdana" w:cs="Verdana"/>
@@ -27933,10 +27184,14 @@
                 <w:sz w:val="17"/>
                 <w:szCs w:val="17"/>
               </w:rPr>
-              <w:t>(</w:t>
-            </w:r>
-            <w:proofErr w:type="spellStart"/>
-            <w:proofErr w:type="gramStart"/>
+              <w:t>pengguna</w:t>
+            </w:r>
+            <w:proofErr w:type="spellEnd"/>
+          </w:p>
+          <w:p>
+            <w:pPr>
+              <w:spacing w:after="0"/>
+            </w:pPr>
             <w:r>
               <w:rPr>
                 <w:rFonts w:ascii="Verdana" w:eastAsia="Verdana" w:hAnsi="Verdana" w:cs="Verdana"/>
@@ -27944,9 +27199,13 @@
                 <w:sz w:val="17"/>
                 <w:szCs w:val="17"/>
               </w:rPr>
-              <w:t>galat.message</w:t>
-            </w:r>
-            <w:proofErr w:type="spellEnd"/>
+              <w:t xml:space="preserve">  } finally {</w:t>
+            </w:r>
+          </w:p>
+          <w:p>
+            <w:pPr>
+              <w:spacing w:after="0"/>
+            </w:pPr>
             <w:r>
               <w:rPr>
                 <w:rFonts w:ascii="Verdana" w:eastAsia="Verdana" w:hAnsi="Verdana" w:cs="Verdana"/>
@@ -27954,9 +27213,9 @@
                 <w:sz w:val="17"/>
                 <w:szCs w:val="17"/>
               </w:rPr>
-              <w:t xml:space="preserve">);   </w:t>
-            </w:r>
-            <w:proofErr w:type="gramEnd"/>
+              <w:t xml:space="preserve">    </w:t>
+            </w:r>
+            <w:proofErr w:type="spellStart"/>
             <w:r>
               <w:rPr>
                 <w:rFonts w:ascii="Verdana" w:eastAsia="Verdana" w:hAnsi="Verdana" w:cs="Verdana"/>
@@ -27964,9 +27223,9 @@
                 <w:sz w:val="17"/>
                 <w:szCs w:val="17"/>
               </w:rPr>
-              <w:t xml:space="preserve">    // </w:t>
-            </w:r>
-            <w:proofErr w:type="spellStart"/>
+              <w:t>aturMemuat</w:t>
+            </w:r>
+            <w:proofErr w:type="spellEnd"/>
             <w:r>
               <w:rPr>
                 <w:rFonts w:ascii="Verdana" w:eastAsia="Verdana" w:hAnsi="Verdana" w:cs="Verdana"/>
@@ -27974,9 +27233,13 @@
                 <w:sz w:val="17"/>
                 <w:szCs w:val="17"/>
               </w:rPr>
-              <w:t>untuk</w:t>
-            </w:r>
-            <w:proofErr w:type="spellEnd"/>
+              <w:t>(false);</w:t>
+            </w:r>
+          </w:p>
+          <w:p>
+            <w:pPr>
+              <w:spacing w:after="0"/>
+            </w:pPr>
             <w:r>
               <w:rPr>
                 <w:rFonts w:ascii="Verdana" w:eastAsia="Verdana" w:hAnsi="Verdana" w:cs="Verdana"/>
@@ -27984,9 +27247,13 @@
                 <w:sz w:val="17"/>
                 <w:szCs w:val="17"/>
               </w:rPr>
-              <w:t xml:space="preserve"> Anda, </w:t>
-            </w:r>
-            <w:proofErr w:type="spellStart"/>
+              <w:t xml:space="preserve">  }</w:t>
+            </w:r>
+          </w:p>
+          <w:p>
+            <w:pPr>
+              <w:spacing w:after="0"/>
+            </w:pPr>
             <w:r>
               <w:rPr>
                 <w:rFonts w:ascii="Verdana" w:eastAsia="Verdana" w:hAnsi="Verdana" w:cs="Verdana"/>
@@ -27994,9 +27261,19 @@
                 <w:sz w:val="17"/>
                 <w:szCs w:val="17"/>
               </w:rPr>
-              <w:t>bukan</w:t>
-            </w:r>
-            <w:proofErr w:type="spellEnd"/>
+              <w:t>}</w:t>
+            </w:r>
+          </w:p>
+          <w:p>
+            <w:pPr>
+              <w:spacing w:after="0"/>
+            </w:pPr>
+          </w:p>
+          <w:p>
+            <w:pPr>
+              <w:spacing w:after="0"/>
+            </w:pPr>
+            <w:proofErr w:type="spellStart"/>
             <w:r>
               <w:rPr>
                 <w:rFonts w:ascii="Verdana" w:eastAsia="Verdana" w:hAnsi="Verdana" w:cs="Verdana"/>
@@ -28004,9 +27281,9 @@
                 <w:sz w:val="17"/>
                 <w:szCs w:val="17"/>
               </w:rPr>
-              <w:t xml:space="preserve"> </w:t>
-            </w:r>
-            <w:proofErr w:type="spellStart"/>
+              <w:t>muat</w:t>
+            </w:r>
+            <w:proofErr w:type="spellEnd"/>
             <w:r>
               <w:rPr>
                 <w:rFonts w:ascii="Verdana" w:eastAsia="Verdana" w:hAnsi="Verdana" w:cs="Verdana"/>
@@ -28014,145 +27291,7 @@
                 <w:sz w:val="17"/>
                 <w:szCs w:val="17"/>
               </w:rPr>
-              <w:t>untuk</w:t>
-            </w:r>
-            <w:proofErr w:type="spellEnd"/>
-            <w:r>
-              <w:rPr>
-                <w:rFonts w:ascii="Verdana" w:eastAsia="Verdana" w:hAnsi="Verdana" w:cs="Verdana"/>
-                <w:color w:val="1F2A44"/>
-                <w:sz w:val="17"/>
-                <w:szCs w:val="17"/>
-              </w:rPr>
-              <w:t xml:space="preserve"> </w:t>
-            </w:r>
-            <w:proofErr w:type="spellStart"/>
-            <w:r>
-              <w:rPr>
-                <w:rFonts w:ascii="Verdana" w:eastAsia="Verdana" w:hAnsi="Verdana" w:cs="Verdana"/>
-                <w:color w:val="1F2A44"/>
-                <w:sz w:val="17"/>
-                <w:szCs w:val="17"/>
-              </w:rPr>
-              <w:t>pengguna</w:t>
-            </w:r>
-            <w:proofErr w:type="spellEnd"/>
-          </w:p>
-          <w:p>
-            <w:pPr>
-              <w:spacing w:after="0"/>
-            </w:pPr>
-            <w:r>
-              <w:rPr>
-                <w:rFonts w:ascii="Verdana" w:eastAsia="Verdana" w:hAnsi="Verdana" w:cs="Verdana"/>
-                <w:color w:val="1F2A44"/>
-                <w:sz w:val="17"/>
-                <w:szCs w:val="17"/>
-              </w:rPr>
-              <w:t xml:space="preserve">  } finally {</w:t>
-            </w:r>
-          </w:p>
-          <w:p>
-            <w:pPr>
-              <w:spacing w:after="0"/>
-            </w:pPr>
-            <w:r>
-              <w:rPr>
-                <w:rFonts w:ascii="Verdana" w:eastAsia="Verdana" w:hAnsi="Verdana" w:cs="Verdana"/>
-                <w:color w:val="1F2A44"/>
-                <w:sz w:val="17"/>
-                <w:szCs w:val="17"/>
-              </w:rPr>
-              <w:t xml:space="preserve">    </w:t>
-            </w:r>
-            <w:proofErr w:type="spellStart"/>
-            <w:r>
-              <w:rPr>
-                <w:rFonts w:ascii="Verdana" w:eastAsia="Verdana" w:hAnsi="Verdana" w:cs="Verdana"/>
-                <w:color w:val="1F2A44"/>
-                <w:sz w:val="17"/>
-                <w:szCs w:val="17"/>
-              </w:rPr>
-              <w:t>aturMemuat</w:t>
-            </w:r>
-            <w:proofErr w:type="spellEnd"/>
-            <w:r>
-              <w:rPr>
-                <w:rFonts w:ascii="Verdana" w:eastAsia="Verdana" w:hAnsi="Verdana" w:cs="Verdana"/>
-                <w:color w:val="1F2A44"/>
-                <w:sz w:val="17"/>
-                <w:szCs w:val="17"/>
-              </w:rPr>
-              <w:t>(false);</w:t>
-            </w:r>
-          </w:p>
-          <w:p>
-            <w:pPr>
-              <w:spacing w:after="0"/>
-            </w:pPr>
-            <w:r>
-              <w:rPr>
-                <w:rFonts w:ascii="Verdana" w:eastAsia="Verdana" w:hAnsi="Verdana" w:cs="Verdana"/>
-                <w:color w:val="1F2A44"/>
-                <w:sz w:val="17"/>
-                <w:szCs w:val="17"/>
-              </w:rPr>
-              <w:t xml:space="preserve">  }</w:t>
-            </w:r>
-          </w:p>
-          <w:p>
-            <w:pPr>
-              <w:spacing w:after="0"/>
-            </w:pPr>
-            <w:r>
-              <w:rPr>
-                <w:rFonts w:ascii="Verdana" w:eastAsia="Verdana" w:hAnsi="Verdana" w:cs="Verdana"/>
-                <w:color w:val="1F2A44"/>
-                <w:sz w:val="17"/>
-                <w:szCs w:val="17"/>
-              </w:rPr>
-              <w:t>}</w:t>
-            </w:r>
-          </w:p>
-          <w:p>
-            <w:pPr>
-              <w:spacing w:after="0"/>
-            </w:pPr>
-          </w:p>
-          <w:p>
-            <w:pPr>
-              <w:spacing w:after="0"/>
-            </w:pPr>
-            <w:proofErr w:type="spellStart"/>
-            <w:proofErr w:type="gramStart"/>
-            <w:r>
-              <w:rPr>
-                <w:rFonts w:ascii="Verdana" w:eastAsia="Verdana" w:hAnsi="Verdana" w:cs="Verdana"/>
-                <w:color w:val="1F2A44"/>
-                <w:sz w:val="17"/>
-                <w:szCs w:val="17"/>
-              </w:rPr>
-              <w:t>muat</w:t>
-            </w:r>
-            <w:proofErr w:type="spellEnd"/>
-            <w:r>
-              <w:rPr>
-                <w:rFonts w:ascii="Verdana" w:eastAsia="Verdana" w:hAnsi="Verdana" w:cs="Verdana"/>
-                <w:color w:val="1F2A44"/>
-                <w:sz w:val="17"/>
-                <w:szCs w:val="17"/>
-              </w:rPr>
-              <w:t>(</w:t>
-            </w:r>
-            <w:proofErr w:type="gramEnd"/>
-            <w:r>
-              <w:rPr>
-                <w:rFonts w:ascii="Verdana" w:eastAsia="Verdana" w:hAnsi="Verdana" w:cs="Verdana"/>
-                <w:color w:val="1F2A44"/>
-                <w:sz w:val="17"/>
-                <w:szCs w:val="17"/>
-              </w:rPr>
-              <w:t>);</w:t>
+              <w:t>();</w:t>
             </w:r>
           </w:p>
         </w:tc>
@@ -28244,21 +27383,7 @@
         <w:rPr>
           <w:color w:val="1A1A2E"/>
         </w:rPr>
-        <w:t xml:space="preserve">. </w:t>
-      </w:r>
-      <w:proofErr w:type="gramStart"/>
-      <w:r>
-        <w:rPr>
-          <w:color w:val="1A1A2E"/>
-        </w:rPr>
-        <w:t>render(</w:t>
-      </w:r>
-      <w:proofErr w:type="gramEnd"/>
-      <w:r>
-        <w:rPr>
-          <w:color w:val="1A1A2E"/>
-        </w:rPr>
-        <w:t xml:space="preserve">) </w:t>
+        <w:t xml:space="preserve">. render() </w:t>
       </w:r>
       <w:proofErr w:type="spellStart"/>
       <w:r>
@@ -28513,7 +27638,6 @@
         <w:t xml:space="preserve"> </w:t>
       </w:r>
       <w:proofErr w:type="spellStart"/>
-      <w:proofErr w:type="gramStart"/>
       <w:r>
         <w:rPr>
           <w:color w:val="1A1A2E"/>
@@ -28525,14 +27649,7 @@
         <w:rPr>
           <w:color w:val="1A1A2E"/>
         </w:rPr>
-        <w:t>(</w:t>
-      </w:r>
-      <w:proofErr w:type="gramEnd"/>
-      <w:r>
-        <w:rPr>
-          <w:color w:val="1A1A2E"/>
-        </w:rPr>
-        <w:t>).</w:t>
+        <w:t>().</w:t>
       </w:r>
     </w:p>
     <w:p>
@@ -28844,7 +27961,6 @@
       <w:pPr>
         <w:spacing w:before="280" w:after="80"/>
       </w:pPr>
-      <w:proofErr w:type="gramStart"/>
       <w:r>
         <w:rPr>
           <w:b/>
@@ -28867,7 +27983,6 @@
         <w:t>Empat</w:t>
       </w:r>
       <w:proofErr w:type="spellEnd"/>
-      <w:proofErr w:type="gramEnd"/>
       <w:r>
         <w:rPr>
           <w:b/>
@@ -29747,7 +28862,6 @@
       <w:pPr>
         <w:spacing w:before="280" w:after="80"/>
       </w:pPr>
-      <w:proofErr w:type="gramStart"/>
       <w:r>
         <w:rPr>
           <w:b/>
@@ -29770,7 +28884,6 @@
         <w:t>Periksa</w:t>
       </w:r>
       <w:proofErr w:type="spellEnd"/>
-      <w:proofErr w:type="gramEnd"/>
       <w:r>
         <w:rPr>
           <w:b/>
@@ -31050,7 +30163,6 @@
       <w:pPr>
         <w:spacing w:before="280" w:after="80"/>
       </w:pPr>
-      <w:proofErr w:type="gramStart"/>
       <w:r>
         <w:rPr>
           <w:b/>
@@ -31059,18 +30171,7 @@
           <w:sz w:val="22"/>
           <w:szCs w:val="22"/>
         </w:rPr>
-        <w:t>D.5  Ambil</w:t>
-      </w:r>
-      <w:proofErr w:type="gramEnd"/>
-      <w:r>
-        <w:rPr>
-          <w:b/>
-          <w:bCs/>
-          <w:color w:val="003796"/>
-          <w:sz w:val="22"/>
-          <w:szCs w:val="22"/>
-        </w:rPr>
-        <w:t xml:space="preserve"> data yang </w:t>
+        <w:t xml:space="preserve">D.5  Ambil data yang </w:t>
       </w:r>
       <w:proofErr w:type="spellStart"/>
       <w:r>
@@ -31787,7 +30888,6 @@
               <w:t xml:space="preserve"> </w:t>
             </w:r>
             <w:proofErr w:type="spellStart"/>
-            <w:proofErr w:type="gramStart"/>
             <w:r>
               <w:rPr>
                 <w:rFonts w:ascii="Verdana" w:eastAsia="Verdana" w:hAnsi="Verdana" w:cs="Verdana"/>
@@ -31798,7 +30898,6 @@
               <w:t>proyek.json</w:t>
             </w:r>
             <w:proofErr w:type="spellEnd"/>
-            <w:proofErr w:type="gramEnd"/>
             <w:r>
               <w:rPr>
                 <w:rFonts w:ascii="Verdana" w:eastAsia="Verdana" w:hAnsi="Verdana" w:cs="Verdana"/>
@@ -32765,7 +31864,6 @@
             <w:pPr>
               <w:spacing w:after="0"/>
             </w:pPr>
-            <w:proofErr w:type="gramStart"/>
             <w:r>
               <w:rPr>
                 <w:b/>
@@ -32778,14 +31876,7 @@
               <w:rPr>
                 <w:color w:val="FFFFFF"/>
               </w:rPr>
-              <w:t>SIMPAN</w:t>
-            </w:r>
-            <w:proofErr w:type="gramEnd"/>
-            <w:r>
-              <w:rPr>
-                <w:color w:val="FFFFFF"/>
-              </w:rPr>
-              <w:t xml:space="preserve"> KE GIT - SETELAH LEMBAR D</w:t>
+              <w:t>SIMPAN KE GIT - SETELAH LEMBAR D</w:t>
             </w:r>
           </w:p>
         </w:tc>
@@ -32836,19 +31927,8 @@
                 <w:sz w:val="17"/>
                 <w:szCs w:val="17"/>
               </w:rPr>
-              <w:t xml:space="preserve">git </w:t>
-            </w:r>
-            <w:proofErr w:type="gramStart"/>
-            <w:r>
-              <w:rPr>
-                <w:rFonts w:ascii="Verdana" w:eastAsia="Verdana" w:hAnsi="Verdana" w:cs="Verdana"/>
-                <w:color w:val="1F2A44"/>
-                <w:sz w:val="17"/>
-                <w:szCs w:val="17"/>
-              </w:rPr>
-              <w:t>add .</w:t>
-            </w:r>
-            <w:proofErr w:type="gramEnd"/>
+              <w:t>git add .</w:t>
+            </w:r>
           </w:p>
           <w:p>
             <w:pPr>
@@ -33987,234 +33067,620 @@
             <w:pPr>
               <w:spacing w:after="0"/>
             </w:pPr>
-            <w:proofErr w:type="gramStart"/>
             <w:r>
               <w:rPr>
                 <w:color w:val="FFFFFF"/>
                 <w:sz w:val="17"/>
                 <w:szCs w:val="17"/>
               </w:rPr>
-              <w:t>▌  TIDAK</w:t>
-            </w:r>
-            <w:proofErr w:type="gramEnd"/>
+              <w:t>▌  TIDAK ADA GALAT DI CONSOLE, TETAPI HALAMAN DIAM</w:t>
+            </w:r>
+          </w:p>
+          <w:p>
+            <w:pPr>
+              <w:spacing w:after="0"/>
+            </w:pPr>
+            <w:proofErr w:type="spellStart"/>
             <w:r>
               <w:rPr>
                 <w:color w:val="FFFFFF"/>
                 <w:sz w:val="17"/>
                 <w:szCs w:val="17"/>
               </w:rPr>
-              <w:t xml:space="preserve"> ADA GALAT DI CONSOLE, TETAPI HALAMAN DIAM</w:t>
-            </w:r>
-          </w:p>
-          <w:p>
-            <w:pPr>
-              <w:spacing w:after="0"/>
-            </w:pPr>
-            <w:proofErr w:type="spellStart"/>
+              <w:t>Ketiga</w:t>
+            </w:r>
+            <w:proofErr w:type="spellEnd"/>
             <w:r>
               <w:rPr>
                 <w:color w:val="FFFFFF"/>
                 <w:sz w:val="17"/>
                 <w:szCs w:val="17"/>
               </w:rPr>
-              <w:t>Ketiga</w:t>
-            </w:r>
-            <w:proofErr w:type="spellEnd"/>
+              <w:t xml:space="preserve"> </w:t>
+            </w:r>
+            <w:proofErr w:type="spellStart"/>
             <w:r>
               <w:rPr>
                 <w:color w:val="FFFFFF"/>
                 <w:sz w:val="17"/>
                 <w:szCs w:val="17"/>
               </w:rPr>
-              <w:t xml:space="preserve"> </w:t>
-            </w:r>
-            <w:proofErr w:type="spellStart"/>
+              <w:t>kasus</w:t>
+            </w:r>
+            <w:proofErr w:type="spellEnd"/>
             <w:r>
               <w:rPr>
                 <w:color w:val="FFFFFF"/>
                 <w:sz w:val="17"/>
                 <w:szCs w:val="17"/>
               </w:rPr>
-              <w:t>kasus</w:t>
-            </w:r>
-            <w:proofErr w:type="spellEnd"/>
+              <w:t xml:space="preserve"> </w:t>
+            </w:r>
+            <w:proofErr w:type="spellStart"/>
             <w:r>
               <w:rPr>
                 <w:color w:val="FFFFFF"/>
                 <w:sz w:val="17"/>
                 <w:szCs w:val="17"/>
               </w:rPr>
-              <w:t xml:space="preserve"> </w:t>
-            </w:r>
-            <w:proofErr w:type="spellStart"/>
+              <w:t>berikut</w:t>
+            </w:r>
+            <w:proofErr w:type="spellEnd"/>
             <w:r>
               <w:rPr>
                 <w:color w:val="FFFFFF"/>
                 <w:sz w:val="17"/>
                 <w:szCs w:val="17"/>
               </w:rPr>
-              <w:t>berikut</w:t>
-            </w:r>
-            <w:proofErr w:type="spellEnd"/>
+              <w:t xml:space="preserve"> </w:t>
+            </w:r>
+            <w:proofErr w:type="spellStart"/>
             <w:r>
               <w:rPr>
                 <w:color w:val="FFFFFF"/>
                 <w:sz w:val="17"/>
                 <w:szCs w:val="17"/>
               </w:rPr>
-              <w:t xml:space="preserve"> </w:t>
-            </w:r>
-            <w:proofErr w:type="spellStart"/>
+              <w:t>tidak</w:t>
+            </w:r>
+            <w:proofErr w:type="spellEnd"/>
             <w:r>
               <w:rPr>
                 <w:color w:val="FFFFFF"/>
                 <w:sz w:val="17"/>
                 <w:szCs w:val="17"/>
               </w:rPr>
-              <w:t>tidak</w:t>
-            </w:r>
-            <w:proofErr w:type="spellEnd"/>
+              <w:t xml:space="preserve"> </w:t>
+            </w:r>
+            <w:proofErr w:type="spellStart"/>
             <w:r>
               <w:rPr>
                 <w:color w:val="FFFFFF"/>
                 <w:sz w:val="17"/>
                 <w:szCs w:val="17"/>
               </w:rPr>
-              <w:t xml:space="preserve"> </w:t>
-            </w:r>
-            <w:proofErr w:type="spellStart"/>
+              <w:t>selalu</w:t>
+            </w:r>
+            <w:proofErr w:type="spellEnd"/>
             <w:r>
               <w:rPr>
                 <w:color w:val="FFFFFF"/>
                 <w:sz w:val="17"/>
                 <w:szCs w:val="17"/>
               </w:rPr>
-              <w:t>selalu</w:t>
-            </w:r>
-            <w:proofErr w:type="spellEnd"/>
+              <w:t xml:space="preserve"> </w:t>
+            </w:r>
+            <w:proofErr w:type="spellStart"/>
             <w:r>
               <w:rPr>
                 <w:color w:val="FFFFFF"/>
                 <w:sz w:val="17"/>
                 <w:szCs w:val="17"/>
               </w:rPr>
-              <w:t xml:space="preserve"> </w:t>
-            </w:r>
-            <w:proofErr w:type="spellStart"/>
+              <w:t>menimbulkan</w:t>
+            </w:r>
+            <w:proofErr w:type="spellEnd"/>
             <w:r>
               <w:rPr>
                 <w:color w:val="FFFFFF"/>
                 <w:sz w:val="17"/>
                 <w:szCs w:val="17"/>
               </w:rPr>
-              <w:t>menimbulkan</w:t>
-            </w:r>
-            <w:proofErr w:type="spellEnd"/>
+              <w:t xml:space="preserve"> </w:t>
+            </w:r>
+            <w:proofErr w:type="spellStart"/>
             <w:r>
               <w:rPr>
                 <w:color w:val="FFFFFF"/>
                 <w:sz w:val="17"/>
                 <w:szCs w:val="17"/>
               </w:rPr>
-              <w:t xml:space="preserve"> </w:t>
-            </w:r>
-            <w:proofErr w:type="spellStart"/>
+              <w:t>galat</w:t>
+            </w:r>
+            <w:proofErr w:type="spellEnd"/>
             <w:r>
               <w:rPr>
                 <w:color w:val="FFFFFF"/>
                 <w:sz w:val="17"/>
                 <w:szCs w:val="17"/>
               </w:rPr>
-              <w:t>galat</w:t>
-            </w:r>
-            <w:proofErr w:type="spellEnd"/>
+              <w:t xml:space="preserve">. Yang </w:t>
+            </w:r>
+            <w:proofErr w:type="spellStart"/>
             <w:r>
               <w:rPr>
                 <w:color w:val="FFFFFF"/>
                 <w:sz w:val="17"/>
                 <w:szCs w:val="17"/>
               </w:rPr>
-              <w:t xml:space="preserve">. Yang </w:t>
-            </w:r>
-            <w:proofErr w:type="spellStart"/>
+              <w:t>terlihat</w:t>
+            </w:r>
+            <w:proofErr w:type="spellEnd"/>
             <w:r>
               <w:rPr>
                 <w:color w:val="FFFFFF"/>
                 <w:sz w:val="17"/>
                 <w:szCs w:val="17"/>
               </w:rPr>
-              <w:t>terlihat</w:t>
-            </w:r>
-            <w:proofErr w:type="spellEnd"/>
+              <w:t xml:space="preserve"> </w:t>
+            </w:r>
+            <w:proofErr w:type="spellStart"/>
             <w:r>
               <w:rPr>
                 <w:color w:val="FFFFFF"/>
                 <w:sz w:val="17"/>
                 <w:szCs w:val="17"/>
               </w:rPr>
-              <w:t xml:space="preserve"> </w:t>
-            </w:r>
-            <w:proofErr w:type="spellStart"/>
+              <w:t>hanya</w:t>
+            </w:r>
+            <w:proofErr w:type="spellEnd"/>
             <w:r>
               <w:rPr>
                 <w:color w:val="FFFFFF"/>
                 <w:sz w:val="17"/>
                 <w:szCs w:val="17"/>
               </w:rPr>
-              <w:t>hanya</w:t>
-            </w:r>
-            <w:proofErr w:type="spellEnd"/>
+              <w:t xml:space="preserve"> </w:t>
+            </w:r>
+            <w:proofErr w:type="spellStart"/>
             <w:r>
               <w:rPr>
                 <w:color w:val="FFFFFF"/>
                 <w:sz w:val="17"/>
                 <w:szCs w:val="17"/>
               </w:rPr>
-              <w:t xml:space="preserve"> </w:t>
-            </w:r>
-            <w:proofErr w:type="spellStart"/>
+              <w:t>halaman</w:t>
+            </w:r>
+            <w:proofErr w:type="spellEnd"/>
             <w:r>
               <w:rPr>
                 <w:color w:val="FFFFFF"/>
                 <w:sz w:val="17"/>
                 <w:szCs w:val="17"/>
               </w:rPr>
-              <w:t>halaman</w:t>
-            </w:r>
-            <w:proofErr w:type="spellEnd"/>
+              <w:t xml:space="preserve"> yang diam </w:t>
+            </w:r>
+            <w:proofErr w:type="spellStart"/>
             <w:r>
               <w:rPr>
                 <w:color w:val="FFFFFF"/>
                 <w:sz w:val="17"/>
                 <w:szCs w:val="17"/>
               </w:rPr>
-              <w:t xml:space="preserve"> yang diam </w:t>
-            </w:r>
-            <w:proofErr w:type="spellStart"/>
+              <w:t>atau</w:t>
+            </w:r>
+            <w:proofErr w:type="spellEnd"/>
             <w:r>
               <w:rPr>
                 <w:color w:val="FFFFFF"/>
                 <w:sz w:val="17"/>
                 <w:szCs w:val="17"/>
               </w:rPr>
-              <w:t>atau</w:t>
-            </w:r>
-            <w:proofErr w:type="spellEnd"/>
+              <w:t xml:space="preserve"> </w:t>
+            </w:r>
+            <w:proofErr w:type="spellStart"/>
             <w:r>
               <w:rPr>
                 <w:color w:val="FFFFFF"/>
                 <w:sz w:val="17"/>
                 <w:szCs w:val="17"/>
               </w:rPr>
-              <w:t xml:space="preserve"> </w:t>
-            </w:r>
-            <w:proofErr w:type="spellStart"/>
+              <w:t>kosong</w:t>
+            </w:r>
+            <w:proofErr w:type="spellEnd"/>
             <w:r>
               <w:rPr>
                 <w:color w:val="FFFFFF"/>
                 <w:sz w:val="17"/>
                 <w:szCs w:val="17"/>
               </w:rPr>
+              <w:t xml:space="preserve">, </w:t>
+            </w:r>
+            <w:proofErr w:type="spellStart"/>
+            <w:r>
+              <w:rPr>
+                <w:color w:val="FFFFFF"/>
+                <w:sz w:val="17"/>
+                <w:szCs w:val="17"/>
+              </w:rPr>
+              <w:t>sehingga</w:t>
+            </w:r>
+            <w:proofErr w:type="spellEnd"/>
+            <w:r>
+              <w:rPr>
+                <w:color w:val="FFFFFF"/>
+                <w:sz w:val="17"/>
+                <w:szCs w:val="17"/>
+              </w:rPr>
+              <w:t xml:space="preserve"> </w:t>
+            </w:r>
+            <w:proofErr w:type="spellStart"/>
+            <w:r>
+              <w:rPr>
+                <w:color w:val="FFFFFF"/>
+                <w:sz w:val="17"/>
+                <w:szCs w:val="17"/>
+              </w:rPr>
+              <w:t>gejalanya</w:t>
+            </w:r>
+            <w:proofErr w:type="spellEnd"/>
+            <w:r>
+              <w:rPr>
+                <w:color w:val="FFFFFF"/>
+                <w:sz w:val="17"/>
+                <w:szCs w:val="17"/>
+              </w:rPr>
+              <w:t xml:space="preserve"> </w:t>
+            </w:r>
+            <w:proofErr w:type="spellStart"/>
+            <w:r>
+              <w:rPr>
+                <w:color w:val="FFFFFF"/>
+                <w:sz w:val="17"/>
+                <w:szCs w:val="17"/>
+              </w:rPr>
+              <w:t>perlu</w:t>
+            </w:r>
+            <w:proofErr w:type="spellEnd"/>
+            <w:r>
+              <w:rPr>
+                <w:color w:val="FFFFFF"/>
+                <w:sz w:val="17"/>
+                <w:szCs w:val="17"/>
+              </w:rPr>
+              <w:t xml:space="preserve"> </w:t>
+            </w:r>
+            <w:proofErr w:type="spellStart"/>
+            <w:r>
+              <w:rPr>
+                <w:color w:val="FFFFFF"/>
+                <w:sz w:val="17"/>
+                <w:szCs w:val="17"/>
+              </w:rPr>
+              <w:t>dibaca</w:t>
+            </w:r>
+            <w:proofErr w:type="spellEnd"/>
+            <w:r>
+              <w:rPr>
+                <w:color w:val="FFFFFF"/>
+                <w:sz w:val="17"/>
+                <w:szCs w:val="17"/>
+              </w:rPr>
+              <w:t xml:space="preserve"> </w:t>
+            </w:r>
+            <w:proofErr w:type="spellStart"/>
+            <w:r>
+              <w:rPr>
+                <w:color w:val="FFFFFF"/>
+                <w:sz w:val="17"/>
+                <w:szCs w:val="17"/>
+              </w:rPr>
+              <w:t>lebih</w:t>
+            </w:r>
+            <w:proofErr w:type="spellEnd"/>
+            <w:r>
+              <w:rPr>
+                <w:color w:val="FFFFFF"/>
+                <w:sz w:val="17"/>
+                <w:szCs w:val="17"/>
+              </w:rPr>
+              <w:t xml:space="preserve"> </w:t>
+            </w:r>
+            <w:proofErr w:type="spellStart"/>
+            <w:r>
+              <w:rPr>
+                <w:color w:val="FFFFFF"/>
+                <w:sz w:val="17"/>
+                <w:szCs w:val="17"/>
+              </w:rPr>
+              <w:t>dulu</w:t>
+            </w:r>
+            <w:proofErr w:type="spellEnd"/>
+            <w:r>
+              <w:rPr>
+                <w:color w:val="FFFFFF"/>
+                <w:sz w:val="17"/>
+                <w:szCs w:val="17"/>
+              </w:rPr>
+              <w:t xml:space="preserve"> </w:t>
+            </w:r>
+            <w:proofErr w:type="spellStart"/>
+            <w:r>
+              <w:rPr>
+                <w:color w:val="FFFFFF"/>
+                <w:sz w:val="17"/>
+                <w:szCs w:val="17"/>
+              </w:rPr>
+              <w:t>sebelum</w:t>
+            </w:r>
+            <w:proofErr w:type="spellEnd"/>
+            <w:r>
+              <w:rPr>
+                <w:color w:val="FFFFFF"/>
+                <w:sz w:val="17"/>
+                <w:szCs w:val="17"/>
+              </w:rPr>
+              <w:t xml:space="preserve"> </w:t>
+            </w:r>
+            <w:proofErr w:type="spellStart"/>
+            <w:r>
+              <w:rPr>
+                <w:color w:val="FFFFFF"/>
+                <w:sz w:val="17"/>
+                <w:szCs w:val="17"/>
+              </w:rPr>
+              <w:t>kodenya</w:t>
+            </w:r>
+            <w:proofErr w:type="spellEnd"/>
+            <w:r>
+              <w:rPr>
+                <w:color w:val="FFFFFF"/>
+                <w:sz w:val="17"/>
+                <w:szCs w:val="17"/>
+              </w:rPr>
+              <w:t xml:space="preserve"> </w:t>
+            </w:r>
+            <w:proofErr w:type="spellStart"/>
+            <w:r>
+              <w:rPr>
+                <w:color w:val="FFFFFF"/>
+                <w:sz w:val="17"/>
+                <w:szCs w:val="17"/>
+              </w:rPr>
+              <w:t>disentuh</w:t>
+            </w:r>
+            <w:proofErr w:type="spellEnd"/>
+            <w:r>
+              <w:rPr>
+                <w:color w:val="FFFFFF"/>
+                <w:sz w:val="17"/>
+                <w:szCs w:val="17"/>
+              </w:rPr>
+              <w:t xml:space="preserve">. </w:t>
+            </w:r>
+            <w:proofErr w:type="spellStart"/>
+            <w:r>
+              <w:rPr>
+                <w:color w:val="FFFFFF"/>
+                <w:sz w:val="17"/>
+                <w:szCs w:val="17"/>
+              </w:rPr>
+              <w:t>Kasusnya</w:t>
+            </w:r>
+            <w:proofErr w:type="spellEnd"/>
+            <w:r>
+              <w:rPr>
+                <w:color w:val="FFFFFF"/>
+                <w:sz w:val="17"/>
+                <w:szCs w:val="17"/>
+              </w:rPr>
+              <w:t xml:space="preserve"> </w:t>
+            </w:r>
+            <w:proofErr w:type="spellStart"/>
+            <w:r>
+              <w:rPr>
+                <w:color w:val="FFFFFF"/>
+                <w:sz w:val="17"/>
+                <w:szCs w:val="17"/>
+              </w:rPr>
+              <w:t>bisa</w:t>
+            </w:r>
+            <w:proofErr w:type="spellEnd"/>
+            <w:r>
+              <w:rPr>
+                <w:color w:val="FFFFFF"/>
+                <w:sz w:val="17"/>
+                <w:szCs w:val="17"/>
+              </w:rPr>
+              <w:t xml:space="preserve"> Anda </w:t>
+            </w:r>
+            <w:proofErr w:type="spellStart"/>
+            <w:r>
+              <w:rPr>
+                <w:color w:val="FFFFFF"/>
+                <w:sz w:val="17"/>
+                <w:szCs w:val="17"/>
+              </w:rPr>
+              <w:t>buat</w:t>
+            </w:r>
+            <w:proofErr w:type="spellEnd"/>
+            <w:r>
+              <w:rPr>
+                <w:color w:val="FFFFFF"/>
+                <w:sz w:val="17"/>
+                <w:szCs w:val="17"/>
+              </w:rPr>
+              <w:t xml:space="preserve"> </w:t>
+            </w:r>
+            <w:proofErr w:type="spellStart"/>
+            <w:r>
+              <w:rPr>
+                <w:color w:val="FFFFFF"/>
+                <w:sz w:val="17"/>
+                <w:szCs w:val="17"/>
+              </w:rPr>
+              <w:t>sendiri</w:t>
+            </w:r>
+            <w:proofErr w:type="spellEnd"/>
+            <w:r>
+              <w:rPr>
+                <w:color w:val="FFFFFF"/>
+                <w:sz w:val="17"/>
+                <w:szCs w:val="17"/>
+              </w:rPr>
+              <w:t xml:space="preserve"> di file </w:t>
+            </w:r>
+            <w:proofErr w:type="spellStart"/>
+            <w:r>
+              <w:rPr>
+                <w:color w:val="FFFFFF"/>
+                <w:sz w:val="17"/>
+                <w:szCs w:val="17"/>
+              </w:rPr>
+              <w:t>lokal</w:t>
+            </w:r>
+            <w:proofErr w:type="spellEnd"/>
+            <w:r>
+              <w:rPr>
+                <w:color w:val="FFFFFF"/>
+                <w:sz w:val="17"/>
+                <w:szCs w:val="17"/>
+              </w:rPr>
+              <w:t xml:space="preserve">: salah </w:t>
+            </w:r>
+            <w:proofErr w:type="spellStart"/>
+            <w:r>
+              <w:rPr>
+                <w:color w:val="FFFFFF"/>
+                <w:sz w:val="17"/>
+                <w:szCs w:val="17"/>
+              </w:rPr>
+              <w:t>ketik</w:t>
+            </w:r>
+            <w:proofErr w:type="spellEnd"/>
+            <w:r>
+              <w:rPr>
+                <w:color w:val="FFFFFF"/>
+                <w:sz w:val="17"/>
+                <w:szCs w:val="17"/>
+              </w:rPr>
+              <w:t xml:space="preserve"> nama file (data/</w:t>
+            </w:r>
+            <w:proofErr w:type="spellStart"/>
+            <w:r>
+              <w:rPr>
+                <w:color w:val="FFFFFF"/>
+                <w:sz w:val="17"/>
+                <w:szCs w:val="17"/>
+              </w:rPr>
+              <w:t>proyk.json</w:t>
+            </w:r>
+            <w:proofErr w:type="spellEnd"/>
+            <w:r>
+              <w:rPr>
+                <w:color w:val="FFFFFF"/>
+                <w:sz w:val="17"/>
+                <w:szCs w:val="17"/>
+              </w:rPr>
+              <w:t xml:space="preserve">) </w:t>
+            </w:r>
+            <w:proofErr w:type="spellStart"/>
+            <w:r>
+              <w:rPr>
+                <w:color w:val="FFFFFF"/>
+                <w:sz w:val="17"/>
+                <w:szCs w:val="17"/>
+              </w:rPr>
+              <w:t>untuk</w:t>
+            </w:r>
+            <w:proofErr w:type="spellEnd"/>
+            <w:r>
+              <w:rPr>
+                <w:color w:val="FFFFFF"/>
+                <w:sz w:val="17"/>
+                <w:szCs w:val="17"/>
+              </w:rPr>
+              <w:t xml:space="preserve"> 404, </w:t>
+            </w:r>
+            <w:proofErr w:type="spellStart"/>
+            <w:r>
+              <w:rPr>
+                <w:color w:val="FFFFFF"/>
+                <w:sz w:val="17"/>
+                <w:szCs w:val="17"/>
+              </w:rPr>
+              <w:t>isi</w:t>
+            </w:r>
+            <w:proofErr w:type="spellEnd"/>
+            <w:r>
+              <w:rPr>
+                <w:color w:val="FFFFFF"/>
+                <w:sz w:val="17"/>
+                <w:szCs w:val="17"/>
+              </w:rPr>
+              <w:t xml:space="preserve"> file </w:t>
+            </w:r>
+            <w:proofErr w:type="spellStart"/>
+            <w:r>
+              <w:rPr>
+                <w:color w:val="FFFFFF"/>
+                <w:sz w:val="17"/>
+                <w:szCs w:val="17"/>
+              </w:rPr>
+              <w:t>diganti</w:t>
+            </w:r>
+            <w:proofErr w:type="spellEnd"/>
+            <w:r>
+              <w:rPr>
+                <w:color w:val="FFFFFF"/>
+                <w:sz w:val="17"/>
+                <w:szCs w:val="17"/>
+              </w:rPr>
+              <w:t xml:space="preserve"> [] </w:t>
+            </w:r>
+            <w:proofErr w:type="spellStart"/>
+            <w:r>
+              <w:rPr>
+                <w:color w:val="FFFFFF"/>
+                <w:sz w:val="17"/>
+                <w:szCs w:val="17"/>
+              </w:rPr>
+              <w:t>untuk</w:t>
+            </w:r>
+            <w:proofErr w:type="spellEnd"/>
+            <w:r>
+              <w:rPr>
+                <w:color w:val="FFFFFF"/>
+                <w:sz w:val="17"/>
+                <w:szCs w:val="17"/>
+              </w:rPr>
+              <w:t xml:space="preserve"> </w:t>
+            </w:r>
+            <w:proofErr w:type="spellStart"/>
+            <w:r>
+              <w:rPr>
+                <w:color w:val="FFFFFF"/>
+                <w:sz w:val="17"/>
+                <w:szCs w:val="17"/>
+              </w:rPr>
+              <w:t>keadaan</w:t>
+            </w:r>
+            <w:proofErr w:type="spellEnd"/>
+            <w:r>
+              <w:rPr>
+                <w:color w:val="FFFFFF"/>
+                <w:sz w:val="17"/>
+                <w:szCs w:val="17"/>
+              </w:rPr>
+              <w:t xml:space="preserve"> </w:t>
+            </w:r>
+            <w:proofErr w:type="spellStart"/>
+            <w:r>
+              <w:rPr>
+                <w:color w:val="FFFFFF"/>
+                <w:sz w:val="17"/>
+                <w:szCs w:val="17"/>
+              </w:rPr>
               <w:t>kosong</w:t>
             </w:r>
             <w:proofErr w:type="spellEnd"/>
@@ -34224,7 +33690,7 @@
                 <w:sz w:val="17"/>
                 <w:szCs w:val="17"/>
               </w:rPr>
-              <w:t xml:space="preserve">, </w:t>
+              <w:t xml:space="preserve">, dan </w:t>
             </w:r>
             <w:proofErr w:type="spellStart"/>
             <w:r>
@@ -34233,7 +33699,7 @@
                 <w:sz w:val="17"/>
                 <w:szCs w:val="17"/>
               </w:rPr>
-              <w:t>sehingga</w:t>
+              <w:t>satu</w:t>
             </w:r>
             <w:proofErr w:type="spellEnd"/>
             <w:r>
@@ -34251,7 +33717,7 @@
                 <w:sz w:val="17"/>
                 <w:szCs w:val="17"/>
               </w:rPr>
-              <w:t>gejalanya</w:t>
+              <w:t>tanda</w:t>
             </w:r>
             <w:proofErr w:type="spellEnd"/>
             <w:r>
@@ -34269,7 +33735,7 @@
                 <w:sz w:val="17"/>
                 <w:szCs w:val="17"/>
               </w:rPr>
-              <w:t>perlu</w:t>
+              <w:t>kutip</w:t>
             </w:r>
             <w:proofErr w:type="spellEnd"/>
             <w:r>
@@ -34287,7 +33753,7 @@
                 <w:sz w:val="17"/>
                 <w:szCs w:val="17"/>
               </w:rPr>
-              <w:t>dibaca</w:t>
+              <w:t>dihapus</w:t>
             </w:r>
             <w:proofErr w:type="spellEnd"/>
             <w:r>
@@ -34305,7 +33771,7 @@
                 <w:sz w:val="17"/>
                 <w:szCs w:val="17"/>
               </w:rPr>
-              <w:t>lebih</w:t>
+              <w:t>dari</w:t>
             </w:r>
             <w:proofErr w:type="spellEnd"/>
             <w:r>
@@ -34323,407 +33789,9 @@
                 <w:sz w:val="17"/>
                 <w:szCs w:val="17"/>
               </w:rPr>
-              <w:t>dulu</w:t>
-            </w:r>
-            <w:proofErr w:type="spellEnd"/>
-            <w:r>
-              <w:rPr>
-                <w:color w:val="FFFFFF"/>
-                <w:sz w:val="17"/>
-                <w:szCs w:val="17"/>
-              </w:rPr>
-              <w:t xml:space="preserve"> </w:t>
-            </w:r>
-            <w:proofErr w:type="spellStart"/>
-            <w:r>
-              <w:rPr>
-                <w:color w:val="FFFFFF"/>
-                <w:sz w:val="17"/>
-                <w:szCs w:val="17"/>
-              </w:rPr>
-              <w:t>sebelum</w:t>
-            </w:r>
-            <w:proofErr w:type="spellEnd"/>
-            <w:r>
-              <w:rPr>
-                <w:color w:val="FFFFFF"/>
-                <w:sz w:val="17"/>
-                <w:szCs w:val="17"/>
-              </w:rPr>
-              <w:t xml:space="preserve"> </w:t>
-            </w:r>
-            <w:proofErr w:type="spellStart"/>
-            <w:r>
-              <w:rPr>
-                <w:color w:val="FFFFFF"/>
-                <w:sz w:val="17"/>
-                <w:szCs w:val="17"/>
-              </w:rPr>
-              <w:t>kodenya</w:t>
-            </w:r>
-            <w:proofErr w:type="spellEnd"/>
-            <w:r>
-              <w:rPr>
-                <w:color w:val="FFFFFF"/>
-                <w:sz w:val="17"/>
-                <w:szCs w:val="17"/>
-              </w:rPr>
-              <w:t xml:space="preserve"> </w:t>
-            </w:r>
-            <w:proofErr w:type="spellStart"/>
-            <w:r>
-              <w:rPr>
-                <w:color w:val="FFFFFF"/>
-                <w:sz w:val="17"/>
-                <w:szCs w:val="17"/>
-              </w:rPr>
-              <w:t>disentuh</w:t>
-            </w:r>
-            <w:proofErr w:type="spellEnd"/>
-            <w:r>
-              <w:rPr>
-                <w:color w:val="FFFFFF"/>
-                <w:sz w:val="17"/>
-                <w:szCs w:val="17"/>
-              </w:rPr>
-              <w:t xml:space="preserve">. </w:t>
-            </w:r>
-            <w:proofErr w:type="spellStart"/>
-            <w:r>
-              <w:rPr>
-                <w:color w:val="FFFFFF"/>
-                <w:sz w:val="17"/>
-                <w:szCs w:val="17"/>
-              </w:rPr>
-              <w:t>Kasusnya</w:t>
-            </w:r>
-            <w:proofErr w:type="spellEnd"/>
-            <w:r>
-              <w:rPr>
-                <w:color w:val="FFFFFF"/>
-                <w:sz w:val="17"/>
-                <w:szCs w:val="17"/>
-              </w:rPr>
-              <w:t xml:space="preserve"> </w:t>
-            </w:r>
-            <w:proofErr w:type="spellStart"/>
-            <w:r>
-              <w:rPr>
-                <w:color w:val="FFFFFF"/>
-                <w:sz w:val="17"/>
-                <w:szCs w:val="17"/>
-              </w:rPr>
-              <w:t>bisa</w:t>
-            </w:r>
-            <w:proofErr w:type="spellEnd"/>
-            <w:r>
-              <w:rPr>
-                <w:color w:val="FFFFFF"/>
-                <w:sz w:val="17"/>
-                <w:szCs w:val="17"/>
-              </w:rPr>
-              <w:t xml:space="preserve"> Anda </w:t>
-            </w:r>
-            <w:proofErr w:type="spellStart"/>
-            <w:r>
-              <w:rPr>
-                <w:color w:val="FFFFFF"/>
-                <w:sz w:val="17"/>
-                <w:szCs w:val="17"/>
-              </w:rPr>
-              <w:t>buat</w:t>
-            </w:r>
-            <w:proofErr w:type="spellEnd"/>
-            <w:r>
-              <w:rPr>
-                <w:color w:val="FFFFFF"/>
-                <w:sz w:val="17"/>
-                <w:szCs w:val="17"/>
-              </w:rPr>
-              <w:t xml:space="preserve"> </w:t>
-            </w:r>
-            <w:proofErr w:type="spellStart"/>
-            <w:r>
-              <w:rPr>
-                <w:color w:val="FFFFFF"/>
-                <w:sz w:val="17"/>
-                <w:szCs w:val="17"/>
-              </w:rPr>
-              <w:t>sendiri</w:t>
-            </w:r>
-            <w:proofErr w:type="spellEnd"/>
-            <w:r>
-              <w:rPr>
-                <w:color w:val="FFFFFF"/>
-                <w:sz w:val="17"/>
-                <w:szCs w:val="17"/>
-              </w:rPr>
-              <w:t xml:space="preserve"> di file </w:t>
-            </w:r>
-            <w:proofErr w:type="spellStart"/>
-            <w:r>
-              <w:rPr>
-                <w:color w:val="FFFFFF"/>
-                <w:sz w:val="17"/>
-                <w:szCs w:val="17"/>
-              </w:rPr>
-              <w:t>lokal</w:t>
-            </w:r>
-            <w:proofErr w:type="spellEnd"/>
-            <w:r>
-              <w:rPr>
-                <w:color w:val="FFFFFF"/>
-                <w:sz w:val="17"/>
-                <w:szCs w:val="17"/>
-              </w:rPr>
-              <w:t xml:space="preserve">: salah </w:t>
-            </w:r>
-            <w:proofErr w:type="spellStart"/>
-            <w:r>
-              <w:rPr>
-                <w:color w:val="FFFFFF"/>
-                <w:sz w:val="17"/>
-                <w:szCs w:val="17"/>
-              </w:rPr>
-              <w:t>ketik</w:t>
-            </w:r>
-            <w:proofErr w:type="spellEnd"/>
-            <w:r>
-              <w:rPr>
-                <w:color w:val="FFFFFF"/>
-                <w:sz w:val="17"/>
-                <w:szCs w:val="17"/>
-              </w:rPr>
-              <w:t xml:space="preserve"> nama file (data/</w:t>
-            </w:r>
-            <w:proofErr w:type="spellStart"/>
-            <w:r>
-              <w:rPr>
-                <w:color w:val="FFFFFF"/>
-                <w:sz w:val="17"/>
-                <w:szCs w:val="17"/>
-              </w:rPr>
-              <w:t>proyk.json</w:t>
-            </w:r>
-            <w:proofErr w:type="spellEnd"/>
-            <w:r>
-              <w:rPr>
-                <w:color w:val="FFFFFF"/>
-                <w:sz w:val="17"/>
-                <w:szCs w:val="17"/>
-              </w:rPr>
-              <w:t xml:space="preserve">) </w:t>
-            </w:r>
-            <w:proofErr w:type="spellStart"/>
-            <w:r>
-              <w:rPr>
-                <w:color w:val="FFFFFF"/>
-                <w:sz w:val="17"/>
-                <w:szCs w:val="17"/>
-              </w:rPr>
-              <w:t>untuk</w:t>
-            </w:r>
-            <w:proofErr w:type="spellEnd"/>
-            <w:r>
-              <w:rPr>
-                <w:color w:val="FFFFFF"/>
-                <w:sz w:val="17"/>
-                <w:szCs w:val="17"/>
-              </w:rPr>
-              <w:t xml:space="preserve"> 404, </w:t>
-            </w:r>
-            <w:proofErr w:type="spellStart"/>
-            <w:r>
-              <w:rPr>
-                <w:color w:val="FFFFFF"/>
-                <w:sz w:val="17"/>
-                <w:szCs w:val="17"/>
-              </w:rPr>
-              <w:t>isi</w:t>
-            </w:r>
-            <w:proofErr w:type="spellEnd"/>
-            <w:r>
-              <w:rPr>
-                <w:color w:val="FFFFFF"/>
-                <w:sz w:val="17"/>
-                <w:szCs w:val="17"/>
-              </w:rPr>
-              <w:t xml:space="preserve"> file </w:t>
-            </w:r>
-            <w:proofErr w:type="spellStart"/>
-            <w:r>
-              <w:rPr>
-                <w:color w:val="FFFFFF"/>
-                <w:sz w:val="17"/>
-                <w:szCs w:val="17"/>
-              </w:rPr>
-              <w:t>diganti</w:t>
-            </w:r>
-            <w:proofErr w:type="spellEnd"/>
-            <w:r>
-              <w:rPr>
-                <w:color w:val="FFFFFF"/>
-                <w:sz w:val="17"/>
-                <w:szCs w:val="17"/>
-              </w:rPr>
-              <w:t xml:space="preserve"> [] </w:t>
-            </w:r>
-            <w:proofErr w:type="spellStart"/>
-            <w:r>
-              <w:rPr>
-                <w:color w:val="FFFFFF"/>
-                <w:sz w:val="17"/>
-                <w:szCs w:val="17"/>
-              </w:rPr>
-              <w:t>untuk</w:t>
-            </w:r>
-            <w:proofErr w:type="spellEnd"/>
-            <w:r>
-              <w:rPr>
-                <w:color w:val="FFFFFF"/>
-                <w:sz w:val="17"/>
-                <w:szCs w:val="17"/>
-              </w:rPr>
-              <w:t xml:space="preserve"> </w:t>
-            </w:r>
-            <w:proofErr w:type="spellStart"/>
-            <w:r>
-              <w:rPr>
-                <w:color w:val="FFFFFF"/>
-                <w:sz w:val="17"/>
-                <w:szCs w:val="17"/>
-              </w:rPr>
-              <w:t>keadaan</w:t>
-            </w:r>
-            <w:proofErr w:type="spellEnd"/>
-            <w:r>
-              <w:rPr>
-                <w:color w:val="FFFFFF"/>
-                <w:sz w:val="17"/>
-                <w:szCs w:val="17"/>
-              </w:rPr>
-              <w:t xml:space="preserve"> </w:t>
-            </w:r>
-            <w:proofErr w:type="spellStart"/>
-            <w:r>
-              <w:rPr>
-                <w:color w:val="FFFFFF"/>
-                <w:sz w:val="17"/>
-                <w:szCs w:val="17"/>
-              </w:rPr>
-              <w:t>kosong</w:t>
-            </w:r>
-            <w:proofErr w:type="spellEnd"/>
-            <w:r>
-              <w:rPr>
-                <w:color w:val="FFFFFF"/>
-                <w:sz w:val="17"/>
-                <w:szCs w:val="17"/>
-              </w:rPr>
-              <w:t xml:space="preserve">, dan </w:t>
-            </w:r>
-            <w:proofErr w:type="spellStart"/>
-            <w:r>
-              <w:rPr>
-                <w:color w:val="FFFFFF"/>
-                <w:sz w:val="17"/>
-                <w:szCs w:val="17"/>
-              </w:rPr>
-              <w:t>satu</w:t>
-            </w:r>
-            <w:proofErr w:type="spellEnd"/>
-            <w:r>
-              <w:rPr>
-                <w:color w:val="FFFFFF"/>
-                <w:sz w:val="17"/>
-                <w:szCs w:val="17"/>
-              </w:rPr>
-              <w:t xml:space="preserve"> </w:t>
-            </w:r>
-            <w:proofErr w:type="spellStart"/>
-            <w:r>
-              <w:rPr>
-                <w:color w:val="FFFFFF"/>
-                <w:sz w:val="17"/>
-                <w:szCs w:val="17"/>
-              </w:rPr>
-              <w:t>tanda</w:t>
-            </w:r>
-            <w:proofErr w:type="spellEnd"/>
-            <w:r>
-              <w:rPr>
-                <w:color w:val="FFFFFF"/>
-                <w:sz w:val="17"/>
-                <w:szCs w:val="17"/>
-              </w:rPr>
-              <w:t xml:space="preserve"> </w:t>
-            </w:r>
-            <w:proofErr w:type="spellStart"/>
-            <w:r>
-              <w:rPr>
-                <w:color w:val="FFFFFF"/>
-                <w:sz w:val="17"/>
-                <w:szCs w:val="17"/>
-              </w:rPr>
-              <w:t>kutip</w:t>
-            </w:r>
-            <w:proofErr w:type="spellEnd"/>
-            <w:r>
-              <w:rPr>
-                <w:color w:val="FFFFFF"/>
-                <w:sz w:val="17"/>
-                <w:szCs w:val="17"/>
-              </w:rPr>
-              <w:t xml:space="preserve"> </w:t>
-            </w:r>
-            <w:proofErr w:type="spellStart"/>
-            <w:r>
-              <w:rPr>
-                <w:color w:val="FFFFFF"/>
-                <w:sz w:val="17"/>
-                <w:szCs w:val="17"/>
-              </w:rPr>
-              <w:t>dihapus</w:t>
-            </w:r>
-            <w:proofErr w:type="spellEnd"/>
-            <w:r>
-              <w:rPr>
-                <w:color w:val="FFFFFF"/>
-                <w:sz w:val="17"/>
-                <w:szCs w:val="17"/>
-              </w:rPr>
-              <w:t xml:space="preserve"> </w:t>
-            </w:r>
-            <w:proofErr w:type="spellStart"/>
-            <w:r>
-              <w:rPr>
-                <w:color w:val="FFFFFF"/>
-                <w:sz w:val="17"/>
-                <w:szCs w:val="17"/>
-              </w:rPr>
-              <w:t>dari</w:t>
-            </w:r>
-            <w:proofErr w:type="spellEnd"/>
-            <w:r>
-              <w:rPr>
-                <w:color w:val="FFFFFF"/>
-                <w:sz w:val="17"/>
-                <w:szCs w:val="17"/>
-              </w:rPr>
-              <w:t xml:space="preserve"> </w:t>
-            </w:r>
-            <w:proofErr w:type="spellStart"/>
-            <w:proofErr w:type="gramStart"/>
-            <w:r>
-              <w:rPr>
-                <w:color w:val="FFFFFF"/>
-                <w:sz w:val="17"/>
-                <w:szCs w:val="17"/>
-              </w:rPr>
               <w:t>proyek.json</w:t>
             </w:r>
             <w:proofErr w:type="spellEnd"/>
-            <w:proofErr w:type="gramEnd"/>
             <w:r>
               <w:rPr>
                 <w:color w:val="FFFFFF"/>
@@ -34871,7 +33939,6 @@
       <w:pPr>
         <w:spacing w:before="280" w:after="80"/>
       </w:pPr>
-      <w:proofErr w:type="gramStart"/>
       <w:r>
         <w:rPr>
           <w:b/>
@@ -34880,9 +33947,9 @@
           <w:sz w:val="22"/>
           <w:szCs w:val="22"/>
         </w:rPr>
-        <w:t>E.1  Status</w:t>
-      </w:r>
-      <w:proofErr w:type="gramEnd"/>
+        <w:t xml:space="preserve">E.1  Status 404 </w:t>
+      </w:r>
+      <w:proofErr w:type="spellStart"/>
       <w:r>
         <w:rPr>
           <w:b/>
@@ -34891,9 +33958,9 @@
           <w:sz w:val="22"/>
           <w:szCs w:val="22"/>
         </w:rPr>
-        <w:t xml:space="preserve"> 404 </w:t>
-      </w:r>
-      <w:proofErr w:type="spellStart"/>
+        <w:t>tidak</w:t>
+      </w:r>
+      <w:proofErr w:type="spellEnd"/>
       <w:r>
         <w:rPr>
           <w:b/>
@@ -34902,9 +33969,9 @@
           <w:sz w:val="22"/>
           <w:szCs w:val="22"/>
         </w:rPr>
-        <w:t>tidak</w:t>
-      </w:r>
-      <w:proofErr w:type="spellEnd"/>
+        <w:t xml:space="preserve"> </w:t>
+      </w:r>
+      <w:proofErr w:type="spellStart"/>
       <w:r>
         <w:rPr>
           <w:b/>
@@ -34913,9 +33980,9 @@
           <w:sz w:val="22"/>
           <w:szCs w:val="22"/>
         </w:rPr>
-        <w:t xml:space="preserve"> </w:t>
-      </w:r>
-      <w:proofErr w:type="spellStart"/>
+        <w:t>melempar</w:t>
+      </w:r>
+      <w:proofErr w:type="spellEnd"/>
       <w:r>
         <w:rPr>
           <w:b/>
@@ -34924,9 +33991,9 @@
           <w:sz w:val="22"/>
           <w:szCs w:val="22"/>
         </w:rPr>
-        <w:t>melempar</w:t>
-      </w:r>
-      <w:proofErr w:type="spellEnd"/>
+        <w:t xml:space="preserve"> </w:t>
+      </w:r>
+      <w:proofErr w:type="spellStart"/>
       <w:r>
         <w:rPr>
           <w:b/>
@@ -34935,17 +34002,6 @@
           <w:sz w:val="22"/>
           <w:szCs w:val="22"/>
         </w:rPr>
-        <w:t xml:space="preserve"> </w:t>
-      </w:r>
-      <w:proofErr w:type="spellStart"/>
-      <w:r>
-        <w:rPr>
-          <w:b/>
-          <w:bCs/>
-          <w:color w:val="003796"/>
-          <w:sz w:val="22"/>
-          <w:szCs w:val="22"/>
-        </w:rPr>
         <w:t>galat</w:t>
       </w:r>
       <w:proofErr w:type="spellEnd"/>
@@ -35213,7 +34269,6 @@
         <w:t xml:space="preserve"> </w:t>
       </w:r>
       <w:proofErr w:type="spellStart"/>
-      <w:proofErr w:type="gramStart"/>
       <w:r>
         <w:rPr>
           <w:color w:val="1A1A2E"/>
@@ -35221,7 +34276,6 @@
         <w:t>respons.ok</w:t>
       </w:r>
       <w:proofErr w:type="spellEnd"/>
-      <w:proofErr w:type="gramEnd"/>
       <w:r>
         <w:rPr>
           <w:color w:val="1A1A2E"/>
@@ -35593,7 +34647,6 @@
               <w:t xml:space="preserve"> </w:t>
             </w:r>
             <w:proofErr w:type="spellStart"/>
-            <w:proofErr w:type="gramStart"/>
             <w:r>
               <w:rPr>
                 <w:color w:val="1A1A2E"/>
@@ -35603,7 +34656,6 @@
               <w:t>respons.ok</w:t>
             </w:r>
             <w:proofErr w:type="spellEnd"/>
-            <w:proofErr w:type="gramEnd"/>
             <w:r>
               <w:rPr>
                 <w:color w:val="1A1A2E"/>
@@ -35649,7 +34701,6 @@
               <w:t xml:space="preserve"> </w:t>
             </w:r>
             <w:proofErr w:type="spellStart"/>
-            <w:proofErr w:type="gramStart"/>
             <w:r>
               <w:rPr>
                 <w:color w:val="1A1A2E"/>
@@ -35665,16 +34716,7 @@
                 <w:sz w:val="18"/>
                 <w:szCs w:val="18"/>
               </w:rPr>
-              <w:t>(</w:t>
-            </w:r>
-            <w:proofErr w:type="gramEnd"/>
-            <w:r>
-              <w:rPr>
-                <w:color w:val="1A1A2E"/>
-                <w:sz w:val="18"/>
-                <w:szCs w:val="18"/>
-              </w:rPr>
-              <w:t>)</w:t>
+              <w:t>()</w:t>
             </w:r>
           </w:p>
         </w:tc>
@@ -35891,7 +34933,6 @@
               <w:spacing w:after="0"/>
             </w:pPr>
             <w:proofErr w:type="spellStart"/>
-            <w:proofErr w:type="gramStart"/>
             <w:r>
               <w:rPr>
                 <w:color w:val="1A1A2E"/>
@@ -35907,16 +34948,7 @@
                 <w:sz w:val="18"/>
                 <w:szCs w:val="18"/>
               </w:rPr>
-              <w:t>(</w:t>
-            </w:r>
-            <w:proofErr w:type="gramEnd"/>
-            <w:r>
-              <w:rPr>
-                <w:color w:val="1A1A2E"/>
-                <w:sz w:val="18"/>
-                <w:szCs w:val="18"/>
-              </w:rPr>
-              <w:t xml:space="preserve">) </w:t>
+              <w:t xml:space="preserve">() </w:t>
             </w:r>
             <w:proofErr w:type="spellStart"/>
             <w:r>
@@ -36077,7 +35109,6 @@
       <w:pPr>
         <w:spacing w:before="280" w:after="80"/>
       </w:pPr>
-      <w:proofErr w:type="gramStart"/>
       <w:r>
         <w:rPr>
           <w:b/>
@@ -36086,9 +35117,9 @@
           <w:sz w:val="22"/>
           <w:szCs w:val="22"/>
         </w:rPr>
-        <w:t>E.2  await</w:t>
-      </w:r>
-      <w:proofErr w:type="gramEnd"/>
+        <w:t xml:space="preserve">E.2  await di </w:t>
+      </w:r>
+      <w:proofErr w:type="spellStart"/>
       <w:r>
         <w:rPr>
           <w:b/>
@@ -36097,9 +35128,9 @@
           <w:sz w:val="22"/>
           <w:szCs w:val="22"/>
         </w:rPr>
-        <w:t xml:space="preserve"> di </w:t>
-      </w:r>
-      <w:proofErr w:type="spellStart"/>
+        <w:t>dalam</w:t>
+      </w:r>
+      <w:proofErr w:type="spellEnd"/>
       <w:r>
         <w:rPr>
           <w:b/>
@@ -36108,9 +35139,9 @@
           <w:sz w:val="22"/>
           <w:szCs w:val="22"/>
         </w:rPr>
-        <w:t>dalam</w:t>
-      </w:r>
-      <w:proofErr w:type="spellEnd"/>
+        <w:t xml:space="preserve"> </w:t>
+      </w:r>
+      <w:proofErr w:type="spellStart"/>
       <w:r>
         <w:rPr>
           <w:b/>
@@ -36119,9 +35150,9 @@
           <w:sz w:val="22"/>
           <w:szCs w:val="22"/>
         </w:rPr>
-        <w:t xml:space="preserve"> </w:t>
-      </w:r>
-      <w:proofErr w:type="spellStart"/>
+        <w:t>fungsi</w:t>
+      </w:r>
+      <w:proofErr w:type="spellEnd"/>
       <w:r>
         <w:rPr>
           <w:b/>
@@ -36130,9 +35161,9 @@
           <w:sz w:val="22"/>
           <w:szCs w:val="22"/>
         </w:rPr>
-        <w:t>fungsi</w:t>
-      </w:r>
-      <w:proofErr w:type="spellEnd"/>
+        <w:t xml:space="preserve"> yang </w:t>
+      </w:r>
+      <w:proofErr w:type="spellStart"/>
       <w:r>
         <w:rPr>
           <w:b/>
@@ -36141,9 +35172,9 @@
           <w:sz w:val="22"/>
           <w:szCs w:val="22"/>
         </w:rPr>
-        <w:t xml:space="preserve"> yang </w:t>
-      </w:r>
-      <w:proofErr w:type="spellStart"/>
+        <w:t>bukan</w:t>
+      </w:r>
+      <w:proofErr w:type="spellEnd"/>
       <w:r>
         <w:rPr>
           <w:b/>
@@ -36152,17 +35183,6 @@
           <w:sz w:val="22"/>
           <w:szCs w:val="22"/>
         </w:rPr>
-        <w:t>bukan</w:t>
-      </w:r>
-      <w:proofErr w:type="spellEnd"/>
-      <w:r>
-        <w:rPr>
-          <w:b/>
-          <w:bCs/>
-          <w:color w:val="003796"/>
-          <w:sz w:val="22"/>
-          <w:szCs w:val="22"/>
-        </w:rPr>
         <w:t xml:space="preserve"> async</w:t>
       </w:r>
     </w:p>
@@ -36594,21 +35614,7 @@
         <w:rPr>
           <w:color w:val="1A1A2E"/>
         </w:rPr>
-        <w:t xml:space="preserve">: await is only valid in async functions and the </w:t>
-      </w:r>
-      <w:proofErr w:type="gramStart"/>
-      <w:r>
-        <w:rPr>
-          <w:color w:val="1A1A2E"/>
-        </w:rPr>
-        <w:t>top level</w:t>
-      </w:r>
-      <w:proofErr w:type="gramEnd"/>
-      <w:r>
-        <w:rPr>
-          <w:color w:val="1A1A2E"/>
-        </w:rPr>
-        <w:t xml:space="preserve"> bodies of modules.</w:t>
+        <w:t>: await is only valid in async functions and the top level bodies of modules.</w:t>
       </w:r>
     </w:p>
     <w:tbl>
@@ -36699,7 +35705,6 @@
               <w:spacing w:after="0"/>
             </w:pPr>
             <w:proofErr w:type="spellStart"/>
-            <w:proofErr w:type="gramStart"/>
             <w:r>
               <w:rPr>
                 <w:rFonts w:ascii="Verdana" w:eastAsia="Verdana" w:hAnsi="Verdana" w:cs="Verdana"/>
@@ -36710,7 +35715,6 @@
               <w:t>tombol.addEventListener</w:t>
             </w:r>
             <w:proofErr w:type="spellEnd"/>
-            <w:proofErr w:type="gramEnd"/>
             <w:r>
               <w:rPr>
                 <w:rFonts w:ascii="Verdana" w:eastAsia="Verdana" w:hAnsi="Verdana" w:cs="Verdana"/>
@@ -36735,7 +35739,6 @@
               <w:t xml:space="preserve">  const data = await </w:t>
             </w:r>
             <w:proofErr w:type="spellStart"/>
-            <w:proofErr w:type="gramStart"/>
             <w:r>
               <w:rPr>
                 <w:rFonts w:ascii="Verdana" w:eastAsia="Verdana" w:hAnsi="Verdana" w:cs="Verdana"/>
@@ -36753,9 +35756,13 @@
                 <w:sz w:val="17"/>
                 <w:szCs w:val="17"/>
               </w:rPr>
-              <w:t>(</w:t>
-            </w:r>
-            <w:proofErr w:type="gramEnd"/>
+              <w:t>();</w:t>
+            </w:r>
+          </w:p>
+          <w:p>
+            <w:pPr>
+              <w:spacing w:after="0"/>
+            </w:pPr>
             <w:r>
               <w:rPr>
                 <w:rFonts w:ascii="Verdana" w:eastAsia="Verdana" w:hAnsi="Verdana" w:cs="Verdana"/>
@@ -36763,7 +35770,7 @@
                 <w:sz w:val="17"/>
                 <w:szCs w:val="17"/>
               </w:rPr>
-              <w:t>);</w:t>
+              <w:t>});</w:t>
             </w:r>
           </w:p>
           <w:p>
@@ -36777,7 +35784,7 @@
                 <w:sz w:val="17"/>
                 <w:szCs w:val="17"/>
               </w:rPr>
-              <w:t>});</w:t>
+              <w:t xml:space="preserve"> </w:t>
             </w:r>
           </w:p>
           <w:p>
@@ -36791,13 +35798,9 @@
                 <w:sz w:val="17"/>
                 <w:szCs w:val="17"/>
               </w:rPr>
-              <w:t xml:space="preserve"> </w:t>
-            </w:r>
-          </w:p>
-          <w:p>
-            <w:pPr>
-              <w:spacing w:after="0"/>
-            </w:pPr>
+              <w:t xml:space="preserve">// </w:t>
+            </w:r>
+            <w:proofErr w:type="spellStart"/>
             <w:r>
               <w:rPr>
                 <w:rFonts w:ascii="Verdana" w:eastAsia="Verdana" w:hAnsi="Verdana" w:cs="Verdana"/>
@@ -36805,9 +35808,9 @@
                 <w:sz w:val="17"/>
                 <w:szCs w:val="17"/>
               </w:rPr>
-              <w:t xml:space="preserve">// </w:t>
-            </w:r>
-            <w:proofErr w:type="spellStart"/>
+              <w:t>benar</w:t>
+            </w:r>
+            <w:proofErr w:type="spellEnd"/>
             <w:r>
               <w:rPr>
                 <w:rFonts w:ascii="Verdana" w:eastAsia="Verdana" w:hAnsi="Verdana" w:cs="Verdana"/>
@@ -36815,9 +35818,9 @@
                 <w:sz w:val="17"/>
                 <w:szCs w:val="17"/>
               </w:rPr>
-              <w:t>benar</w:t>
-            </w:r>
-            <w:proofErr w:type="spellEnd"/>
+              <w:t xml:space="preserve">: callback </w:t>
+            </w:r>
+            <w:proofErr w:type="spellStart"/>
             <w:r>
               <w:rPr>
                 <w:rFonts w:ascii="Verdana" w:eastAsia="Verdana" w:hAnsi="Verdana" w:cs="Verdana"/>
@@ -36825,9 +35828,9 @@
                 <w:sz w:val="17"/>
                 <w:szCs w:val="17"/>
               </w:rPr>
-              <w:t xml:space="preserve">: callback </w:t>
-            </w:r>
-            <w:proofErr w:type="spellStart"/>
+              <w:t>diberi</w:t>
+            </w:r>
+            <w:proofErr w:type="spellEnd"/>
             <w:r>
               <w:rPr>
                 <w:rFonts w:ascii="Verdana" w:eastAsia="Verdana" w:hAnsi="Verdana" w:cs="Verdana"/>
@@ -36835,9 +35838,14 @@
                 <w:sz w:val="17"/>
                 <w:szCs w:val="17"/>
               </w:rPr>
-              <w:t>diberi</w:t>
-            </w:r>
-            <w:proofErr w:type="spellEnd"/>
+              <w:t xml:space="preserve"> async</w:t>
+            </w:r>
+          </w:p>
+          <w:p>
+            <w:pPr>
+              <w:spacing w:after="0"/>
+            </w:pPr>
+            <w:proofErr w:type="spellStart"/>
             <w:r>
               <w:rPr>
                 <w:rFonts w:ascii="Verdana" w:eastAsia="Verdana" w:hAnsi="Verdana" w:cs="Verdana"/>
@@ -36845,15 +35853,9 @@
                 <w:sz w:val="17"/>
                 <w:szCs w:val="17"/>
               </w:rPr>
-              <w:t xml:space="preserve"> async</w:t>
-            </w:r>
-          </w:p>
-          <w:p>
-            <w:pPr>
-              <w:spacing w:after="0"/>
-            </w:pPr>
-            <w:proofErr w:type="spellStart"/>
-            <w:proofErr w:type="gramStart"/>
+              <w:t>tombol.addEventListener</w:t>
+            </w:r>
+            <w:proofErr w:type="spellEnd"/>
             <w:r>
               <w:rPr>
                 <w:rFonts w:ascii="Verdana" w:eastAsia="Verdana" w:hAnsi="Verdana" w:cs="Verdana"/>
@@ -36861,10 +35863,13 @@
                 <w:sz w:val="17"/>
                 <w:szCs w:val="17"/>
               </w:rPr>
-              <w:t>tombol.addEventListener</w:t>
-            </w:r>
-            <w:proofErr w:type="spellEnd"/>
-            <w:proofErr w:type="gramEnd"/>
+              <w:t>('click', async function () {</w:t>
+            </w:r>
+          </w:p>
+          <w:p>
+            <w:pPr>
+              <w:spacing w:after="0"/>
+            </w:pPr>
             <w:r>
               <w:rPr>
                 <w:rFonts w:ascii="Verdana" w:eastAsia="Verdana" w:hAnsi="Verdana" w:cs="Verdana"/>
@@ -36872,13 +35877,9 @@
                 <w:sz w:val="17"/>
                 <w:szCs w:val="17"/>
               </w:rPr>
-              <w:t>('click', async function () {</w:t>
-            </w:r>
-          </w:p>
-          <w:p>
-            <w:pPr>
-              <w:spacing w:after="0"/>
-            </w:pPr>
+              <w:t xml:space="preserve">  const data = await </w:t>
+            </w:r>
+            <w:proofErr w:type="spellStart"/>
             <w:r>
               <w:rPr>
                 <w:rFonts w:ascii="Verdana" w:eastAsia="Verdana" w:hAnsi="Verdana" w:cs="Verdana"/>
@@ -36886,10 +35887,9 @@
                 <w:sz w:val="17"/>
                 <w:szCs w:val="17"/>
               </w:rPr>
-              <w:t xml:space="preserve">  const data = await </w:t>
-            </w:r>
-            <w:proofErr w:type="spellStart"/>
-            <w:proofErr w:type="gramStart"/>
+              <w:t>ambilProyek</w:t>
+            </w:r>
+            <w:proofErr w:type="spellEnd"/>
             <w:r>
               <w:rPr>
                 <w:rFonts w:ascii="Verdana" w:eastAsia="Verdana" w:hAnsi="Verdana" w:cs="Verdana"/>
@@ -36897,27 +35897,7 @@
                 <w:sz w:val="17"/>
                 <w:szCs w:val="17"/>
               </w:rPr>
-              <w:t>ambilProyek</w:t>
-            </w:r>
-            <w:proofErr w:type="spellEnd"/>
-            <w:r>
-              <w:rPr>
-                <w:rFonts w:ascii="Verdana" w:eastAsia="Verdana" w:hAnsi="Verdana" w:cs="Verdana"/>
-                <w:color w:val="1F2A44"/>
-                <w:sz w:val="17"/>
-                <w:szCs w:val="17"/>
-              </w:rPr>
-              <w:t>(</w:t>
-            </w:r>
-            <w:proofErr w:type="gramEnd"/>
-            <w:r>
-              <w:rPr>
-                <w:rFonts w:ascii="Verdana" w:eastAsia="Verdana" w:hAnsi="Verdana" w:cs="Verdana"/>
-                <w:color w:val="1F2A44"/>
-                <w:sz w:val="17"/>
-                <w:szCs w:val="17"/>
-              </w:rPr>
-              <w:t>);</w:t>
+              <w:t>();</w:t>
             </w:r>
           </w:p>
           <w:p>
@@ -36946,7 +35926,6 @@
       <w:pPr>
         <w:spacing w:before="280" w:after="80"/>
       </w:pPr>
-      <w:proofErr w:type="gramStart"/>
       <w:r>
         <w:rPr>
           <w:b/>
@@ -36969,7 +35948,6 @@
         <w:t>Balasan</w:t>
       </w:r>
       <w:proofErr w:type="spellEnd"/>
-      <w:proofErr w:type="gramEnd"/>
       <w:r>
         <w:rPr>
           <w:b/>
@@ -37874,7 +36852,6 @@
       <w:pPr>
         <w:spacing w:before="280" w:after="80"/>
       </w:pPr>
-      <w:proofErr w:type="gramStart"/>
       <w:r>
         <w:rPr>
           <w:b/>
@@ -37883,18 +36860,7 @@
           <w:sz w:val="22"/>
           <w:szCs w:val="22"/>
         </w:rPr>
-        <w:t>E.4  Catat</w:t>
-      </w:r>
-      <w:proofErr w:type="gramEnd"/>
-      <w:r>
-        <w:rPr>
-          <w:b/>
-          <w:bCs/>
-          <w:color w:val="003796"/>
-          <w:sz w:val="22"/>
-          <w:szCs w:val="22"/>
-        </w:rPr>
-        <w:t xml:space="preserve"> </w:t>
+        <w:t xml:space="preserve">E.4  Catat </w:t>
       </w:r>
       <w:proofErr w:type="spellStart"/>
       <w:r>
@@ -38274,7 +37240,6 @@
             <w:pPr>
               <w:spacing w:after="0"/>
             </w:pPr>
-            <w:proofErr w:type="gramStart"/>
             <w:r>
               <w:rPr>
                 <w:b/>
@@ -38287,14 +37252,7 @@
               <w:rPr>
                 <w:color w:val="FFFFFF"/>
               </w:rPr>
-              <w:t>SIMPAN</w:t>
-            </w:r>
-            <w:proofErr w:type="gramEnd"/>
-            <w:r>
-              <w:rPr>
-                <w:color w:val="FFFFFF"/>
-              </w:rPr>
-              <w:t xml:space="preserve"> KE GIT - SETELAH LEMBAR E</w:t>
+              <w:t>SIMPAN KE GIT - SETELAH LEMBAR E</w:t>
             </w:r>
           </w:p>
         </w:tc>
@@ -38345,19 +37303,8 @@
                 <w:sz w:val="17"/>
                 <w:szCs w:val="17"/>
               </w:rPr>
-              <w:t xml:space="preserve">git </w:t>
-            </w:r>
-            <w:proofErr w:type="gramStart"/>
-            <w:r>
-              <w:rPr>
-                <w:rFonts w:ascii="Verdana" w:eastAsia="Verdana" w:hAnsi="Verdana" w:cs="Verdana"/>
-                <w:color w:val="1F2A44"/>
-                <w:sz w:val="17"/>
-                <w:szCs w:val="17"/>
-              </w:rPr>
-              <w:t>add .</w:t>
-            </w:r>
-            <w:proofErr w:type="gramEnd"/>
+              <w:t>git add .</w:t>
+            </w:r>
           </w:p>
           <w:p>
             <w:pPr>
@@ -39619,23 +38566,13 @@
             <w:pPr>
               <w:spacing w:after="0"/>
             </w:pPr>
-            <w:proofErr w:type="gramStart"/>
             <w:r>
               <w:rPr>
                 <w:color w:val="FFFFFF"/>
                 <w:sz w:val="17"/>
                 <w:szCs w:val="17"/>
               </w:rPr>
-              <w:t>▌  SETIAP</w:t>
-            </w:r>
-            <w:proofErr w:type="gramEnd"/>
-            <w:r>
-              <w:rPr>
-                <w:color w:val="FFFFFF"/>
-                <w:sz w:val="17"/>
-                <w:szCs w:val="17"/>
-              </w:rPr>
-              <w:t xml:space="preserve"> KEADAAN DIBUKTIKAN, CARA PEMBUKTIAN BEBAS</w:t>
+              <w:t>▌  SETIAP KEADAAN DIBUKTIKAN, CARA PEMBUKTIAN BEBAS</w:t>
             </w:r>
           </w:p>
           <w:p>
@@ -40429,7 +39366,6 @@
       <w:pPr>
         <w:spacing w:before="280" w:after="80"/>
       </w:pPr>
-      <w:proofErr w:type="gramStart"/>
       <w:r>
         <w:rPr>
           <w:b/>
@@ -40452,7 +39388,6 @@
         <w:t>Periksa</w:t>
       </w:r>
       <w:proofErr w:type="spellEnd"/>
-      <w:proofErr w:type="gramEnd"/>
       <w:r>
         <w:rPr>
           <w:b/>
@@ -40770,7 +39705,6 @@
               <w:spacing w:after="0"/>
             </w:pPr>
             <w:proofErr w:type="spellStart"/>
-            <w:proofErr w:type="gramStart"/>
             <w:r>
               <w:rPr>
                 <w:color w:val="1A1A2E"/>
@@ -40780,7 +39714,6 @@
               <w:t>respons.ok</w:t>
             </w:r>
             <w:proofErr w:type="spellEnd"/>
-            <w:proofErr w:type="gramEnd"/>
             <w:r>
               <w:rPr>
                 <w:color w:val="1A1A2E"/>
@@ -41257,25 +40190,7 @@
                 <w:sz w:val="18"/>
                 <w:szCs w:val="18"/>
               </w:rPr>
-              <w:t xml:space="preserve"> </w:t>
-            </w:r>
-            <w:proofErr w:type="gramStart"/>
-            <w:r>
-              <w:rPr>
-                <w:color w:val="1A1A2E"/>
-                <w:sz w:val="18"/>
-                <w:szCs w:val="18"/>
-              </w:rPr>
-              <w:t>render(</w:t>
-            </w:r>
-            <w:proofErr w:type="gramEnd"/>
-            <w:r>
-              <w:rPr>
-                <w:color w:val="1A1A2E"/>
-                <w:sz w:val="18"/>
-                <w:szCs w:val="18"/>
-              </w:rPr>
-              <w:t xml:space="preserve">[]) </w:t>
+              <w:t xml:space="preserve"> render([]) </w:t>
             </w:r>
             <w:proofErr w:type="spellStart"/>
             <w:r>
@@ -42148,7 +41063,6 @@
       <w:pPr>
         <w:spacing w:before="280" w:after="80"/>
       </w:pPr>
-      <w:proofErr w:type="gramStart"/>
       <w:r>
         <w:rPr>
           <w:b/>
@@ -42157,18 +41071,7 @@
           <w:sz w:val="22"/>
           <w:szCs w:val="22"/>
         </w:rPr>
-        <w:t>F.2  Bukti</w:t>
-      </w:r>
-      <w:proofErr w:type="gramEnd"/>
-      <w:r>
-        <w:rPr>
-          <w:b/>
-          <w:bCs/>
-          <w:color w:val="003796"/>
-          <w:sz w:val="22"/>
-          <w:szCs w:val="22"/>
-        </w:rPr>
-        <w:t xml:space="preserve"> </w:t>
+        <w:t xml:space="preserve">F.2  Bukti </w:t>
       </w:r>
       <w:proofErr w:type="spellStart"/>
       <w:r>
@@ -42519,7 +41422,6 @@
       <w:pPr>
         <w:spacing w:before="280" w:after="80"/>
       </w:pPr>
-      <w:proofErr w:type="gramStart"/>
       <w:r>
         <w:rPr>
           <w:b/>
@@ -42528,18 +41430,7 @@
           <w:sz w:val="22"/>
           <w:szCs w:val="22"/>
         </w:rPr>
-        <w:t>F.3  Satu</w:t>
-      </w:r>
-      <w:proofErr w:type="gramEnd"/>
-      <w:r>
-        <w:rPr>
-          <w:b/>
-          <w:bCs/>
-          <w:color w:val="003796"/>
-          <w:sz w:val="22"/>
-          <w:szCs w:val="22"/>
-        </w:rPr>
-        <w:t xml:space="preserve"> baris </w:t>
+        <w:t xml:space="preserve">F.3  Satu baris </w:t>
       </w:r>
       <w:proofErr w:type="spellStart"/>
       <w:r>
@@ -42879,7 +41770,6 @@
       <w:pPr>
         <w:spacing w:before="280" w:after="80"/>
       </w:pPr>
-      <w:proofErr w:type="gramStart"/>
       <w:r>
         <w:rPr>
           <w:b/>
@@ -42902,7 +41792,6 @@
         <w:t>Penilaian</w:t>
       </w:r>
       <w:proofErr w:type="spellEnd"/>
-      <w:proofErr w:type="gramEnd"/>
       <w:r>
         <w:rPr>
           <w:b/>
@@ -43588,7 +42477,6 @@
       <w:pPr>
         <w:spacing w:before="280" w:after="80"/>
       </w:pPr>
-      <w:proofErr w:type="gramStart"/>
       <w:r>
         <w:rPr>
           <w:b/>
@@ -43611,7 +42499,6 @@
         <w:t>Tiket</w:t>
       </w:r>
       <w:proofErr w:type="spellEnd"/>
-      <w:proofErr w:type="gramEnd"/>
       <w:r>
         <w:rPr>
           <w:b/>
@@ -43991,25 +42878,7 @@
                 <w:sz w:val="18"/>
                 <w:szCs w:val="18"/>
               </w:rPr>
-              <w:t xml:space="preserve">Di mana </w:t>
-            </w:r>
-            <w:proofErr w:type="gramStart"/>
-            <w:r>
-              <w:rPr>
-                <w:color w:val="1A1A2E"/>
-                <w:sz w:val="18"/>
-                <w:szCs w:val="18"/>
-              </w:rPr>
-              <w:t>await</w:t>
-            </w:r>
-            <w:proofErr w:type="gramEnd"/>
-            <w:r>
-              <w:rPr>
-                <w:color w:val="1A1A2E"/>
-                <w:sz w:val="18"/>
-                <w:szCs w:val="18"/>
-              </w:rPr>
-              <w:t xml:space="preserve"> </w:t>
+              <w:t xml:space="preserve">Di mana await </w:t>
             </w:r>
             <w:proofErr w:type="spellStart"/>
             <w:r>
@@ -44214,7 +43083,6 @@
       <w:pPr>
         <w:spacing w:before="280" w:after="80"/>
       </w:pPr>
-      <w:proofErr w:type="gramStart"/>
       <w:r>
         <w:rPr>
           <w:b/>
@@ -44237,7 +43105,6 @@
         <w:t>Catatan</w:t>
       </w:r>
       <w:proofErr w:type="spellEnd"/>
-      <w:proofErr w:type="gramEnd"/>
       <w:r>
         <w:rPr>
           <w:b/>
@@ -44680,7 +43547,6 @@
             <w:pPr>
               <w:spacing w:after="0"/>
             </w:pPr>
-            <w:proofErr w:type="gramStart"/>
             <w:r>
               <w:rPr>
                 <w:b/>
@@ -44693,14 +43559,7 @@
               <w:rPr>
                 <w:color w:val="FFFFFF"/>
               </w:rPr>
-              <w:t>SIMPAN</w:t>
-            </w:r>
-            <w:proofErr w:type="gramEnd"/>
-            <w:r>
-              <w:rPr>
-                <w:color w:val="FFFFFF"/>
-              </w:rPr>
-              <w:t xml:space="preserve"> KE GIT - SETELAH LEMBAR F</w:t>
+              <w:t>SIMPAN KE GIT - SETELAH LEMBAR F</w:t>
             </w:r>
           </w:p>
         </w:tc>
@@ -44751,19 +43610,8 @@
                 <w:sz w:val="17"/>
                 <w:szCs w:val="17"/>
               </w:rPr>
-              <w:t xml:space="preserve">git </w:t>
-            </w:r>
-            <w:proofErr w:type="gramStart"/>
-            <w:r>
-              <w:rPr>
-                <w:rFonts w:ascii="Verdana" w:eastAsia="Verdana" w:hAnsi="Verdana" w:cs="Verdana"/>
-                <w:color w:val="1F2A44"/>
-                <w:sz w:val="17"/>
-                <w:szCs w:val="17"/>
-              </w:rPr>
-              <w:t>add .</w:t>
-            </w:r>
-            <w:proofErr w:type="gramEnd"/>
+              <w:t>git add .</w:t>
+            </w:r>
           </w:p>
           <w:p>
             <w:pPr>
@@ -45838,23 +44686,13 @@
             <w:pPr>
               <w:spacing w:after="0"/>
             </w:pPr>
-            <w:proofErr w:type="gramStart"/>
             <w:r>
               <w:rPr>
                 <w:color w:val="FFFFFF"/>
                 <w:sz w:val="17"/>
                 <w:szCs w:val="17"/>
               </w:rPr>
-              <w:t>▌  RUBRIK</w:t>
-            </w:r>
-            <w:proofErr w:type="gramEnd"/>
-            <w:r>
-              <w:rPr>
-                <w:color w:val="FFFFFF"/>
-                <w:sz w:val="17"/>
-                <w:szCs w:val="17"/>
-              </w:rPr>
-              <w:t xml:space="preserve"> PENILAIAN        total 100</w:t>
+              <w:t>▌  RUBRIK PENILAIAN        total 100</w:t>
             </w:r>
           </w:p>
         </w:tc>
@@ -46153,7 +44991,6 @@
               <w:t xml:space="preserve">; </w:t>
             </w:r>
             <w:proofErr w:type="spellStart"/>
-            <w:proofErr w:type="gramStart"/>
             <w:r>
               <w:rPr>
                 <w:color w:val="1A1A2E"/>
@@ -46163,7 +45000,6 @@
               <w:t>respons.ok</w:t>
             </w:r>
             <w:proofErr w:type="spellEnd"/>
-            <w:proofErr w:type="gramEnd"/>
             <w:r>
               <w:rPr>
                 <w:color w:val="1A1A2E"/>
@@ -46373,7 +45209,6 @@
               <w:t xml:space="preserve"> </w:t>
             </w:r>
             <w:proofErr w:type="spellStart"/>
-            <w:proofErr w:type="gramStart"/>
             <w:r>
               <w:rPr>
                 <w:color w:val="1A1A2E"/>
@@ -46383,7 +45218,6 @@
               <w:t>respons.ok</w:t>
             </w:r>
             <w:proofErr w:type="spellEnd"/>
-            <w:proofErr w:type="gramEnd"/>
             <w:r>
               <w:rPr>
                 <w:color w:val="1A1A2E"/>
@@ -46719,7 +45553,6 @@
               <w:spacing w:after="0"/>
             </w:pPr>
             <w:proofErr w:type="spellStart"/>
-            <w:proofErr w:type="gramStart"/>
             <w:r>
               <w:rPr>
                 <w:color w:val="1A1A2E"/>
@@ -46735,34 +45568,7 @@
                 <w:sz w:val="17"/>
                 <w:szCs w:val="17"/>
               </w:rPr>
-              <w:t>(</w:t>
-            </w:r>
-            <w:proofErr w:type="gramEnd"/>
-            <w:r>
-              <w:rPr>
-                <w:color w:val="1A1A2E"/>
-                <w:sz w:val="17"/>
-                <w:szCs w:val="17"/>
-              </w:rPr>
-              <w:t xml:space="preserve">) dan </w:t>
-            </w:r>
-            <w:proofErr w:type="gramStart"/>
-            <w:r>
-              <w:rPr>
-                <w:color w:val="1A1A2E"/>
-                <w:sz w:val="17"/>
-                <w:szCs w:val="17"/>
-              </w:rPr>
-              <w:t>stringify</w:t>
-            </w:r>
-            <w:proofErr w:type="gramEnd"/>
-            <w:r>
-              <w:rPr>
-                <w:color w:val="1A1A2E"/>
-                <w:sz w:val="17"/>
-                <w:szCs w:val="17"/>
-              </w:rPr>
-              <w:t xml:space="preserve"> </w:t>
+              <w:t xml:space="preserve">() dan stringify </w:t>
             </w:r>
             <w:proofErr w:type="spellStart"/>
             <w:r>
@@ -48562,7 +47368,6 @@
             <w:pPr>
               <w:spacing w:after="0"/>
             </w:pPr>
-            <w:proofErr w:type="gramStart"/>
             <w:r>
               <w:rPr>
                 <w:b/>
@@ -48579,16 +47384,7 @@
                 <w:sz w:val="19"/>
                 <w:szCs w:val="19"/>
               </w:rPr>
-              <w:t>Yang</w:t>
-            </w:r>
-            <w:proofErr w:type="gramEnd"/>
-            <w:r>
-              <w:rPr>
-                <w:color w:val="1A1A2E"/>
-                <w:sz w:val="19"/>
-                <w:szCs w:val="19"/>
-              </w:rPr>
-              <w:t xml:space="preserve"> </w:t>
+              <w:t xml:space="preserve">Yang </w:t>
             </w:r>
             <w:proofErr w:type="spellStart"/>
             <w:r>
@@ -49347,23 +48143,13 @@
             <w:pPr>
               <w:spacing w:after="0"/>
             </w:pPr>
-            <w:proofErr w:type="gramStart"/>
             <w:r>
               <w:rPr>
                 <w:color w:val="FFFFFF"/>
                 <w:sz w:val="17"/>
                 <w:szCs w:val="17"/>
               </w:rPr>
-              <w:t>▌  REFERENSI</w:t>
-            </w:r>
-            <w:proofErr w:type="gramEnd"/>
-            <w:r>
-              <w:rPr>
-                <w:color w:val="FFFFFF"/>
-                <w:sz w:val="17"/>
-                <w:szCs w:val="17"/>
-              </w:rPr>
-              <w:t xml:space="preserve"> CEPAT ASINKRON        </w:t>
+              <w:t xml:space="preserve">▌  REFERENSI CEPAT ASINKRON        </w:t>
             </w:r>
             <w:proofErr w:type="spellStart"/>
             <w:r>
@@ -49668,7 +48454,6 @@
               <w:spacing w:after="0"/>
             </w:pPr>
             <w:proofErr w:type="spellStart"/>
-            <w:proofErr w:type="gramStart"/>
             <w:r>
               <w:rPr>
                 <w:color w:val="1A1A2E"/>
@@ -49678,7 +48463,6 @@
               <w:t>respons.ok</w:t>
             </w:r>
             <w:proofErr w:type="spellEnd"/>
-            <w:proofErr w:type="gramEnd"/>
           </w:p>
         </w:tc>
         <w:tc>
@@ -49824,7 +48608,6 @@
               <w:spacing w:after="0"/>
             </w:pPr>
             <w:proofErr w:type="spellStart"/>
-            <w:proofErr w:type="gramStart"/>
             <w:r>
               <w:rPr>
                 <w:color w:val="1A1A2E"/>
@@ -49834,7 +48617,6 @@
               <w:t>respons.status</w:t>
             </w:r>
             <w:proofErr w:type="spellEnd"/>
-            <w:proofErr w:type="gramEnd"/>
           </w:p>
         </w:tc>
         <w:tc>
@@ -49908,7 +48690,6 @@
               <w:spacing w:after="0"/>
             </w:pPr>
             <w:proofErr w:type="spellStart"/>
-            <w:proofErr w:type="gramStart"/>
             <w:r>
               <w:rPr>
                 <w:color w:val="1A1A2E"/>
@@ -49918,7 +48699,6 @@
               <w:t>respons.json</w:t>
             </w:r>
             <w:proofErr w:type="spellEnd"/>
-            <w:proofErr w:type="gramEnd"/>
             <w:r>
               <w:rPr>
                 <w:color w:val="1A1A2E"/>
@@ -50381,25 +49161,7 @@
                 <w:sz w:val="17"/>
                 <w:szCs w:val="17"/>
               </w:rPr>
-              <w:t xml:space="preserve">throw new </w:t>
-            </w:r>
-            <w:proofErr w:type="gramStart"/>
-            <w:r>
-              <w:rPr>
-                <w:color w:val="1A1A2E"/>
-                <w:sz w:val="17"/>
-                <w:szCs w:val="17"/>
-              </w:rPr>
-              <w:t>Error(</w:t>
-            </w:r>
-            <w:proofErr w:type="gramEnd"/>
-            <w:r>
-              <w:rPr>
-                <w:color w:val="1A1A2E"/>
-                <w:sz w:val="17"/>
-                <w:szCs w:val="17"/>
-              </w:rPr>
-              <w:t>)</w:t>
+              <w:t>throw new Error()</w:t>
             </w:r>
           </w:p>
         </w:tc>
@@ -50546,7 +49308,6 @@
               <w:spacing w:after="0"/>
             </w:pPr>
             <w:proofErr w:type="spellStart"/>
-            <w:proofErr w:type="gramStart"/>
             <w:r>
               <w:rPr>
                 <w:color w:val="1A1A2E"/>
@@ -50562,16 +49323,7 @@
                 <w:sz w:val="17"/>
                 <w:szCs w:val="17"/>
               </w:rPr>
-              <w:t>(</w:t>
-            </w:r>
-            <w:proofErr w:type="gramEnd"/>
-            <w:r>
-              <w:rPr>
-                <w:color w:val="1A1A2E"/>
-                <w:sz w:val="17"/>
-                <w:szCs w:val="17"/>
-              </w:rPr>
-              <w:t>[...])</w:t>
+              <w:t>([...])</w:t>
             </w:r>
           </w:p>
         </w:tc>
@@ -51083,7 +49835,6 @@
             <w:pPr>
               <w:spacing w:after="0"/>
             </w:pPr>
-            <w:proofErr w:type="gramStart"/>
             <w:r>
               <w:rPr>
                 <w:b/>
@@ -51100,16 +49851,7 @@
                 <w:sz w:val="19"/>
                 <w:szCs w:val="19"/>
               </w:rPr>
-              <w:t>KALAU</w:t>
-            </w:r>
-            <w:proofErr w:type="gramEnd"/>
-            <w:r>
-              <w:rPr>
-                <w:color w:val="FFFFFF"/>
-                <w:sz w:val="19"/>
-                <w:szCs w:val="19"/>
-              </w:rPr>
-              <w:t xml:space="preserve"> MACET        </w:t>
+              <w:t xml:space="preserve">KALAU MACET        </w:t>
             </w:r>
             <w:proofErr w:type="spellStart"/>
             <w:r>
@@ -51958,7 +50700,6 @@
               <w:t xml:space="preserve"> </w:t>
             </w:r>
             <w:proofErr w:type="spellStart"/>
-            <w:proofErr w:type="gramStart"/>
             <w:r>
               <w:rPr>
                 <w:color w:val="1A1A2E"/>
@@ -51968,7 +50709,6 @@
               <w:t>respons.ok</w:t>
             </w:r>
             <w:proofErr w:type="spellEnd"/>
-            <w:proofErr w:type="gramEnd"/>
             <w:r>
               <w:rPr>
                 <w:color w:val="1A1A2E"/>
@@ -52034,7 +50774,6 @@
               <w:t xml:space="preserve"> </w:t>
             </w:r>
             <w:proofErr w:type="spellStart"/>
-            <w:proofErr w:type="gramStart"/>
             <w:r>
               <w:rPr>
                 <w:color w:val="1A1A2E"/>
@@ -52044,7 +50783,6 @@
               <w:t>respons.ok</w:t>
             </w:r>
             <w:proofErr w:type="spellEnd"/>
-            <w:proofErr w:type="gramEnd"/>
             <w:r>
               <w:rPr>
                 <w:color w:val="1A1A2E"/>
@@ -52090,7 +50828,6 @@
               <w:t xml:space="preserve"> </w:t>
             </w:r>
             <w:proofErr w:type="spellStart"/>
-            <w:proofErr w:type="gramStart"/>
             <w:r>
               <w:rPr>
                 <w:color w:val="1A1A2E"/>
@@ -52106,16 +50843,7 @@
                 <w:sz w:val="17"/>
                 <w:szCs w:val="17"/>
               </w:rPr>
-              <w:t>(</w:t>
-            </w:r>
-            <w:proofErr w:type="gramEnd"/>
-            <w:r>
-              <w:rPr>
-                <w:color w:val="1A1A2E"/>
-                <w:sz w:val="17"/>
-                <w:szCs w:val="17"/>
-              </w:rPr>
-              <w:t>)</w:t>
+              <w:t>()</w:t>
             </w:r>
           </w:p>
         </w:tc>
@@ -52134,7 +50862,6 @@
               <w:spacing w:after="0"/>
             </w:pPr>
             <w:proofErr w:type="spellStart"/>
-            <w:proofErr w:type="gramStart"/>
             <w:r>
               <w:rPr>
                 <w:color w:val="1A1A2E"/>
@@ -52150,16 +50877,7 @@
                 <w:sz w:val="17"/>
                 <w:szCs w:val="17"/>
               </w:rPr>
-              <w:t>(</w:t>
-            </w:r>
-            <w:proofErr w:type="gramEnd"/>
-            <w:r>
-              <w:rPr>
-                <w:color w:val="1A1A2E"/>
-                <w:sz w:val="17"/>
-                <w:szCs w:val="17"/>
-              </w:rPr>
-              <w:t xml:space="preserve">) </w:t>
+              <w:t xml:space="preserve">() </w:t>
             </w:r>
             <w:proofErr w:type="spellStart"/>
             <w:r>
@@ -53266,7 +51984,6 @@
               <w:t xml:space="preserve"> </w:t>
             </w:r>
             <w:proofErr w:type="spellStart"/>
-            <w:proofErr w:type="gramStart"/>
             <w:r>
               <w:rPr>
                 <w:color w:val="1A1A2E"/>
@@ -53276,7 +51993,6 @@
               <w:t>wadah.textContent</w:t>
             </w:r>
             <w:proofErr w:type="spellEnd"/>
-            <w:proofErr w:type="gramEnd"/>
             <w:r>
               <w:rPr>
                 <w:color w:val="1A1A2E"/>
@@ -54598,7 +53314,6 @@
               <w:t xml:space="preserve">: python3 -m </w:t>
             </w:r>
             <w:proofErr w:type="spellStart"/>
-            <w:proofErr w:type="gramStart"/>
             <w:r>
               <w:rPr>
                 <w:color w:val="1A1A2E"/>
@@ -54608,7 +53323,6 @@
               <w:t>http.server</w:t>
             </w:r>
             <w:proofErr w:type="spellEnd"/>
-            <w:proofErr w:type="gramEnd"/>
             <w:r>
               <w:rPr>
                 <w:color w:val="1A1A2E"/>
@@ -55374,7 +54088,6 @@
             <w:pPr>
               <w:spacing w:after="0"/>
             </w:pPr>
-            <w:proofErr w:type="gramStart"/>
             <w:r>
               <w:rPr>
                 <w:b/>
@@ -55391,16 +54104,7 @@
                 <w:sz w:val="19"/>
                 <w:szCs w:val="19"/>
               </w:rPr>
-              <w:t>LAMPIRAN</w:t>
-            </w:r>
-            <w:proofErr w:type="gramEnd"/>
-            <w:r>
-              <w:rPr>
-                <w:color w:val="FFFFFF"/>
-                <w:sz w:val="19"/>
-                <w:szCs w:val="19"/>
-              </w:rPr>
-              <w:t xml:space="preserve">: MENYIMPAN PEKERJAAN ANDA KE GIT        </w:t>
+              <w:t xml:space="preserve">LAMPIRAN: MENYIMPAN PEKERJAAN ANDA KE GIT        </w:t>
             </w:r>
             <w:proofErr w:type="spellStart"/>
             <w:r>
@@ -56213,18 +54917,8 @@
                 <w:sz w:val="17"/>
                 <w:szCs w:val="17"/>
               </w:rPr>
-              <w:t xml:space="preserve">git </w:t>
-            </w:r>
-            <w:proofErr w:type="gramStart"/>
-            <w:r>
-              <w:rPr>
-                <w:color w:val="1A1A2E"/>
-                <w:sz w:val="17"/>
-                <w:szCs w:val="17"/>
-              </w:rPr>
-              <w:t>add .</w:t>
-            </w:r>
-            <w:proofErr w:type="gramEnd"/>
+              <w:t>git add .</w:t>
+            </w:r>
           </w:p>
         </w:tc>
         <w:tc>
@@ -56863,25 +55557,7 @@
                 <w:sz w:val="18"/>
                 <w:szCs w:val="18"/>
               </w:rPr>
-              <w:t xml:space="preserve"> pada git </w:t>
-            </w:r>
-            <w:proofErr w:type="gramStart"/>
-            <w:r>
-              <w:rPr>
-                <w:color w:val="1A1A2E"/>
-                <w:sz w:val="18"/>
-                <w:szCs w:val="18"/>
-              </w:rPr>
-              <w:t>add .</w:t>
-            </w:r>
-            <w:proofErr w:type="gramEnd"/>
-            <w:r>
-              <w:rPr>
-                <w:color w:val="1A1A2E"/>
-                <w:sz w:val="18"/>
-                <w:szCs w:val="18"/>
-              </w:rPr>
-              <w:t xml:space="preserve">  </w:t>
+              <w:t xml:space="preserve"> pada git add .  </w:t>
             </w:r>
             <w:proofErr w:type="spellStart"/>
             <w:r>
@@ -58531,7 +57207,6 @@
             <w:pPr>
               <w:spacing w:after="0"/>
             </w:pPr>
-            <w:proofErr w:type="gramStart"/>
             <w:r>
               <w:rPr>
                 <w:b/>
@@ -58548,16 +57223,7 @@
                 <w:sz w:val="19"/>
                 <w:szCs w:val="19"/>
               </w:rPr>
-              <w:t>Yang</w:t>
-            </w:r>
-            <w:proofErr w:type="gramEnd"/>
-            <w:r>
-              <w:rPr>
-                <w:color w:val="22543D"/>
-                <w:sz w:val="19"/>
-                <w:szCs w:val="19"/>
-              </w:rPr>
-              <w:t xml:space="preserve"> </w:t>
+              <w:t xml:space="preserve">Yang </w:t>
             </w:r>
             <w:proofErr w:type="spellStart"/>
             <w:r>
